--- a/documento_grupo.docx
+++ b/documento_grupo.docx
@@ -18,6 +18,10 @@
     <w:p>
       <w:pPr>
         <w:jc w:val="center"/>
+        <w:rPr>
+          <w:color w:val="505050"/>
+          <w:sz w:val="22"/>
+        </w:rPr>
       </w:pPr>
       <w:r>
         <w:rPr>
@@ -30,12 +34,15 @@
     <w:tbl>
       <w:tblPr>
         <w:tblStyle w:val="Tabelacomgrade"/>
-        <w:tblW w:w="0" w:type="auto"/>
+        <w:tblW w:w="10368" w:type="dxa"/>
         <w:jc w:val="center"/>
         <w:tblLook w:val="04A0" w:firstRow="1" w:lastRow="0" w:firstColumn="1" w:lastColumn="0" w:noHBand="0" w:noVBand="1"/>
       </w:tblPr>
       <w:tblGrid>
-        <w:gridCol w:w="9964"/>
+        <w:gridCol w:w="85"/>
+        <w:gridCol w:w="5099"/>
+        <w:gridCol w:w="4855"/>
+        <w:gridCol w:w="329"/>
       </w:tblGrid>
       <w:tr>
         <w:trPr>
@@ -43,7 +50,195 @@
         </w:trPr>
         <w:tc>
           <w:tcPr>
-            <w:tcW w:w="9964" w:type="dxa"/>
+            <w:tcW w:w="5184" w:type="dxa"/>
+            <w:gridSpan w:val="2"/>
+            <w:shd w:val="clear" w:color="auto" w:fill="D9EAF7"/>
+            <w:tcMar>
+              <w:top w:w="80" w:type="dxa"/>
+              <w:left w:w="80" w:type="dxa"/>
+              <w:bottom w:w="80" w:type="dxa"/>
+              <w:right w:w="80" w:type="dxa"/>
+            </w:tcMar>
+            <w:vAlign w:val="center"/>
+          </w:tcPr>
+          <w:p>
+            <w:r>
+              <w:rPr>
+                <w:b/>
+              </w:rPr>
+              <w:t>Grupo</w:t>
+            </w:r>
+          </w:p>
+        </w:tc>
+        <w:tc>
+          <w:tcPr>
+            <w:tcW w:w="5184" w:type="dxa"/>
+            <w:gridSpan w:val="2"/>
+            <w:tcMar>
+              <w:top w:w="80" w:type="dxa"/>
+              <w:left w:w="80" w:type="dxa"/>
+              <w:bottom w:w="80" w:type="dxa"/>
+              <w:right w:w="80" w:type="dxa"/>
+            </w:tcMar>
+            <w:vAlign w:val="center"/>
+          </w:tcPr>
+          <w:p>
+            <w:r>
+              <w:t>4</w:t>
+            </w:r>
+          </w:p>
+        </w:tc>
+      </w:tr>
+      <w:tr>
+        <w:trPr>
+          <w:jc w:val="center"/>
+        </w:trPr>
+        <w:tc>
+          <w:tcPr>
+            <w:tcW w:w="5184" w:type="dxa"/>
+            <w:gridSpan w:val="2"/>
+            <w:shd w:val="clear" w:color="auto" w:fill="D9EAF7"/>
+            <w:tcMar>
+              <w:top w:w="80" w:type="dxa"/>
+              <w:left w:w="80" w:type="dxa"/>
+              <w:bottom w:w="80" w:type="dxa"/>
+              <w:right w:w="80" w:type="dxa"/>
+            </w:tcMar>
+            <w:vAlign w:val="center"/>
+          </w:tcPr>
+          <w:p>
+            <w:r>
+              <w:rPr>
+                <w:b/>
+              </w:rPr>
+              <w:t>Domínio</w:t>
+            </w:r>
+          </w:p>
+        </w:tc>
+        <w:tc>
+          <w:tcPr>
+            <w:tcW w:w="5184" w:type="dxa"/>
+            <w:gridSpan w:val="2"/>
+            <w:tcMar>
+              <w:top w:w="80" w:type="dxa"/>
+              <w:left w:w="80" w:type="dxa"/>
+              <w:bottom w:w="80" w:type="dxa"/>
+              <w:right w:w="80" w:type="dxa"/>
+            </w:tcMar>
+            <w:vAlign w:val="center"/>
+          </w:tcPr>
+          <w:p>
+            <w:r>
+              <w:t xml:space="preserve">Streaming </w:t>
+            </w:r>
+          </w:p>
+        </w:tc>
+      </w:tr>
+      <w:tr>
+        <w:trPr>
+          <w:jc w:val="center"/>
+        </w:trPr>
+        <w:tc>
+          <w:tcPr>
+            <w:tcW w:w="5184" w:type="dxa"/>
+            <w:gridSpan w:val="2"/>
+            <w:shd w:val="clear" w:color="auto" w:fill="D9EAF7"/>
+            <w:tcMar>
+              <w:top w:w="80" w:type="dxa"/>
+              <w:left w:w="80" w:type="dxa"/>
+              <w:bottom w:w="80" w:type="dxa"/>
+              <w:right w:w="80" w:type="dxa"/>
+            </w:tcMar>
+            <w:vAlign w:val="center"/>
+          </w:tcPr>
+          <w:p>
+            <w:r>
+              <w:rPr>
+                <w:b/>
+              </w:rPr>
+              <w:t>Integrantes</w:t>
+            </w:r>
+          </w:p>
+        </w:tc>
+        <w:tc>
+          <w:tcPr>
+            <w:tcW w:w="5184" w:type="dxa"/>
+            <w:gridSpan w:val="2"/>
+            <w:tcMar>
+              <w:top w:w="80" w:type="dxa"/>
+              <w:left w:w="80" w:type="dxa"/>
+              <w:bottom w:w="80" w:type="dxa"/>
+              <w:right w:w="80" w:type="dxa"/>
+            </w:tcMar>
+            <w:vAlign w:val="center"/>
+          </w:tcPr>
+          <w:p>
+            <w:r>
+              <w:t>Eduardo Lopes, Guilherme de Lima, Cleberson Santos,</w:t>
+            </w:r>
+            <w:r>
+              <w:t xml:space="preserve"> Douglas Alves Ribeiro, Victor Henrique Bayuk Pontes, Gabriel Joukoski de Carvalho</w:t>
+            </w:r>
+          </w:p>
+        </w:tc>
+      </w:tr>
+      <w:tr>
+        <w:trPr>
+          <w:jc w:val="center"/>
+        </w:trPr>
+        <w:tc>
+          <w:tcPr>
+            <w:tcW w:w="5184" w:type="dxa"/>
+            <w:gridSpan w:val="2"/>
+            <w:shd w:val="clear" w:color="auto" w:fill="D9EAF7"/>
+            <w:tcMar>
+              <w:top w:w="80" w:type="dxa"/>
+              <w:left w:w="80" w:type="dxa"/>
+              <w:bottom w:w="80" w:type="dxa"/>
+              <w:right w:w="80" w:type="dxa"/>
+            </w:tcMar>
+            <w:vAlign w:val="center"/>
+          </w:tcPr>
+          <w:p>
+            <w:r>
+              <w:rPr>
+                <w:b/>
+              </w:rPr>
+              <w:t>Nome do arquivo ZIP</w:t>
+            </w:r>
+          </w:p>
+        </w:tc>
+        <w:tc>
+          <w:tcPr>
+            <w:tcW w:w="5184" w:type="dxa"/>
+            <w:gridSpan w:val="2"/>
+            <w:tcMar>
+              <w:top w:w="80" w:type="dxa"/>
+              <w:left w:w="80" w:type="dxa"/>
+              <w:bottom w:w="80" w:type="dxa"/>
+              <w:right w:w="80" w:type="dxa"/>
+            </w:tcMar>
+            <w:vAlign w:val="center"/>
+          </w:tcPr>
+          <w:p>
+            <w:r>
+              <w:t>grupo_4_streaming.zip</w:t>
+            </w:r>
+          </w:p>
+        </w:tc>
+      </w:tr>
+      <w:tr>
+        <w:trPr>
+          <w:gridBefore w:val="1"/>
+          <w:gridAfter w:val="1"/>
+          <w:wBefore w:w="85" w:type="dxa"/>
+          <w:wAfter w:w="329" w:type="dxa"/>
+          <w:jc w:val="center"/>
+        </w:trPr>
+        <w:tc>
+          <w:tcPr>
+            <w:tcW w:w="9954" w:type="dxa"/>
+            <w:gridSpan w:val="2"/>
             <w:shd w:val="clear" w:color="auto" w:fill="E2F0D9"/>
             <w:tcMar>
               <w:top w:w="120" w:type="dxa"/>
@@ -93,58 +288,14 @@
       </w:r>
     </w:p>
     <w:p>
-      <w:proofErr w:type="spellStart"/>
       <w:r>
         <w:rPr>
           <w:b/>
         </w:rPr>
-        <w:t>Regra</w:t>
-      </w:r>
-      <w:proofErr w:type="spellEnd"/>
-      <w:r>
-        <w:rPr>
-          <w:b/>
-        </w:rPr>
-        <w:t xml:space="preserve"> do </w:t>
-      </w:r>
-      <w:proofErr w:type="spellStart"/>
-      <w:r>
-        <w:rPr>
-          <w:b/>
-        </w:rPr>
-        <w:t>projeto</w:t>
-      </w:r>
-      <w:proofErr w:type="spellEnd"/>
-      <w:r>
-        <w:rPr>
-          <w:b/>
-        </w:rPr>
-        <w:t xml:space="preserve"> </w:t>
-      </w:r>
-      <w:proofErr w:type="spellStart"/>
-      <w:r>
-        <w:rPr>
-          <w:b/>
-        </w:rPr>
-        <w:t>evolutivo</w:t>
-      </w:r>
-      <w:proofErr w:type="spellEnd"/>
-      <w:r>
-        <w:rPr>
-          <w:b/>
-        </w:rPr>
-        <w:t xml:space="preserve">: </w:t>
-      </w:r>
-      <w:r>
-        <w:t xml:space="preserve">não apagar e refazer tudo apenas porque </w:t>
-      </w:r>
-      <w:proofErr w:type="gramStart"/>
-      <w:r>
-        <w:t>a</w:t>
-      </w:r>
-      <w:proofErr w:type="gramEnd"/>
-      <w:r>
-        <w:t xml:space="preserve"> IA sugeriu outra solução. A equipe deve conseguir explicar o que existia, o que mudou e por que mudou.</w:t>
+        <w:t xml:space="preserve">Regra do projeto evolutivo: </w:t>
+      </w:r>
+      <w:r>
+        <w:t>não apagar e refazer tudo apenas porque a IA sugeriu outra solução. A equipe deve conseguir explicar o que existia, o que mudou e por que mudou.</w:t>
       </w:r>
     </w:p>
     <w:p>
@@ -166,9 +317,9 @@
         <w:tblLook w:val="04A0" w:firstRow="1" w:lastRow="0" w:firstColumn="1" w:lastColumn="0" w:noHBand="0" w:noVBand="1"/>
       </w:tblPr>
       <w:tblGrid>
-        <w:gridCol w:w="3321"/>
-        <w:gridCol w:w="3321"/>
-        <w:gridCol w:w="3321"/>
+        <w:gridCol w:w="3318"/>
+        <w:gridCol w:w="3318"/>
+        <w:gridCol w:w="3318"/>
       </w:tblGrid>
       <w:tr>
         <w:trPr>
@@ -546,31 +697,7 @@
         <w:pStyle w:val="Numerada"/>
       </w:pPr>
       <w:r>
-        <w:t xml:space="preserve">Qual responsabilidade essa </w:t>
-      </w:r>
-      <w:proofErr w:type="spellStart"/>
-      <w:r>
-        <w:t>classe</w:t>
-      </w:r>
-      <w:proofErr w:type="spellEnd"/>
-      <w:r>
-        <w:t xml:space="preserve"> </w:t>
-      </w:r>
-      <w:proofErr w:type="spellStart"/>
-      <w:r>
-        <w:t>possui</w:t>
-      </w:r>
-      <w:proofErr w:type="spellEnd"/>
-      <w:r>
-        <w:t xml:space="preserve"> no </w:t>
-      </w:r>
-      <w:proofErr w:type="spellStart"/>
-      <w:r>
-        <w:t>sistema</w:t>
-      </w:r>
-      <w:proofErr w:type="spellEnd"/>
-      <w:r>
-        <w:t>?</w:t>
+        <w:t>Qual responsabilidade essa classe possui no sistema?</w:t>
       </w:r>
     </w:p>
     <w:p>
@@ -594,15 +721,7 @@
         <w:pStyle w:val="Numerada"/>
       </w:pPr>
       <w:r>
-        <w:t xml:space="preserve">Existe algum atributo ou método que parece estar na classe errada? </w:t>
-      </w:r>
-      <w:proofErr w:type="spellStart"/>
-      <w:r>
-        <w:t>Justifique</w:t>
-      </w:r>
-      <w:proofErr w:type="spellEnd"/>
-      <w:r>
-        <w:t>.</w:t>
+        <w:t>Existe algum atributo ou método que parece estar na classe errada? Justifique.</w:t>
       </w:r>
     </w:p>
     <w:p>
@@ -624,13 +743,8 @@
         </w:numPr>
         <w:ind w:left="360" w:hanging="360"/>
       </w:pPr>
-      <w:proofErr w:type="spellStart"/>
-      <w:r>
-        <w:t>Assinatura</w:t>
-      </w:r>
-      <w:proofErr w:type="spellEnd"/>
-      <w:r>
-        <w:t xml:space="preserve">: </w:t>
+      <w:r>
+        <w:t xml:space="preserve">Assinatura: </w:t>
       </w:r>
     </w:p>
     <w:p>
@@ -641,53 +755,8 @@
           <w:numId w:val="10"/>
         </w:numPr>
       </w:pPr>
-      <w:proofErr w:type="spellStart"/>
-      <w:r>
-        <w:t>Representar</w:t>
-      </w:r>
-      <w:proofErr w:type="spellEnd"/>
-      <w:r>
-        <w:t xml:space="preserve"> o </w:t>
-      </w:r>
-      <w:proofErr w:type="spellStart"/>
-      <w:r>
-        <w:t>nível</w:t>
-      </w:r>
-      <w:proofErr w:type="spellEnd"/>
-      <w:r>
-        <w:t xml:space="preserve"> de </w:t>
-      </w:r>
-      <w:proofErr w:type="spellStart"/>
-      <w:r>
-        <w:t>acesso</w:t>
-      </w:r>
-      <w:proofErr w:type="spellEnd"/>
-      <w:r>
-        <w:t xml:space="preserve"> </w:t>
-      </w:r>
-      <w:proofErr w:type="spellStart"/>
-      <w:r>
-        <w:t>que</w:t>
-      </w:r>
-      <w:proofErr w:type="spellEnd"/>
-      <w:r>
-        <w:t xml:space="preserve"> um </w:t>
-      </w:r>
-      <w:proofErr w:type="spellStart"/>
-      <w:r>
-        <w:t>usuário</w:t>
-      </w:r>
-      <w:proofErr w:type="spellEnd"/>
-      <w:r>
-        <w:t xml:space="preserve"> </w:t>
-      </w:r>
-      <w:proofErr w:type="spellStart"/>
-      <w:r>
-        <w:t>contratou</w:t>
-      </w:r>
-      <w:proofErr w:type="spellEnd"/>
-      <w:r>
-        <w:t>.</w:t>
+      <w:r>
+        <w:t>Representar o nível de acesso que um usuário contratou.</w:t>
       </w:r>
     </w:p>
     <w:p>
@@ -699,18 +768,10 @@
         </w:numPr>
       </w:pPr>
       <w:r>
-        <w:t xml:space="preserve">O plano </w:t>
-      </w:r>
-      <w:proofErr w:type="spellStart"/>
-      <w:r>
-        <w:t>contratad</w:t>
-      </w:r>
-      <w:r>
-        <w:t>o</w:t>
-      </w:r>
-      <w:proofErr w:type="spellEnd"/>
-      <w:r>
-        <w:t>.</w:t>
+        <w:t>O plano contratad</w:t>
+      </w:r>
+      <w:r>
+        <w:t>o.</w:t>
       </w:r>
     </w:p>
     <w:p>
@@ -722,55 +783,7 @@
         </w:numPr>
       </w:pPr>
       <w:r>
-        <w:t xml:space="preserve">Validar o plano </w:t>
-      </w:r>
-      <w:proofErr w:type="spellStart"/>
-      <w:r>
-        <w:t>informado</w:t>
-      </w:r>
-      <w:proofErr w:type="spellEnd"/>
-      <w:r>
-        <w:t xml:space="preserve"> e </w:t>
-      </w:r>
-      <w:proofErr w:type="spellStart"/>
-      <w:r>
-        <w:t>verificar</w:t>
-      </w:r>
-      <w:proofErr w:type="spellEnd"/>
-      <w:r>
-        <w:t xml:space="preserve"> se o plano </w:t>
-      </w:r>
-      <w:proofErr w:type="spellStart"/>
-      <w:r>
-        <w:t>informado</w:t>
-      </w:r>
-      <w:proofErr w:type="spellEnd"/>
-      <w:r>
-        <w:t xml:space="preserve"> </w:t>
-      </w:r>
-      <w:proofErr w:type="spellStart"/>
-      <w:r>
-        <w:t>cobre</w:t>
-      </w:r>
-      <w:proofErr w:type="spellEnd"/>
-      <w:r>
-        <w:t xml:space="preserve"> um plano </w:t>
-      </w:r>
-      <w:proofErr w:type="spellStart"/>
-      <w:r>
-        <w:t>exigido</w:t>
-      </w:r>
-      <w:proofErr w:type="spellEnd"/>
-      <w:r>
-        <w:t xml:space="preserve"> no </w:t>
-      </w:r>
-      <w:proofErr w:type="spellStart"/>
-      <w:r>
-        <w:t>conteúdo</w:t>
-      </w:r>
-      <w:proofErr w:type="spellEnd"/>
-      <w:r>
-        <w:t>.</w:t>
+        <w:t>Validar o plano informado e verificar se o plano informado cobre um plano exigido no conteúdo.</w:t>
       </w:r>
     </w:p>
     <w:p>
@@ -782,331 +795,10 @@
         </w:numPr>
       </w:pPr>
       <w:r>
-        <w:t xml:space="preserve">Sim. A </w:t>
-      </w:r>
-      <w:proofErr w:type="spellStart"/>
-      <w:r>
-        <w:t>regra</w:t>
-      </w:r>
-      <w:proofErr w:type="spellEnd"/>
-      <w:r>
-        <w:t xml:space="preserve"> </w:t>
-      </w:r>
-      <w:proofErr w:type="spellStart"/>
-      <w:r>
-        <w:t>que</w:t>
-      </w:r>
-      <w:proofErr w:type="spellEnd"/>
-      <w:r>
-        <w:t xml:space="preserve"> </w:t>
-      </w:r>
-      <w:proofErr w:type="gramStart"/>
-      <w:r>
-        <w:t>decide</w:t>
-      </w:r>
-      <w:proofErr w:type="gramEnd"/>
-      <w:r>
-        <w:t xml:space="preserve"> se um </w:t>
-      </w:r>
-      <w:proofErr w:type="spellStart"/>
-      <w:r>
-        <w:t>usuário</w:t>
-      </w:r>
-      <w:proofErr w:type="spellEnd"/>
-      <w:r>
-        <w:t xml:space="preserve"> </w:t>
-      </w:r>
-      <w:proofErr w:type="spellStart"/>
-      <w:r>
-        <w:t>tem</w:t>
-      </w:r>
-      <w:proofErr w:type="spellEnd"/>
-      <w:r>
-        <w:t xml:space="preserve"> </w:t>
-      </w:r>
-      <w:proofErr w:type="spellStart"/>
-      <w:r>
-        <w:t>acesso</w:t>
-      </w:r>
-      <w:proofErr w:type="spellEnd"/>
-      <w:r>
-        <w:t xml:space="preserve"> </w:t>
-      </w:r>
-      <w:proofErr w:type="gramStart"/>
-      <w:r>
-        <w:t>a</w:t>
-      </w:r>
-      <w:proofErr w:type="gramEnd"/>
-      <w:r>
-        <w:t xml:space="preserve"> um </w:t>
-      </w:r>
-      <w:proofErr w:type="spellStart"/>
-      <w:r>
-        <w:t>conteúdo</w:t>
-      </w:r>
-      <w:proofErr w:type="spellEnd"/>
-      <w:r>
-        <w:t xml:space="preserve"> </w:t>
-      </w:r>
-      <w:proofErr w:type="spellStart"/>
-      <w:r>
-        <w:t>está</w:t>
-      </w:r>
-      <w:proofErr w:type="spellEnd"/>
-      <w:r>
-        <w:t xml:space="preserve"> </w:t>
-      </w:r>
-      <w:proofErr w:type="spellStart"/>
-      <w:r>
-        <w:t>em</w:t>
-      </w:r>
-      <w:proofErr w:type="spellEnd"/>
-      <w:r>
-        <w:t xml:space="preserve"> </w:t>
-      </w:r>
-      <w:proofErr w:type="spellStart"/>
-      <w:r>
-        <w:t>Catalogo.exibirCatalogo</w:t>
-      </w:r>
-      <w:proofErr w:type="spellEnd"/>
-      <w:proofErr w:type="gramStart"/>
-      <w:r>
-        <w:t>()</w:t>
-      </w:r>
-      <w:r>
-        <w:t>Dos</w:t>
-      </w:r>
-      <w:proofErr w:type="gramEnd"/>
-      <w:r>
-        <w:t xml:space="preserve"> dados </w:t>
-      </w:r>
-      <w:proofErr w:type="spellStart"/>
-      <w:r>
-        <w:t>usados</w:t>
-      </w:r>
-      <w:proofErr w:type="spellEnd"/>
-      <w:r>
-        <w:t xml:space="preserve"> </w:t>
-      </w:r>
-      <w:proofErr w:type="spellStart"/>
-      <w:r>
-        <w:t>nessa</w:t>
-      </w:r>
-      <w:proofErr w:type="spellEnd"/>
-      <w:r>
-        <w:t xml:space="preserve"> </w:t>
-      </w:r>
-      <w:proofErr w:type="spellStart"/>
-      <w:r>
-        <w:t>comparação</w:t>
-      </w:r>
-      <w:proofErr w:type="spellEnd"/>
-      <w:r>
-        <w:t xml:space="preserve">, </w:t>
-      </w:r>
-      <w:proofErr w:type="spellStart"/>
-      <w:r>
-        <w:t>nenhum</w:t>
-      </w:r>
-      <w:proofErr w:type="spellEnd"/>
-      <w:r>
-        <w:t xml:space="preserve"> é </w:t>
-      </w:r>
-      <w:proofErr w:type="spellStart"/>
-      <w:r>
-        <w:t>atributo</w:t>
-      </w:r>
-      <w:proofErr w:type="spellEnd"/>
-      <w:r>
-        <w:t xml:space="preserve"> do </w:t>
-      </w:r>
-      <w:proofErr w:type="spellStart"/>
-      <w:r>
-        <w:t>Catalogo</w:t>
-      </w:r>
-      <w:proofErr w:type="spellEnd"/>
-      <w:r>
-        <w:t xml:space="preserve">. Ele </w:t>
-      </w:r>
-      <w:proofErr w:type="spellStart"/>
-      <w:r>
-        <w:t>busca</w:t>
-      </w:r>
-      <w:proofErr w:type="spellEnd"/>
-      <w:r>
-        <w:t xml:space="preserve"> o plano </w:t>
-      </w:r>
-      <w:proofErr w:type="spellStart"/>
-      <w:r>
-        <w:t>dentro</w:t>
-      </w:r>
-      <w:proofErr w:type="spellEnd"/>
-      <w:r>
-        <w:t xml:space="preserve"> do </w:t>
-      </w:r>
-      <w:proofErr w:type="spellStart"/>
-      <w:r>
-        <w:t>Usuario</w:t>
-      </w:r>
-      <w:proofErr w:type="spellEnd"/>
-      <w:r>
-        <w:t xml:space="preserve">, </w:t>
-      </w:r>
-      <w:proofErr w:type="spellStart"/>
-      <w:r>
-        <w:t>que</w:t>
-      </w:r>
-      <w:proofErr w:type="spellEnd"/>
-      <w:r>
-        <w:t xml:space="preserve"> </w:t>
-      </w:r>
-      <w:proofErr w:type="spellStart"/>
-      <w:r>
-        <w:t>busca</w:t>
-      </w:r>
-      <w:proofErr w:type="spellEnd"/>
-      <w:r>
-        <w:t xml:space="preserve"> </w:t>
-      </w:r>
-      <w:proofErr w:type="spellStart"/>
-      <w:r>
-        <w:t>dentro</w:t>
-      </w:r>
-      <w:proofErr w:type="spellEnd"/>
-      <w:r>
-        <w:t xml:space="preserve"> da </w:t>
-      </w:r>
-      <w:proofErr w:type="spellStart"/>
-      <w:r>
-        <w:t>Assinatura</w:t>
-      </w:r>
-      <w:proofErr w:type="spellEnd"/>
-      <w:r>
-        <w:t xml:space="preserve">, e </w:t>
-      </w:r>
-      <w:proofErr w:type="spellStart"/>
-      <w:r>
-        <w:t>compara</w:t>
-      </w:r>
-      <w:proofErr w:type="spellEnd"/>
-      <w:r>
-        <w:t xml:space="preserve"> com o plano </w:t>
-      </w:r>
-      <w:proofErr w:type="spellStart"/>
-      <w:r>
-        <w:t>exigido</w:t>
-      </w:r>
-      <w:proofErr w:type="spellEnd"/>
-      <w:r>
-        <w:t xml:space="preserve"> </w:t>
-      </w:r>
-      <w:proofErr w:type="spellStart"/>
-      <w:r>
-        <w:t>pelo</w:t>
-      </w:r>
-      <w:proofErr w:type="spellEnd"/>
-      <w:r>
-        <w:t xml:space="preserve"> </w:t>
-      </w:r>
-      <w:proofErr w:type="spellStart"/>
-      <w:r>
-        <w:t>conteúdo</w:t>
-      </w:r>
-      <w:proofErr w:type="spellEnd"/>
-      <w:r>
-        <w:t xml:space="preserve">. O </w:t>
-      </w:r>
-      <w:proofErr w:type="spellStart"/>
-      <w:r>
-        <w:t>Catalogo</w:t>
-      </w:r>
-      <w:proofErr w:type="spellEnd"/>
-      <w:r>
-        <w:t xml:space="preserve"> </w:t>
-      </w:r>
-      <w:proofErr w:type="spellStart"/>
-      <w:r>
-        <w:t>só</w:t>
-      </w:r>
-      <w:proofErr w:type="spellEnd"/>
-      <w:r>
-        <w:t xml:space="preserve"> </w:t>
-      </w:r>
-      <w:proofErr w:type="spellStart"/>
-      <w:r>
-        <w:t>carrega</w:t>
-      </w:r>
-      <w:proofErr w:type="spellEnd"/>
-      <w:r>
-        <w:t xml:space="preserve"> </w:t>
-      </w:r>
-      <w:proofErr w:type="spellStart"/>
-      <w:r>
-        <w:t>informação</w:t>
-      </w:r>
-      <w:proofErr w:type="spellEnd"/>
-      <w:r>
-        <w:t xml:space="preserve"> </w:t>
-      </w:r>
-      <w:proofErr w:type="spellStart"/>
-      <w:r>
-        <w:t>alheia</w:t>
-      </w:r>
-      <w:proofErr w:type="spellEnd"/>
-      <w:r>
-        <w:t xml:space="preserve"> para </w:t>
-      </w:r>
-      <w:proofErr w:type="spellStart"/>
-      <w:r>
-        <w:t>decidir</w:t>
-      </w:r>
-      <w:proofErr w:type="spellEnd"/>
-      <w:r>
-        <w:t xml:space="preserve"> </w:t>
-      </w:r>
-      <w:proofErr w:type="spellStart"/>
-      <w:r>
-        <w:t>uma</w:t>
-      </w:r>
-      <w:proofErr w:type="spellEnd"/>
-      <w:r>
-        <w:t xml:space="preserve"> </w:t>
-      </w:r>
-      <w:proofErr w:type="spellStart"/>
-      <w:r>
-        <w:t>coisa</w:t>
-      </w:r>
-      <w:proofErr w:type="spellEnd"/>
-      <w:r>
-        <w:t xml:space="preserve"> </w:t>
-      </w:r>
-      <w:proofErr w:type="spellStart"/>
-      <w:r>
-        <w:t>que</w:t>
-      </w:r>
-      <w:proofErr w:type="spellEnd"/>
-      <w:r>
-        <w:t xml:space="preserve"> </w:t>
-      </w:r>
-      <w:proofErr w:type="spellStart"/>
-      <w:r>
-        <w:t>não</w:t>
-      </w:r>
-      <w:proofErr w:type="spellEnd"/>
-      <w:r>
-        <w:t xml:space="preserve"> é </w:t>
-      </w:r>
-      <w:proofErr w:type="spellStart"/>
-      <w:r>
-        <w:t>dele</w:t>
-      </w:r>
-      <w:proofErr w:type="spellEnd"/>
-      <w:r>
-        <w:t xml:space="preserve">. Essa </w:t>
-      </w:r>
-      <w:proofErr w:type="spellStart"/>
-      <w:r>
-        <w:t>decis</w:t>
+        <w:t>Sim. A regra que decide se um usuário tem acesso a um conteúdo está em Catalogo.exibirCatalogo()</w:t>
+      </w:r>
+      <w:r>
+        <w:t>Dos dados usados nessa comparação, nenhum é atributo do Catalogo. Ele busca o plano dentro do Usuario, que busca dentro da Assinatura, e compara com o plano exigido pelo conteúdo. O Catalogo só carrega informação alheia para decidir uma coisa que não é dele. Essa decis</w:t>
       </w:r>
       <w:r>
         <w:rPr>
@@ -1115,19 +807,7 @@
         <w:t>ã</w:t>
       </w:r>
       <w:r>
-        <w:t>o</w:t>
-      </w:r>
-      <w:proofErr w:type="spellEnd"/>
-      <w:r>
-        <w:t xml:space="preserve"> </w:t>
-      </w:r>
-      <w:proofErr w:type="spellStart"/>
-      <w:r>
-        <w:t>pertence</w:t>
-      </w:r>
-      <w:proofErr w:type="spellEnd"/>
-      <w:r>
-        <w:t xml:space="preserve"> </w:t>
+        <w:t xml:space="preserve">o pertence </w:t>
       </w:r>
       <w:r>
         <w:rPr>
@@ -1136,23 +816,7 @@
         <w:t>à</w:t>
       </w:r>
       <w:r>
-        <w:t xml:space="preserve"> </w:t>
-      </w:r>
-      <w:proofErr w:type="spellStart"/>
-      <w:r>
-        <w:t>Assinatura</w:t>
-      </w:r>
-      <w:proofErr w:type="spellEnd"/>
-      <w:r>
-        <w:t xml:space="preserve">, </w:t>
-      </w:r>
-      <w:proofErr w:type="spellStart"/>
-      <w:r>
-        <w:t>que</w:t>
-      </w:r>
-      <w:proofErr w:type="spellEnd"/>
-      <w:r>
-        <w:t xml:space="preserve"> </w:t>
+        <w:t xml:space="preserve"> Assinatura, que </w:t>
       </w:r>
       <w:r>
         <w:rPr>
@@ -1161,58 +825,7 @@
         <w:t>é</w:t>
       </w:r>
       <w:r>
-        <w:t xml:space="preserve"> quem </w:t>
-      </w:r>
-      <w:proofErr w:type="spellStart"/>
-      <w:r>
-        <w:t>conhece</w:t>
-      </w:r>
-      <w:proofErr w:type="spellEnd"/>
-      <w:r>
-        <w:t xml:space="preserve"> </w:t>
-      </w:r>
-      <w:proofErr w:type="spellStart"/>
-      <w:r>
-        <w:t>os</w:t>
-      </w:r>
-      <w:proofErr w:type="spellEnd"/>
-      <w:r>
-        <w:t xml:space="preserve"> </w:t>
-      </w:r>
-      <w:proofErr w:type="spellStart"/>
-      <w:r>
-        <w:t>planos</w:t>
-      </w:r>
-      <w:proofErr w:type="spellEnd"/>
-      <w:r>
-        <w:t xml:space="preserve">, </w:t>
-      </w:r>
-      <w:proofErr w:type="spellStart"/>
-      <w:r>
-        <w:t>acionada</w:t>
-      </w:r>
-      <w:proofErr w:type="spellEnd"/>
-      <w:r>
-        <w:t xml:space="preserve"> </w:t>
-      </w:r>
-      <w:proofErr w:type="spellStart"/>
-      <w:r>
-        <w:t>pelo</w:t>
-      </w:r>
-      <w:proofErr w:type="spellEnd"/>
-      <w:r>
-        <w:t xml:space="preserve"> </w:t>
-      </w:r>
-      <w:proofErr w:type="spellStart"/>
-      <w:r>
-        <w:t>Usuari</w:t>
-      </w:r>
-      <w:r>
-        <w:t>o</w:t>
-      </w:r>
-      <w:proofErr w:type="spellEnd"/>
-      <w:r>
-        <w:t>.</w:t>
+        <w:t xml:space="preserve"> quem conhece os planos, acionada pelo Usuario.</w:t>
       </w:r>
     </w:p>
     <w:p>
@@ -1223,12 +836,9 @@
           <w:numId w:val="0"/>
         </w:numPr>
       </w:pPr>
-      <w:proofErr w:type="spellStart"/>
-      <w:r>
-        <w:lastRenderedPageBreak/>
+      <w:r>
         <w:t>Usuario</w:t>
       </w:r>
-      <w:proofErr w:type="spellEnd"/>
     </w:p>
     <w:p>
       <w:pPr>
@@ -1238,29 +848,8 @@
           <w:numId w:val="13"/>
         </w:numPr>
       </w:pPr>
-      <w:proofErr w:type="spellStart"/>
-      <w:r>
-        <w:t>Representar</w:t>
-      </w:r>
-      <w:proofErr w:type="spellEnd"/>
-      <w:r>
-        <w:t xml:space="preserve"> um </w:t>
-      </w:r>
-      <w:proofErr w:type="spellStart"/>
-      <w:r>
-        <w:t>assinante</w:t>
-      </w:r>
-      <w:proofErr w:type="spellEnd"/>
-      <w:r>
-        <w:t xml:space="preserve"> do </w:t>
-      </w:r>
-      <w:proofErr w:type="spellStart"/>
-      <w:r>
-        <w:t>serviço</w:t>
-      </w:r>
-      <w:proofErr w:type="spellEnd"/>
-      <w:r>
-        <w:t xml:space="preserve"> de streaming.</w:t>
+      <w:r>
+        <w:t>Representar um assinante do serviço de streaming.</w:t>
       </w:r>
     </w:p>
     <w:p>
@@ -1272,71 +861,7 @@
         </w:numPr>
       </w:pPr>
       <w:r>
-        <w:t xml:space="preserve">O </w:t>
-      </w:r>
-      <w:proofErr w:type="spellStart"/>
-      <w:r>
-        <w:t>nome</w:t>
-      </w:r>
-      <w:proofErr w:type="spellEnd"/>
-      <w:r>
-        <w:t xml:space="preserve">, </w:t>
-      </w:r>
-      <w:proofErr w:type="gramStart"/>
-      <w:r>
-        <w:t>a</w:t>
-      </w:r>
-      <w:proofErr w:type="gramEnd"/>
-      <w:r>
-        <w:t xml:space="preserve"> </w:t>
-      </w:r>
-      <w:proofErr w:type="spellStart"/>
-      <w:r>
-        <w:t>assinatura</w:t>
-      </w:r>
-      <w:proofErr w:type="spellEnd"/>
-      <w:r>
-        <w:t xml:space="preserve"> </w:t>
-      </w:r>
-      <w:proofErr w:type="spellStart"/>
-      <w:r>
-        <w:t>contratada</w:t>
-      </w:r>
-      <w:proofErr w:type="spellEnd"/>
-      <w:r>
-        <w:t xml:space="preserve"> e as </w:t>
-      </w:r>
-      <w:proofErr w:type="spellStart"/>
-      <w:r>
-        <w:t>listas</w:t>
-      </w:r>
-      <w:proofErr w:type="spellEnd"/>
-      <w:r>
-        <w:t xml:space="preserve"> de </w:t>
-      </w:r>
-      <w:proofErr w:type="spellStart"/>
-      <w:r>
-        <w:t>filmes</w:t>
-      </w:r>
-      <w:proofErr w:type="spellEnd"/>
-      <w:r>
-        <w:t xml:space="preserve"> e </w:t>
-      </w:r>
-      <w:proofErr w:type="spellStart"/>
-      <w:r>
-        <w:t>séries</w:t>
-      </w:r>
-      <w:proofErr w:type="spellEnd"/>
-      <w:r>
-        <w:t xml:space="preserve"> </w:t>
-      </w:r>
-      <w:proofErr w:type="spellStart"/>
-      <w:r>
-        <w:t>favoritos</w:t>
-      </w:r>
-      <w:proofErr w:type="spellEnd"/>
-      <w:r>
-        <w:t>.</w:t>
+        <w:t>O nome, a assinatura contratada e as listas de filmes e séries favoritos.</w:t>
       </w:r>
     </w:p>
     <w:p>
@@ -1347,96 +872,11 @@
           <w:numId w:val="13"/>
         </w:numPr>
       </w:pPr>
-      <w:proofErr w:type="spellStart"/>
-      <w:r>
-        <w:t>Adicionar</w:t>
-      </w:r>
-      <w:proofErr w:type="spellEnd"/>
-      <w:r>
-        <w:t xml:space="preserve"> </w:t>
-      </w:r>
-      <w:proofErr w:type="spellStart"/>
-      <w:r>
-        <w:t>conteúdo</w:t>
-      </w:r>
-      <w:proofErr w:type="spellEnd"/>
-      <w:r>
-        <w:t xml:space="preserve"> </w:t>
-      </w:r>
-      <w:proofErr w:type="spellStart"/>
-      <w:r>
-        <w:t>aos</w:t>
-      </w:r>
-      <w:proofErr w:type="spellEnd"/>
-      <w:r>
-        <w:t xml:space="preserve"> </w:t>
-      </w:r>
-      <w:proofErr w:type="spellStart"/>
-      <w:r>
-        <w:t>favoritos</w:t>
-      </w:r>
-      <w:proofErr w:type="spellEnd"/>
-      <w:r>
-        <w:t xml:space="preserve">, </w:t>
-      </w:r>
-      <w:proofErr w:type="spellStart"/>
-      <w:r>
-        <w:t>exibir</w:t>
-      </w:r>
-      <w:proofErr w:type="spellEnd"/>
-      <w:r>
-        <w:t xml:space="preserve"> </w:t>
-      </w:r>
-      <w:proofErr w:type="spellStart"/>
-      <w:r>
-        <w:t>seus</w:t>
-      </w:r>
-      <w:proofErr w:type="spellEnd"/>
-      <w:r>
-        <w:t xml:space="preserve"> </w:t>
-      </w:r>
-      <w:proofErr w:type="spellStart"/>
-      <w:r>
-        <w:t>favoritos</w:t>
-      </w:r>
-      <w:proofErr w:type="spellEnd"/>
-      <w:r>
-        <w:t xml:space="preserve"> e responder se </w:t>
-      </w:r>
-      <w:proofErr w:type="spellStart"/>
-      <w:r>
-        <w:t>pode</w:t>
-      </w:r>
-      <w:proofErr w:type="spellEnd"/>
-      <w:r>
-        <w:t xml:space="preserve"> </w:t>
-      </w:r>
-      <w:proofErr w:type="spellStart"/>
-      <w:r>
-        <w:t>assistir</w:t>
-      </w:r>
-      <w:proofErr w:type="spellEnd"/>
-      <w:r>
-        <w:t xml:space="preserve"> </w:t>
-      </w:r>
-      <w:proofErr w:type="spellStart"/>
-      <w:r>
-        <w:t>determinado</w:t>
-      </w:r>
-      <w:proofErr w:type="spellEnd"/>
-      <w:r>
-        <w:t xml:space="preserve"> </w:t>
-      </w:r>
-      <w:proofErr w:type="spellStart"/>
-      <w:r>
-        <w:t>conteúd</w:t>
-      </w:r>
-      <w:r>
-        <w:t>o</w:t>
-      </w:r>
-      <w:proofErr w:type="spellEnd"/>
-      <w:r>
-        <w:t>.</w:t>
+      <w:r>
+        <w:t>Adicionar conteúdo aos favoritos, exibir seus favoritos e responder se pode assistir determinado conteúd</w:t>
+      </w:r>
+      <w:r>
+        <w:t>o.</w:t>
       </w:r>
     </w:p>
     <w:p>
@@ -1448,164 +888,7 @@
         </w:numPr>
       </w:pPr>
       <w:r>
-        <w:t xml:space="preserve">Sim. O </w:t>
-      </w:r>
-      <w:proofErr w:type="spellStart"/>
-      <w:proofErr w:type="gramStart"/>
-      <w:r>
-        <w:t>getAssinatura</w:t>
-      </w:r>
-      <w:proofErr w:type="spellEnd"/>
-      <w:r>
-        <w:t>(</w:t>
-      </w:r>
-      <w:proofErr w:type="gramEnd"/>
-      <w:r>
-        <w:t xml:space="preserve">) </w:t>
-      </w:r>
-      <w:proofErr w:type="spellStart"/>
-      <w:r>
-        <w:t>entrega</w:t>
-      </w:r>
-      <w:proofErr w:type="spellEnd"/>
-      <w:r>
-        <w:t xml:space="preserve"> o </w:t>
-      </w:r>
-      <w:proofErr w:type="spellStart"/>
-      <w:r>
-        <w:t>objeto</w:t>
-      </w:r>
-      <w:proofErr w:type="spellEnd"/>
-      <w:r>
-        <w:t xml:space="preserve"> </w:t>
-      </w:r>
-      <w:proofErr w:type="spellStart"/>
-      <w:r>
-        <w:t>Assinatura</w:t>
-      </w:r>
-      <w:proofErr w:type="spellEnd"/>
-      <w:r>
-        <w:t xml:space="preserve"> </w:t>
-      </w:r>
-      <w:proofErr w:type="spellStart"/>
-      <w:r>
-        <w:t>inteiro</w:t>
-      </w:r>
-      <w:proofErr w:type="spellEnd"/>
-      <w:r>
-        <w:t xml:space="preserve"> para </w:t>
-      </w:r>
-      <w:proofErr w:type="spellStart"/>
-      <w:r>
-        <w:t>que</w:t>
-      </w:r>
-      <w:proofErr w:type="spellEnd"/>
-      <w:r>
-        <w:t xml:space="preserve"> </w:t>
-      </w:r>
-      <w:proofErr w:type="spellStart"/>
-      <w:r>
-        <w:t>o</w:t>
-      </w:r>
-      <w:proofErr w:type="spellEnd"/>
-      <w:r>
-        <w:t xml:space="preserve"> </w:t>
-      </w:r>
-      <w:proofErr w:type="spellStart"/>
-      <w:r>
-        <w:t>Catalogo</w:t>
-      </w:r>
-      <w:proofErr w:type="spellEnd"/>
-      <w:r>
-        <w:t xml:space="preserve"> </w:t>
-      </w:r>
-      <w:proofErr w:type="spellStart"/>
-      <w:r>
-        <w:t>decida</w:t>
-      </w:r>
-      <w:proofErr w:type="spellEnd"/>
-      <w:r>
-        <w:t xml:space="preserve"> o </w:t>
-      </w:r>
-      <w:proofErr w:type="spellStart"/>
-      <w:r>
-        <w:t>acesso</w:t>
-      </w:r>
-      <w:proofErr w:type="spellEnd"/>
-      <w:r>
-        <w:t xml:space="preserve">. Quem </w:t>
-      </w:r>
-      <w:proofErr w:type="spellStart"/>
-      <w:r>
-        <w:t>deveria</w:t>
-      </w:r>
-      <w:proofErr w:type="spellEnd"/>
-      <w:r>
-        <w:t xml:space="preserve"> responder se o </w:t>
-      </w:r>
-      <w:proofErr w:type="spellStart"/>
-      <w:r>
-        <w:t>usuário</w:t>
-      </w:r>
-      <w:proofErr w:type="spellEnd"/>
-      <w:r>
-        <w:t xml:space="preserve"> </w:t>
-      </w:r>
-      <w:proofErr w:type="spellStart"/>
-      <w:r>
-        <w:t>pode</w:t>
-      </w:r>
-      <w:proofErr w:type="spellEnd"/>
-      <w:r>
-        <w:t xml:space="preserve"> </w:t>
-      </w:r>
-      <w:proofErr w:type="spellStart"/>
-      <w:r>
-        <w:t>assistir</w:t>
-      </w:r>
-      <w:proofErr w:type="spellEnd"/>
-      <w:r>
-        <w:t xml:space="preserve"> é o </w:t>
-      </w:r>
-      <w:proofErr w:type="spellStart"/>
-      <w:r>
-        <w:t>próprio</w:t>
-      </w:r>
-      <w:proofErr w:type="spellEnd"/>
-      <w:r>
-        <w:t xml:space="preserve"> </w:t>
-      </w:r>
-      <w:proofErr w:type="spellStart"/>
-      <w:r>
-        <w:t>Usuario</w:t>
-      </w:r>
-      <w:proofErr w:type="spellEnd"/>
-      <w:r>
-        <w:t xml:space="preserve">, </w:t>
-      </w:r>
-      <w:proofErr w:type="spellStart"/>
-      <w:r>
-        <w:t>perguntando</w:t>
-      </w:r>
-      <w:proofErr w:type="spellEnd"/>
-      <w:r>
-        <w:t xml:space="preserve"> à </w:t>
-      </w:r>
-      <w:proofErr w:type="spellStart"/>
-      <w:r>
-        <w:t>sua</w:t>
-      </w:r>
-      <w:proofErr w:type="spellEnd"/>
-      <w:r>
-        <w:t xml:space="preserve"> </w:t>
-      </w:r>
-      <w:proofErr w:type="spellStart"/>
-      <w:r>
-        <w:t>assinatura</w:t>
-      </w:r>
-      <w:proofErr w:type="spellEnd"/>
-      <w:r>
-        <w:t>.</w:t>
+        <w:t>Sim. O getAssinatura() entrega o objeto Assinatura inteiro para que o Catalogo decida o acesso. Quem deveria responder se o usuário pode assistir é o próprio Usuario, perguntando à sua assinatura.</w:t>
       </w:r>
     </w:p>
     <w:p>
@@ -1639,37 +922,8 @@
           <w:numId w:val="14"/>
         </w:numPr>
       </w:pPr>
-      <w:proofErr w:type="spellStart"/>
-      <w:r>
-        <w:t>Representar</w:t>
-      </w:r>
-      <w:proofErr w:type="spellEnd"/>
-      <w:r>
-        <w:t xml:space="preserve"> </w:t>
-      </w:r>
-      <w:proofErr w:type="spellStart"/>
-      <w:r>
-        <w:t>uma</w:t>
-      </w:r>
-      <w:proofErr w:type="spellEnd"/>
-      <w:r>
-        <w:t xml:space="preserve"> </w:t>
-      </w:r>
-      <w:proofErr w:type="spellStart"/>
-      <w:r>
-        <w:t>série</w:t>
-      </w:r>
-      <w:proofErr w:type="spellEnd"/>
-      <w:r>
-        <w:t xml:space="preserve"> do </w:t>
-      </w:r>
-      <w:proofErr w:type="spellStart"/>
-      <w:r>
-        <w:t>catálogo</w:t>
-      </w:r>
-      <w:proofErr w:type="spellEnd"/>
-      <w:r>
-        <w:t>.</w:t>
+      <w:r>
+        <w:t>Representar uma série do catálogo.</w:t>
       </w:r>
     </w:p>
     <w:p>
@@ -1680,53 +934,8 @@
           <w:numId w:val="14"/>
         </w:numPr>
       </w:pPr>
-      <w:proofErr w:type="spellStart"/>
-      <w:r>
-        <w:t>título</w:t>
-      </w:r>
-      <w:proofErr w:type="spellEnd"/>
-      <w:r>
-        <w:t xml:space="preserve">, a </w:t>
-      </w:r>
-      <w:proofErr w:type="spellStart"/>
-      <w:r>
-        <w:t>sinopse</w:t>
-      </w:r>
-      <w:proofErr w:type="spellEnd"/>
-      <w:r>
-        <w:t xml:space="preserve">, o plano </w:t>
-      </w:r>
-      <w:proofErr w:type="spellStart"/>
-      <w:r>
-        <w:t>necessário</w:t>
-      </w:r>
-      <w:proofErr w:type="spellEnd"/>
-      <w:r>
-        <w:t xml:space="preserve"> para </w:t>
-      </w:r>
-      <w:proofErr w:type="spellStart"/>
-      <w:r>
-        <w:t>assistir</w:t>
-      </w:r>
-      <w:proofErr w:type="spellEnd"/>
-      <w:r>
-        <w:t xml:space="preserve"> e a </w:t>
-      </w:r>
-      <w:proofErr w:type="spellStart"/>
-      <w:r>
-        <w:t>lista</w:t>
-      </w:r>
-      <w:proofErr w:type="spellEnd"/>
-      <w:r>
-        <w:t xml:space="preserve"> de </w:t>
-      </w:r>
-      <w:proofErr w:type="spellStart"/>
-      <w:r>
-        <w:t>episódios</w:t>
-      </w:r>
-      <w:proofErr w:type="spellEnd"/>
-      <w:r>
-        <w:t>.</w:t>
+      <w:r>
+        <w:t>título, a sinopse, o plano necessário para assistir e a lista de episódios.</w:t>
       </w:r>
     </w:p>
     <w:p>
@@ -1737,61 +946,8 @@
           <w:numId w:val="14"/>
         </w:numPr>
       </w:pPr>
-      <w:proofErr w:type="spellStart"/>
-      <w:r>
-        <w:t>Adicionar</w:t>
-      </w:r>
-      <w:proofErr w:type="spellEnd"/>
-      <w:r>
-        <w:t xml:space="preserve"> </w:t>
-      </w:r>
-      <w:proofErr w:type="spellStart"/>
-      <w:r>
-        <w:t>episódios</w:t>
-      </w:r>
-      <w:proofErr w:type="spellEnd"/>
-      <w:r>
-        <w:t xml:space="preserve"> à </w:t>
-      </w:r>
-      <w:proofErr w:type="spellStart"/>
-      <w:r>
-        <w:t>sua</w:t>
-      </w:r>
-      <w:proofErr w:type="spellEnd"/>
-      <w:r>
-        <w:t xml:space="preserve"> </w:t>
-      </w:r>
-      <w:proofErr w:type="spellStart"/>
-      <w:r>
-        <w:t>lista</w:t>
-      </w:r>
-      <w:proofErr w:type="spellEnd"/>
-      <w:r>
-        <w:t xml:space="preserve"> e </w:t>
-      </w:r>
-      <w:proofErr w:type="spellStart"/>
-      <w:r>
-        <w:t>exibir</w:t>
-      </w:r>
-      <w:proofErr w:type="spellEnd"/>
-      <w:r>
-        <w:t xml:space="preserve"> </w:t>
-      </w:r>
-      <w:proofErr w:type="spellStart"/>
-      <w:r>
-        <w:t>suas</w:t>
-      </w:r>
-      <w:proofErr w:type="spellEnd"/>
-      <w:r>
-        <w:t xml:space="preserve"> </w:t>
-      </w:r>
-      <w:proofErr w:type="spellStart"/>
-      <w:r>
-        <w:t>informações</w:t>
-      </w:r>
-      <w:proofErr w:type="spellEnd"/>
-      <w:r>
-        <w:t>.</w:t>
+      <w:r>
+        <w:t>Adicionar episódios à sua lista e exibir suas informações.</w:t>
       </w:r>
     </w:p>
     <w:p>
@@ -1803,81 +959,10 @@
         </w:numPr>
       </w:pPr>
       <w:r>
-        <w:t xml:space="preserve">Sim. A Serie </w:t>
-      </w:r>
-      <w:proofErr w:type="spellStart"/>
-      <w:r>
-        <w:t>valida</w:t>
-      </w:r>
-      <w:proofErr w:type="spellEnd"/>
-      <w:r>
-        <w:t xml:space="preserve"> </w:t>
-      </w:r>
-      <w:proofErr w:type="spellStart"/>
-      <w:r>
-        <w:t>que</w:t>
-      </w:r>
-      <w:proofErr w:type="spellEnd"/>
-      <w:r>
-        <w:t xml:space="preserve"> </w:t>
-      </w:r>
-      <w:proofErr w:type="spellStart"/>
-      <w:r>
-        <w:t>planoNecessario</w:t>
-      </w:r>
-      <w:proofErr w:type="spellEnd"/>
-      <w:r>
-        <w:t xml:space="preserve"> </w:t>
-      </w:r>
-      <w:proofErr w:type="spellStart"/>
-      <w:r>
-        <w:t>não</w:t>
-      </w:r>
-      <w:proofErr w:type="spellEnd"/>
-      <w:r>
-        <w:t xml:space="preserve"> </w:t>
-      </w:r>
-      <w:proofErr w:type="spellStart"/>
-      <w:r>
-        <w:t>está</w:t>
-      </w:r>
-      <w:proofErr w:type="spellEnd"/>
-      <w:r>
-        <w:t xml:space="preserve"> </w:t>
-      </w:r>
-      <w:proofErr w:type="spellStart"/>
-      <w:r>
-        <w:t>vazio</w:t>
-      </w:r>
-      <w:proofErr w:type="spellEnd"/>
-      <w:r>
-        <w:t xml:space="preserve">, mas </w:t>
-      </w:r>
-      <w:proofErr w:type="spellStart"/>
-      <w:proofErr w:type="gramStart"/>
-      <w:r>
-        <w:t>não</w:t>
-      </w:r>
-      <w:proofErr w:type="spellEnd"/>
-      <w:proofErr w:type="gramEnd"/>
-      <w:r>
-        <w:t xml:space="preserve"> </w:t>
-      </w:r>
-      <w:proofErr w:type="spellStart"/>
-      <w:r>
-        <w:t>valida</w:t>
-      </w:r>
-      <w:proofErr w:type="spellEnd"/>
-      <w:r>
-        <w:t xml:space="preserve"> se esse plano </w:t>
-      </w:r>
-      <w:proofErr w:type="spellStart"/>
-      <w:r>
-        <w:t>existe</w:t>
-      </w:r>
-      <w:proofErr w:type="spellEnd"/>
-      <w:r>
-        <w:t>.</w:t>
+        <w:t xml:space="preserve">Sim. </w:t>
+      </w:r>
+      <w:r>
+        <w:t>Assinatura valida planos agora. Serie só confirma que planoNecessario não está vazio. Assinatura conhece os três planos válidos (Basico, Padrao, Premium) e valida se o plano existe.</w:t>
       </w:r>
     </w:p>
     <w:p>
@@ -1899,11 +984,9 @@
         </w:numPr>
         <w:ind w:left="360" w:hanging="360"/>
       </w:pPr>
-      <w:proofErr w:type="spellStart"/>
       <w:r>
         <w:t>Episodio</w:t>
       </w:r>
-      <w:proofErr w:type="spellEnd"/>
     </w:p>
     <w:p>
       <w:pPr>
@@ -1913,37 +996,8 @@
           <w:numId w:val="16"/>
         </w:numPr>
       </w:pPr>
-      <w:proofErr w:type="spellStart"/>
-      <w:r>
-        <w:t>Representar</w:t>
-      </w:r>
-      <w:proofErr w:type="spellEnd"/>
-      <w:r>
-        <w:t xml:space="preserve"> um </w:t>
-      </w:r>
-      <w:proofErr w:type="spellStart"/>
-      <w:r>
-        <w:t>episódio</w:t>
-      </w:r>
-      <w:proofErr w:type="spellEnd"/>
-      <w:r>
-        <w:t xml:space="preserve"> de </w:t>
-      </w:r>
-      <w:proofErr w:type="spellStart"/>
-      <w:r>
-        <w:t>uma</w:t>
-      </w:r>
-      <w:proofErr w:type="spellEnd"/>
-      <w:r>
-        <w:t xml:space="preserve"> </w:t>
-      </w:r>
-      <w:proofErr w:type="spellStart"/>
-      <w:r>
-        <w:t>série</w:t>
-      </w:r>
-      <w:proofErr w:type="spellEnd"/>
-      <w:r>
-        <w:t>.</w:t>
+      <w:r>
+        <w:t>Representar um episódio de uma série.</w:t>
       </w:r>
     </w:p>
     <w:p>
@@ -1955,55 +1009,7 @@
         </w:numPr>
       </w:pPr>
       <w:r>
-        <w:t xml:space="preserve">O </w:t>
-      </w:r>
-      <w:proofErr w:type="spellStart"/>
-      <w:r>
-        <w:t>nome</w:t>
-      </w:r>
-      <w:proofErr w:type="spellEnd"/>
-      <w:r>
-        <w:t xml:space="preserve">, o </w:t>
-      </w:r>
-      <w:proofErr w:type="spellStart"/>
-      <w:r>
-        <w:t>número</w:t>
-      </w:r>
-      <w:proofErr w:type="spellEnd"/>
-      <w:r>
-        <w:t xml:space="preserve"> do </w:t>
-      </w:r>
-      <w:proofErr w:type="spellStart"/>
-      <w:r>
-        <w:t>episódio</w:t>
-      </w:r>
-      <w:proofErr w:type="spellEnd"/>
-      <w:r>
-        <w:t xml:space="preserve">, a </w:t>
-      </w:r>
-      <w:proofErr w:type="spellStart"/>
-      <w:r>
-        <w:t>temporada</w:t>
-      </w:r>
-      <w:proofErr w:type="spellEnd"/>
-      <w:r>
-        <w:t xml:space="preserve">, a </w:t>
-      </w:r>
-      <w:proofErr w:type="spellStart"/>
-      <w:r>
-        <w:t>descrição</w:t>
-      </w:r>
-      <w:proofErr w:type="spellEnd"/>
-      <w:r>
-        <w:t xml:space="preserve"> e a data de </w:t>
-      </w:r>
-      <w:proofErr w:type="spellStart"/>
-      <w:r>
-        <w:t>lançamento</w:t>
-      </w:r>
-      <w:proofErr w:type="spellEnd"/>
-      <w:r>
-        <w:t>.</w:t>
+        <w:t>O nome, o número do episódio, a temporada, a descrição e a data de lançamento.</w:t>
       </w:r>
     </w:p>
     <w:p>
@@ -2014,125 +1020,8 @@
           <w:numId w:val="16"/>
         </w:numPr>
       </w:pPr>
-      <w:proofErr w:type="spellStart"/>
-      <w:r>
-        <w:t>Informar</w:t>
-      </w:r>
-      <w:proofErr w:type="spellEnd"/>
-      <w:r>
-        <w:t xml:space="preserve"> </w:t>
-      </w:r>
-      <w:proofErr w:type="spellStart"/>
-      <w:r>
-        <w:t>seus</w:t>
-      </w:r>
-      <w:proofErr w:type="spellEnd"/>
-      <w:r>
-        <w:t xml:space="preserve"> </w:t>
-      </w:r>
-      <w:proofErr w:type="spellStart"/>
-      <w:r>
-        <w:t>próprios</w:t>
-      </w:r>
-      <w:proofErr w:type="spellEnd"/>
-      <w:r>
-        <w:t xml:space="preserve"> dados </w:t>
-      </w:r>
-      <w:proofErr w:type="spellStart"/>
-      <w:r>
-        <w:t>formatados</w:t>
-      </w:r>
-      <w:proofErr w:type="spellEnd"/>
-      <w:r>
-        <w:t xml:space="preserve">. </w:t>
-      </w:r>
-      <w:proofErr w:type="spellStart"/>
-      <w:r>
-        <w:t>Hoje</w:t>
-      </w:r>
-      <w:proofErr w:type="spellEnd"/>
-      <w:r>
-        <w:t xml:space="preserve"> é a </w:t>
-      </w:r>
-      <w:proofErr w:type="spellStart"/>
-      <w:r>
-        <w:t>única</w:t>
-      </w:r>
-      <w:proofErr w:type="spellEnd"/>
-      <w:r>
-        <w:t xml:space="preserve"> </w:t>
-      </w:r>
-      <w:proofErr w:type="spellStart"/>
-      <w:r>
-        <w:t>ação</w:t>
-      </w:r>
-      <w:proofErr w:type="spellEnd"/>
-      <w:r>
-        <w:t xml:space="preserve"> </w:t>
-      </w:r>
-      <w:proofErr w:type="spellStart"/>
-      <w:r>
-        <w:t>que</w:t>
-      </w:r>
-      <w:proofErr w:type="spellEnd"/>
-      <w:r>
-        <w:t xml:space="preserve"> </w:t>
-      </w:r>
-      <w:proofErr w:type="spellStart"/>
-      <w:r>
-        <w:t>possui</w:t>
-      </w:r>
-      <w:proofErr w:type="spellEnd"/>
-      <w:r>
-        <w:t xml:space="preserve">, e é </w:t>
-      </w:r>
-      <w:proofErr w:type="spellStart"/>
-      <w:r>
-        <w:t>apenas</w:t>
-      </w:r>
-      <w:proofErr w:type="spellEnd"/>
-      <w:r>
-        <w:t xml:space="preserve"> </w:t>
-      </w:r>
-      <w:proofErr w:type="spellStart"/>
-      <w:r>
-        <w:t>formatação</w:t>
-      </w:r>
-      <w:proofErr w:type="spellEnd"/>
-      <w:r>
-        <w:t xml:space="preserve"> de </w:t>
-      </w:r>
-      <w:proofErr w:type="spellStart"/>
-      <w:r>
-        <w:t>texto</w:t>
-      </w:r>
-      <w:proofErr w:type="spellEnd"/>
-      <w:r>
-        <w:t xml:space="preserve">, </w:t>
-      </w:r>
-      <w:proofErr w:type="spellStart"/>
-      <w:r>
-        <w:t>sem</w:t>
-      </w:r>
-      <w:proofErr w:type="spellEnd"/>
-      <w:r>
-        <w:t xml:space="preserve"> </w:t>
-      </w:r>
-      <w:proofErr w:type="spellStart"/>
-      <w:r>
-        <w:t>regra</w:t>
-      </w:r>
-      <w:proofErr w:type="spellEnd"/>
-      <w:r>
-        <w:t xml:space="preserve"> de </w:t>
-      </w:r>
-      <w:proofErr w:type="spellStart"/>
-      <w:r>
-        <w:t>negócio</w:t>
-      </w:r>
-      <w:proofErr w:type="spellEnd"/>
-      <w:r>
-        <w:t>.</w:t>
+      <w:r>
+        <w:t>Informar seus próprios dados formatados. Hoje é a única ação que possui, e é apenas formatação de texto, sem regra de negócio.</w:t>
       </w:r>
     </w:p>
     <w:p>
@@ -2143,106 +1032,14 @@
           <w:numId w:val="16"/>
         </w:numPr>
       </w:pPr>
-      <w:proofErr w:type="spellStart"/>
-      <w:proofErr w:type="gramStart"/>
       <w:r>
         <w:t>Não</w:t>
       </w:r>
-      <w:proofErr w:type="spellEnd"/>
-      <w:proofErr w:type="gramEnd"/>
       <w:r>
         <w:t xml:space="preserve">. </w:t>
       </w:r>
       <w:r>
-        <w:t xml:space="preserve">Todos </w:t>
-      </w:r>
-      <w:proofErr w:type="spellStart"/>
-      <w:r>
-        <w:t>os</w:t>
-      </w:r>
-      <w:proofErr w:type="spellEnd"/>
-      <w:r>
-        <w:t xml:space="preserve"> </w:t>
-      </w:r>
-      <w:proofErr w:type="spellStart"/>
-      <w:r>
-        <w:t>atributos</w:t>
-      </w:r>
-      <w:proofErr w:type="spellEnd"/>
-      <w:r>
-        <w:t xml:space="preserve"> </w:t>
-      </w:r>
-      <w:proofErr w:type="spellStart"/>
-      <w:r>
-        <w:t>pertencem</w:t>
-      </w:r>
-      <w:proofErr w:type="spellEnd"/>
-      <w:r>
-        <w:t xml:space="preserve"> </w:t>
-      </w:r>
-      <w:proofErr w:type="spellStart"/>
-      <w:r>
-        <w:t>ao</w:t>
-      </w:r>
-      <w:proofErr w:type="spellEnd"/>
-      <w:r>
-        <w:t xml:space="preserve"> </w:t>
-      </w:r>
-      <w:proofErr w:type="spellStart"/>
-      <w:r>
-        <w:t>episódio</w:t>
-      </w:r>
-      <w:proofErr w:type="spellEnd"/>
-      <w:r>
-        <w:t xml:space="preserve"> e o </w:t>
-      </w:r>
-      <w:proofErr w:type="spellStart"/>
-      <w:r>
-        <w:t>único</w:t>
-      </w:r>
-      <w:proofErr w:type="spellEnd"/>
-      <w:r>
-        <w:t xml:space="preserve"> </w:t>
-      </w:r>
-      <w:proofErr w:type="spellStart"/>
-      <w:r>
-        <w:t>método</w:t>
-      </w:r>
-      <w:proofErr w:type="spellEnd"/>
-      <w:r>
-        <w:t xml:space="preserve"> </w:t>
-      </w:r>
-      <w:proofErr w:type="spellStart"/>
-      <w:r>
-        <w:t>usa</w:t>
-      </w:r>
-      <w:proofErr w:type="spellEnd"/>
-      <w:r>
-        <w:t xml:space="preserve"> </w:t>
-      </w:r>
-      <w:proofErr w:type="spellStart"/>
-      <w:r>
-        <w:t>apenas</w:t>
-      </w:r>
-      <w:proofErr w:type="spellEnd"/>
-      <w:r>
-        <w:t xml:space="preserve"> dados da </w:t>
-      </w:r>
-      <w:proofErr w:type="spellStart"/>
-      <w:r>
-        <w:t>própria</w:t>
-      </w:r>
-      <w:proofErr w:type="spellEnd"/>
-      <w:r>
-        <w:t xml:space="preserve"> </w:t>
-      </w:r>
-      <w:proofErr w:type="spellStart"/>
-      <w:r>
-        <w:t>classe</w:t>
-      </w:r>
-      <w:proofErr w:type="spellEnd"/>
-      <w:r>
-        <w:t>.</w:t>
+        <w:t>Todos os atributos pertencem ao episódio e o único método usa apenas dados da própria classe.</w:t>
       </w:r>
     </w:p>
     <w:p>
@@ -2254,11 +1051,9 @@
         </w:numPr>
         <w:ind w:left="360" w:hanging="360"/>
       </w:pPr>
-      <w:proofErr w:type="spellStart"/>
       <w:r>
         <w:t>Filme</w:t>
       </w:r>
-      <w:proofErr w:type="spellEnd"/>
     </w:p>
     <w:p>
       <w:pPr>
@@ -2268,29 +1063,8 @@
           <w:numId w:val="17"/>
         </w:numPr>
       </w:pPr>
-      <w:proofErr w:type="spellStart"/>
-      <w:r>
-        <w:t>Representar</w:t>
-      </w:r>
-      <w:proofErr w:type="spellEnd"/>
-      <w:r>
-        <w:t xml:space="preserve"> um </w:t>
-      </w:r>
-      <w:proofErr w:type="spellStart"/>
-      <w:r>
-        <w:t>filme</w:t>
-      </w:r>
-      <w:proofErr w:type="spellEnd"/>
-      <w:r>
-        <w:t xml:space="preserve"> do </w:t>
-      </w:r>
-      <w:proofErr w:type="spellStart"/>
-      <w:r>
-        <w:t>catálogo</w:t>
-      </w:r>
-      <w:proofErr w:type="spellEnd"/>
-      <w:r>
-        <w:t>.</w:t>
+      <w:r>
+        <w:t>Representar um filme do catálogo.</w:t>
       </w:r>
     </w:p>
     <w:p>
@@ -2302,63 +1076,7 @@
         </w:numPr>
       </w:pPr>
       <w:r>
-        <w:t xml:space="preserve">O </w:t>
-      </w:r>
-      <w:proofErr w:type="spellStart"/>
-      <w:r>
-        <w:t>título</w:t>
-      </w:r>
-      <w:proofErr w:type="spellEnd"/>
-      <w:r>
-        <w:t xml:space="preserve">, a </w:t>
-      </w:r>
-      <w:proofErr w:type="spellStart"/>
-      <w:r>
-        <w:t>sinopse</w:t>
-      </w:r>
-      <w:proofErr w:type="spellEnd"/>
-      <w:r>
-        <w:t xml:space="preserve">, a </w:t>
-      </w:r>
-      <w:proofErr w:type="spellStart"/>
-      <w:r>
-        <w:t>duração</w:t>
-      </w:r>
-      <w:proofErr w:type="spellEnd"/>
-      <w:r>
-        <w:t xml:space="preserve"> </w:t>
-      </w:r>
-      <w:proofErr w:type="spellStart"/>
-      <w:r>
-        <w:t>em</w:t>
-      </w:r>
-      <w:proofErr w:type="spellEnd"/>
-      <w:r>
-        <w:t xml:space="preserve"> </w:t>
-      </w:r>
-      <w:proofErr w:type="spellStart"/>
-      <w:r>
-        <w:t>minutos</w:t>
-      </w:r>
-      <w:proofErr w:type="spellEnd"/>
-      <w:r>
-        <w:t xml:space="preserve"> e o plano </w:t>
-      </w:r>
-      <w:proofErr w:type="spellStart"/>
-      <w:r>
-        <w:t>necessário</w:t>
-      </w:r>
-      <w:proofErr w:type="spellEnd"/>
-      <w:r>
-        <w:t xml:space="preserve"> para </w:t>
-      </w:r>
-      <w:proofErr w:type="spellStart"/>
-      <w:r>
-        <w:t>assistir</w:t>
-      </w:r>
-      <w:proofErr w:type="spellEnd"/>
-      <w:r>
-        <w:t>.</w:t>
+        <w:t>O título, a sinopse, a duração em minutos e o plano necessário para assistir.</w:t>
       </w:r>
     </w:p>
     <w:p>
@@ -2369,85 +1087,8 @@
           <w:numId w:val="17"/>
         </w:numPr>
       </w:pPr>
-      <w:proofErr w:type="spellStart"/>
-      <w:r>
-        <w:t>Exibir</w:t>
-      </w:r>
-      <w:proofErr w:type="spellEnd"/>
-      <w:r>
-        <w:t xml:space="preserve"> </w:t>
-      </w:r>
-      <w:proofErr w:type="spellStart"/>
-      <w:r>
-        <w:t>suas</w:t>
-      </w:r>
-      <w:proofErr w:type="spellEnd"/>
-      <w:r>
-        <w:t xml:space="preserve"> </w:t>
-      </w:r>
-      <w:proofErr w:type="spellStart"/>
-      <w:r>
-        <w:t>próprias</w:t>
-      </w:r>
-      <w:proofErr w:type="spellEnd"/>
-      <w:r>
-        <w:t xml:space="preserve"> </w:t>
-      </w:r>
-      <w:proofErr w:type="spellStart"/>
-      <w:r>
-        <w:t>informações</w:t>
-      </w:r>
-      <w:proofErr w:type="spellEnd"/>
-      <w:r>
-        <w:t xml:space="preserve">. </w:t>
-      </w:r>
-      <w:proofErr w:type="spellStart"/>
-      <w:r>
-        <w:t>Não</w:t>
-      </w:r>
-      <w:proofErr w:type="spellEnd"/>
-      <w:r>
-        <w:t xml:space="preserve"> </w:t>
-      </w:r>
-      <w:proofErr w:type="spellStart"/>
-      <w:r>
-        <w:t>possui</w:t>
-      </w:r>
-      <w:proofErr w:type="spellEnd"/>
-      <w:r>
-        <w:t xml:space="preserve"> </w:t>
-      </w:r>
-      <w:proofErr w:type="spellStart"/>
-      <w:r>
-        <w:t>comportamento</w:t>
-      </w:r>
-      <w:proofErr w:type="spellEnd"/>
-      <w:r>
-        <w:t xml:space="preserve"> de </w:t>
-      </w:r>
-      <w:proofErr w:type="spellStart"/>
-      <w:r>
-        <w:t>negócio</w:t>
-      </w:r>
-      <w:proofErr w:type="spellEnd"/>
-      <w:r>
-        <w:t xml:space="preserve"> </w:t>
-      </w:r>
-      <w:proofErr w:type="spellStart"/>
-      <w:r>
-        <w:t>além</w:t>
-      </w:r>
-      <w:proofErr w:type="spellEnd"/>
-      <w:r>
-        <w:t xml:space="preserve"> </w:t>
-      </w:r>
-      <w:proofErr w:type="spellStart"/>
-      <w:r>
-        <w:t>disso</w:t>
-      </w:r>
-      <w:proofErr w:type="spellEnd"/>
-      <w:r>
-        <w:t>.</w:t>
+      <w:r>
+        <w:t>Exibir suas próprias informações. Não possui comportamento de negócio além disso.</w:t>
       </w:r>
     </w:p>
     <w:p>
@@ -2459,105 +1100,16 @@
         </w:numPr>
       </w:pPr>
       <w:r>
-        <w:t xml:space="preserve">Sim, o </w:t>
-      </w:r>
-      <w:proofErr w:type="spellStart"/>
-      <w:r>
-        <w:t>mesmo</w:t>
-      </w:r>
-      <w:proofErr w:type="spellEnd"/>
+        <w:t>Sim</w:t>
+      </w:r>
+      <w:r>
+        <w:t>.</w:t>
+      </w:r>
       <w:r>
         <w:t xml:space="preserve"> </w:t>
       </w:r>
-      <w:proofErr w:type="spellStart"/>
-      <w:r>
-        <w:t>problema</w:t>
-      </w:r>
-      <w:proofErr w:type="spellEnd"/>
-      <w:r>
-        <w:t xml:space="preserve"> da Serie. O </w:t>
-      </w:r>
-      <w:proofErr w:type="spellStart"/>
-      <w:r>
-        <w:t>Filme</w:t>
-      </w:r>
-      <w:proofErr w:type="spellEnd"/>
-      <w:r>
-        <w:t xml:space="preserve"> </w:t>
-      </w:r>
-      <w:proofErr w:type="spellStart"/>
-      <w:r>
-        <w:t>valida</w:t>
-      </w:r>
-      <w:proofErr w:type="spellEnd"/>
-      <w:r>
-        <w:t xml:space="preserve"> </w:t>
-      </w:r>
-      <w:proofErr w:type="spellStart"/>
-      <w:r>
-        <w:t>que</w:t>
-      </w:r>
-      <w:proofErr w:type="spellEnd"/>
-      <w:r>
-        <w:t xml:space="preserve"> </w:t>
-      </w:r>
-      <w:proofErr w:type="spellStart"/>
-      <w:r>
-        <w:t>planoNecessario</w:t>
-      </w:r>
-      <w:proofErr w:type="spellEnd"/>
-      <w:r>
-        <w:t xml:space="preserve"> </w:t>
-      </w:r>
-      <w:proofErr w:type="spellStart"/>
-      <w:r>
-        <w:t>não</w:t>
-      </w:r>
-      <w:proofErr w:type="spellEnd"/>
-      <w:r>
-        <w:t xml:space="preserve"> </w:t>
-      </w:r>
-      <w:proofErr w:type="spellStart"/>
-      <w:r>
-        <w:t>está</w:t>
-      </w:r>
-      <w:proofErr w:type="spellEnd"/>
-      <w:r>
-        <w:t xml:space="preserve"> </w:t>
-      </w:r>
-      <w:proofErr w:type="spellStart"/>
-      <w:r>
-        <w:t>vazio</w:t>
-      </w:r>
-      <w:proofErr w:type="spellEnd"/>
-      <w:r>
-        <w:t xml:space="preserve">, mas </w:t>
-      </w:r>
-      <w:proofErr w:type="spellStart"/>
-      <w:proofErr w:type="gramStart"/>
-      <w:r>
-        <w:t>não</w:t>
-      </w:r>
-      <w:proofErr w:type="spellEnd"/>
-      <w:proofErr w:type="gramEnd"/>
-      <w:r>
-        <w:t xml:space="preserve"> </w:t>
-      </w:r>
-      <w:proofErr w:type="spellStart"/>
-      <w:r>
-        <w:t>valida</w:t>
-      </w:r>
-      <w:proofErr w:type="spellEnd"/>
-      <w:r>
-        <w:t xml:space="preserve"> se esse plano </w:t>
-      </w:r>
-      <w:proofErr w:type="spellStart"/>
-      <w:r>
-        <w:t>existe</w:t>
-      </w:r>
-      <w:proofErr w:type="spellEnd"/>
-      <w:r>
-        <w:t>.</w:t>
+      <w:r>
+        <w:t>Mesmo que a Serie. Assinatura valida planos. Filme só verifica que o campo não está vazio.</w:t>
       </w:r>
     </w:p>
     <w:p>
@@ -2569,11 +1121,9 @@
         </w:numPr>
         <w:ind w:left="360" w:hanging="360"/>
       </w:pPr>
-      <w:proofErr w:type="spellStart"/>
       <w:r>
         <w:t>Catalogo</w:t>
       </w:r>
-      <w:proofErr w:type="spellEnd"/>
     </w:p>
     <w:p>
       <w:pPr>
@@ -2583,37 +1133,8 @@
           <w:numId w:val="18"/>
         </w:numPr>
       </w:pPr>
-      <w:proofErr w:type="spellStart"/>
-      <w:r>
-        <w:t>Guardar</w:t>
-      </w:r>
-      <w:proofErr w:type="spellEnd"/>
-      <w:r>
-        <w:t xml:space="preserve"> o </w:t>
-      </w:r>
-      <w:proofErr w:type="spellStart"/>
-      <w:r>
-        <w:t>acervo</w:t>
-      </w:r>
-      <w:proofErr w:type="spellEnd"/>
-      <w:r>
-        <w:t xml:space="preserve"> de </w:t>
-      </w:r>
-      <w:proofErr w:type="spellStart"/>
-      <w:r>
-        <w:t>conteúdo</w:t>
-      </w:r>
-      <w:proofErr w:type="spellEnd"/>
-      <w:r>
-        <w:t xml:space="preserve"> do </w:t>
-      </w:r>
-      <w:proofErr w:type="spellStart"/>
-      <w:r>
-        <w:t>serviço</w:t>
-      </w:r>
-      <w:proofErr w:type="spellEnd"/>
-      <w:r>
-        <w:t>.</w:t>
+      <w:r>
+        <w:t>Guardar o acervo de conteúdo do serviço.</w:t>
       </w:r>
     </w:p>
     <w:p>
@@ -2625,39 +1146,7 @@
         </w:numPr>
       </w:pPr>
       <w:r>
-        <w:t xml:space="preserve">As </w:t>
-      </w:r>
-      <w:proofErr w:type="spellStart"/>
-      <w:r>
-        <w:t>listas</w:t>
-      </w:r>
-      <w:proofErr w:type="spellEnd"/>
-      <w:r>
-        <w:t xml:space="preserve"> de </w:t>
-      </w:r>
-      <w:proofErr w:type="spellStart"/>
-      <w:r>
-        <w:t>séries</w:t>
-      </w:r>
-      <w:proofErr w:type="spellEnd"/>
-      <w:r>
-        <w:t xml:space="preserve">, </w:t>
-      </w:r>
-      <w:proofErr w:type="spellStart"/>
-      <w:r>
-        <w:t>filmes</w:t>
-      </w:r>
-      <w:proofErr w:type="spellEnd"/>
-      <w:r>
-        <w:t xml:space="preserve"> e </w:t>
-      </w:r>
-      <w:proofErr w:type="spellStart"/>
-      <w:r>
-        <w:t>usuários</w:t>
-      </w:r>
-      <w:proofErr w:type="spellEnd"/>
-      <w:r>
-        <w:t>.</w:t>
+        <w:t>As listas de séries, filmes e usuários.</w:t>
       </w:r>
     </w:p>
     <w:p>
@@ -2668,144 +1157,14 @@
           <w:numId w:val="18"/>
         </w:numPr>
       </w:pPr>
-      <w:proofErr w:type="spellStart"/>
-      <w:r>
-        <w:t>Receber</w:t>
-      </w:r>
-      <w:proofErr w:type="spellEnd"/>
-      <w:r>
-        <w:t xml:space="preserve"> </w:t>
-      </w:r>
-      <w:proofErr w:type="spellStart"/>
-      <w:r>
-        <w:t>conteúdo</w:t>
-      </w:r>
-      <w:proofErr w:type="spellEnd"/>
-      <w:r>
-        <w:t xml:space="preserve"> e </w:t>
-      </w:r>
-      <w:proofErr w:type="spellStart"/>
-      <w:r>
-        <w:t>listar</w:t>
-      </w:r>
-      <w:proofErr w:type="spellEnd"/>
-      <w:r>
-        <w:t xml:space="preserve"> o </w:t>
-      </w:r>
-      <w:proofErr w:type="spellStart"/>
-      <w:r>
-        <w:t>acervo</w:t>
-      </w:r>
-      <w:proofErr w:type="spellEnd"/>
-      <w:r>
-        <w:t xml:space="preserve">. </w:t>
-      </w:r>
-      <w:proofErr w:type="spellStart"/>
-      <w:r>
-        <w:t>Hoje</w:t>
-      </w:r>
-      <w:proofErr w:type="spellEnd"/>
-      <w:r>
-        <w:t xml:space="preserve"> </w:t>
-      </w:r>
-      <w:proofErr w:type="spellStart"/>
-      <w:r>
-        <w:t>não</w:t>
-      </w:r>
-      <w:proofErr w:type="spellEnd"/>
-      <w:r>
-        <w:t xml:space="preserve"> </w:t>
-      </w:r>
-      <w:proofErr w:type="spellStart"/>
-      <w:r>
-        <w:t>possui</w:t>
-      </w:r>
-      <w:proofErr w:type="spellEnd"/>
-      <w:r>
-        <w:t xml:space="preserve"> </w:t>
-      </w:r>
-      <w:proofErr w:type="spellStart"/>
-      <w:r>
-        <w:t>métodos</w:t>
-      </w:r>
-      <w:proofErr w:type="spellEnd"/>
-      <w:r>
-        <w:t xml:space="preserve"> para </w:t>
-      </w:r>
-      <w:proofErr w:type="spellStart"/>
-      <w:r>
-        <w:t>adicionar</w:t>
-      </w:r>
-      <w:proofErr w:type="spellEnd"/>
-      <w:r>
-        <w:t xml:space="preserve"> </w:t>
-      </w:r>
-      <w:proofErr w:type="spellStart"/>
-      <w:r>
-        <w:t>séries</w:t>
-      </w:r>
-      <w:proofErr w:type="spellEnd"/>
-      <w:r>
-        <w:t xml:space="preserve"> </w:t>
-      </w:r>
-      <w:proofErr w:type="spellStart"/>
-      <w:r>
-        <w:t>ou</w:t>
-      </w:r>
-      <w:proofErr w:type="spellEnd"/>
-      <w:r>
-        <w:t xml:space="preserve"> </w:t>
-      </w:r>
-      <w:proofErr w:type="spellStart"/>
-      <w:r>
-        <w:t>filmes</w:t>
-      </w:r>
-      <w:proofErr w:type="spellEnd"/>
+      <w:r>
+        <w:t>Receber conteúdo e listar o acervo. Hoje não possui métodos para adicionar séries ou filmes</w:t>
+      </w:r>
       <w:r>
         <w:t>,</w:t>
       </w:r>
       <w:r>
-        <w:t xml:space="preserve"> </w:t>
-      </w:r>
-      <w:proofErr w:type="spellStart"/>
-      <w:r>
-        <w:t>tudo</w:t>
-      </w:r>
-      <w:proofErr w:type="spellEnd"/>
-      <w:r>
-        <w:t xml:space="preserve"> é </w:t>
-      </w:r>
-      <w:proofErr w:type="spellStart"/>
-      <w:r>
-        <w:t>criado</w:t>
-      </w:r>
-      <w:proofErr w:type="spellEnd"/>
-      <w:r>
-        <w:t xml:space="preserve"> </w:t>
-      </w:r>
-      <w:proofErr w:type="spellStart"/>
-      <w:r>
-        <w:t>dentro</w:t>
-      </w:r>
-      <w:proofErr w:type="spellEnd"/>
-      <w:r>
-        <w:t xml:space="preserve"> do </w:t>
-      </w:r>
-      <w:proofErr w:type="spellStart"/>
-      <w:r>
-        <w:t>próprio</w:t>
-      </w:r>
-      <w:proofErr w:type="spellEnd"/>
-      <w:r>
-        <w:t xml:space="preserve"> </w:t>
-      </w:r>
-      <w:proofErr w:type="spellStart"/>
-      <w:r>
-        <w:t>construtor</w:t>
-      </w:r>
-      <w:proofErr w:type="spellEnd"/>
-      <w:r>
-        <w:t>.</w:t>
+        <w:t xml:space="preserve"> tudo é criado dentro do próprio construtor.</w:t>
       </w:r>
     </w:p>
     <w:p>
@@ -2817,170 +1176,13 @@
         </w:numPr>
       </w:pPr>
       <w:r>
-        <w:t xml:space="preserve">Sim. Duas </w:t>
-      </w:r>
-      <w:proofErr w:type="spellStart"/>
-      <w:r>
-        <w:t>coisas</w:t>
-      </w:r>
-      <w:proofErr w:type="spellEnd"/>
+        <w:t>Sim. Duas coisas</w:t>
+      </w:r>
       <w:r>
         <w:t>, a</w:t>
       </w:r>
       <w:r>
-        <w:t xml:space="preserve"> </w:t>
-      </w:r>
-      <w:proofErr w:type="spellStart"/>
-      <w:r>
-        <w:t>criação</w:t>
-      </w:r>
-      <w:proofErr w:type="spellEnd"/>
-      <w:r>
-        <w:t xml:space="preserve"> de </w:t>
-      </w:r>
-      <w:proofErr w:type="spellStart"/>
-      <w:r>
-        <w:t>todos</w:t>
-      </w:r>
-      <w:proofErr w:type="spellEnd"/>
-      <w:r>
-        <w:t xml:space="preserve"> </w:t>
-      </w:r>
-      <w:proofErr w:type="spellStart"/>
-      <w:r>
-        <w:t>os</w:t>
-      </w:r>
-      <w:proofErr w:type="spellEnd"/>
-      <w:r>
-        <w:t xml:space="preserve"> </w:t>
-      </w:r>
-      <w:proofErr w:type="spellStart"/>
-      <w:r>
-        <w:t>objetos</w:t>
-      </w:r>
-      <w:proofErr w:type="spellEnd"/>
-      <w:r>
-        <w:t xml:space="preserve"> </w:t>
-      </w:r>
-      <w:proofErr w:type="spellStart"/>
-      <w:r>
-        <w:t>está</w:t>
-      </w:r>
-      <w:proofErr w:type="spellEnd"/>
-      <w:r>
-        <w:t xml:space="preserve"> </w:t>
-      </w:r>
-      <w:proofErr w:type="spellStart"/>
-      <w:r>
-        <w:t>dentro</w:t>
-      </w:r>
-      <w:proofErr w:type="spellEnd"/>
-      <w:r>
-        <w:t xml:space="preserve"> do </w:t>
-      </w:r>
-      <w:proofErr w:type="spellStart"/>
-      <w:r>
-        <w:t>construtor</w:t>
-      </w:r>
-      <w:proofErr w:type="spellEnd"/>
-      <w:r>
-        <w:t xml:space="preserve">, mas </w:t>
-      </w:r>
-      <w:proofErr w:type="spellStart"/>
-      <w:r>
-        <w:t>montar</w:t>
-      </w:r>
-      <w:proofErr w:type="spellEnd"/>
-      <w:r>
-        <w:t xml:space="preserve"> o </w:t>
-      </w:r>
-      <w:proofErr w:type="spellStart"/>
-      <w:r>
-        <w:t>cenário</w:t>
-      </w:r>
-      <w:proofErr w:type="spellEnd"/>
-      <w:r>
-        <w:t xml:space="preserve"> é </w:t>
-      </w:r>
-      <w:proofErr w:type="spellStart"/>
-      <w:r>
-        <w:t>papel</w:t>
-      </w:r>
-      <w:proofErr w:type="spellEnd"/>
-      <w:r>
-        <w:t xml:space="preserve"> do Main. E a </w:t>
-      </w:r>
-      <w:proofErr w:type="spellStart"/>
-      <w:r>
-        <w:t>regra</w:t>
-      </w:r>
-      <w:proofErr w:type="spellEnd"/>
-      <w:r>
-        <w:t xml:space="preserve"> </w:t>
-      </w:r>
-      <w:proofErr w:type="spellStart"/>
-      <w:r>
-        <w:t>que</w:t>
-      </w:r>
-      <w:proofErr w:type="spellEnd"/>
-      <w:r>
-        <w:t xml:space="preserve"> </w:t>
-      </w:r>
-      <w:proofErr w:type="gramStart"/>
-      <w:r>
-        <w:t>decide</w:t>
-      </w:r>
-      <w:proofErr w:type="gramEnd"/>
-      <w:r>
-        <w:t xml:space="preserve"> o </w:t>
-      </w:r>
-      <w:proofErr w:type="spellStart"/>
-      <w:r>
-        <w:t>acesso</w:t>
-      </w:r>
-      <w:proofErr w:type="spellEnd"/>
-      <w:r>
-        <w:t xml:space="preserve">, </w:t>
-      </w:r>
-      <w:proofErr w:type="spellStart"/>
-      <w:r>
-        <w:t>usa</w:t>
-      </w:r>
-      <w:proofErr w:type="spellEnd"/>
-      <w:r>
-        <w:t xml:space="preserve"> </w:t>
-      </w:r>
-      <w:proofErr w:type="spellStart"/>
-      <w:r>
-        <w:t>três</w:t>
-      </w:r>
-      <w:proofErr w:type="spellEnd"/>
-      <w:r>
-        <w:t xml:space="preserve"> dados e </w:t>
-      </w:r>
-      <w:proofErr w:type="spellStart"/>
-      <w:r>
-        <w:t>nenhum</w:t>
-      </w:r>
-      <w:proofErr w:type="spellEnd"/>
-      <w:r>
-        <w:t xml:space="preserve"> deles é </w:t>
-      </w:r>
-      <w:proofErr w:type="spellStart"/>
-      <w:r>
-        <w:t>atributo</w:t>
-      </w:r>
-      <w:proofErr w:type="spellEnd"/>
-      <w:r>
-        <w:t xml:space="preserve"> do </w:t>
-      </w:r>
-      <w:proofErr w:type="spellStart"/>
-      <w:r>
-        <w:t>Catalogo</w:t>
-      </w:r>
-      <w:proofErr w:type="spellEnd"/>
-      <w:r>
-        <w:t>.</w:t>
+        <w:t xml:space="preserve"> criação de todos os objetos está dentro do construtor, mas montar o cenário é papel do Main. E a regra que decide o acesso, usa três dados e nenhum deles é atributo do Catalogo.</w:t>
       </w:r>
     </w:p>
     <w:tbl>
@@ -2991,7 +1193,7 @@
         <w:tblLook w:val="04A0" w:firstRow="1" w:lastRow="0" w:firstColumn="1" w:lastColumn="0" w:noHBand="0" w:noVBand="1"/>
       </w:tblPr>
       <w:tblGrid>
-        <w:gridCol w:w="9964"/>
+        <w:gridCol w:w="9954"/>
       </w:tblGrid>
       <w:tr>
         <w:trPr>
@@ -3015,43 +1217,7 @@
                 <w:color w:val="1F4E78"/>
                 <w:sz w:val="22"/>
               </w:rPr>
-              <w:t xml:space="preserve">Meta </w:t>
-            </w:r>
-            <w:proofErr w:type="spellStart"/>
-            <w:r>
-              <w:rPr>
-                <w:b/>
-                <w:color w:val="1F4E78"/>
-                <w:sz w:val="22"/>
-              </w:rPr>
-              <w:t>mínima</w:t>
-            </w:r>
-            <w:proofErr w:type="spellEnd"/>
-            <w:r>
-              <w:rPr>
-                <w:b/>
-                <w:color w:val="1F4E78"/>
-                <w:sz w:val="22"/>
-              </w:rPr>
-              <w:t xml:space="preserve"> para </w:t>
-            </w:r>
-            <w:proofErr w:type="spellStart"/>
-            <w:r>
-              <w:rPr>
-                <w:b/>
-                <w:color w:val="1F4E78"/>
-                <w:sz w:val="22"/>
-              </w:rPr>
-              <w:t>esta</w:t>
-            </w:r>
-            <w:proofErr w:type="spellEnd"/>
-            <w:r>
-              <w:rPr>
-                <w:b/>
-                <w:color w:val="1F4E78"/>
-                <w:sz w:val="22"/>
-              </w:rPr>
-              <w:t xml:space="preserve"> etapa</w:t>
+              <w:t>Meta mínima para esta etapa</w:t>
             </w:r>
             <w:r>
               <w:rPr>
@@ -3083,23 +1249,7 @@
     </w:p>
     <w:p>
       <w:r>
-        <w:t xml:space="preserve">Escolham uma classe importante do projeto. Separem claramente o que ela SABE do </w:t>
-      </w:r>
-      <w:proofErr w:type="spellStart"/>
-      <w:r>
-        <w:t>que</w:t>
-      </w:r>
-      <w:proofErr w:type="spellEnd"/>
-      <w:r>
-        <w:t xml:space="preserve"> </w:t>
-      </w:r>
-      <w:proofErr w:type="spellStart"/>
-      <w:r>
-        <w:t>ela</w:t>
-      </w:r>
-      <w:proofErr w:type="spellEnd"/>
-      <w:r>
-        <w:t xml:space="preserve"> FAZ.</w:t>
+        <w:t>Escolham uma classe importante do projeto. Separem claramente o que ela SABE do que ela FAZ.</w:t>
       </w:r>
     </w:p>
     <w:p>
@@ -3115,8 +1265,8 @@
         <w:tblLook w:val="04A0" w:firstRow="1" w:lastRow="0" w:firstColumn="1" w:lastColumn="0" w:noHBand="0" w:noVBand="1"/>
       </w:tblPr>
       <w:tblGrid>
-        <w:gridCol w:w="4982"/>
-        <w:gridCol w:w="4982"/>
+        <w:gridCol w:w="4976"/>
+        <w:gridCol w:w="4978"/>
       </w:tblGrid>
       <w:tr>
         <w:trPr>
@@ -3194,14 +1344,12 @@
             <w:vAlign w:val="center"/>
           </w:tcPr>
           <w:p>
-            <w:proofErr w:type="spellStart"/>
             <w:r>
               <w:rPr>
                 <w:sz w:val="19"/>
               </w:rPr>
               <w:t>nome</w:t>
             </w:r>
-            <w:proofErr w:type="spellEnd"/>
           </w:p>
         </w:tc>
         <w:tc>
@@ -3216,35 +1364,11 @@
             <w:vAlign w:val="center"/>
           </w:tcPr>
           <w:p>
-            <w:proofErr w:type="spellStart"/>
-            <w:proofErr w:type="gramStart"/>
             <w:r>
               <w:rPr>
                 <w:sz w:val="19"/>
               </w:rPr>
-              <w:t>adicionarFavorito</w:t>
-            </w:r>
-            <w:proofErr w:type="spellEnd"/>
-            <w:r>
-              <w:rPr>
-                <w:sz w:val="19"/>
-              </w:rPr>
-              <w:t>(</w:t>
-            </w:r>
-            <w:proofErr w:type="spellStart"/>
-            <w:proofErr w:type="gramEnd"/>
-            <w:r>
-              <w:rPr>
-                <w:sz w:val="19"/>
-              </w:rPr>
-              <w:t>Filme</w:t>
-            </w:r>
-            <w:proofErr w:type="spellEnd"/>
-            <w:r>
-              <w:rPr>
-                <w:sz w:val="19"/>
-              </w:rPr>
-              <w:t>)</w:t>
+              <w:t>adicionarFavorito(Filme)</w:t>
             </w:r>
           </w:p>
         </w:tc>
@@ -3266,15 +1390,12 @@
             <w:vAlign w:val="center"/>
           </w:tcPr>
           <w:p>
-            <w:proofErr w:type="spellStart"/>
             <w:r>
               <w:rPr>
                 <w:sz w:val="19"/>
               </w:rPr>
-              <w:lastRenderedPageBreak/>
               <w:t>assinatura</w:t>
             </w:r>
-            <w:proofErr w:type="spellEnd"/>
           </w:p>
         </w:tc>
         <w:tc>
@@ -3289,27 +1410,11 @@
             <w:vAlign w:val="center"/>
           </w:tcPr>
           <w:p>
-            <w:proofErr w:type="spellStart"/>
-            <w:proofErr w:type="gramStart"/>
             <w:r>
               <w:rPr>
                 <w:sz w:val="19"/>
               </w:rPr>
-              <w:t>adicionarFavorito</w:t>
-            </w:r>
-            <w:proofErr w:type="spellEnd"/>
-            <w:r>
-              <w:rPr>
-                <w:sz w:val="19"/>
-              </w:rPr>
-              <w:t>(</w:t>
-            </w:r>
-            <w:proofErr w:type="gramEnd"/>
-            <w:r>
-              <w:rPr>
-                <w:sz w:val="19"/>
-              </w:rPr>
-              <w:t>Serie)</w:t>
+              <w:t>adicionarFavorito(Serie)</w:t>
             </w:r>
           </w:p>
         </w:tc>
@@ -3336,14 +1441,12 @@
                 <w:sz w:val="19"/>
               </w:rPr>
             </w:pPr>
-            <w:proofErr w:type="spellStart"/>
             <w:r>
               <w:rPr>
                 <w:sz w:val="19"/>
               </w:rPr>
               <w:t>listaFavoritosFilmes</w:t>
             </w:r>
-            <w:proofErr w:type="spellEnd"/>
           </w:p>
         </w:tc>
         <w:tc>
@@ -3363,27 +1466,11 @@
                 <w:sz w:val="19"/>
               </w:rPr>
             </w:pPr>
-            <w:proofErr w:type="spellStart"/>
-            <w:proofErr w:type="gramStart"/>
             <w:r>
               <w:rPr>
                 <w:sz w:val="19"/>
               </w:rPr>
-              <w:t>exibirFavoritos</w:t>
-            </w:r>
-            <w:proofErr w:type="spellEnd"/>
-            <w:r>
-              <w:rPr>
-                <w:sz w:val="19"/>
-              </w:rPr>
-              <w:t>(</w:t>
-            </w:r>
-            <w:proofErr w:type="gramEnd"/>
-            <w:r>
-              <w:rPr>
-                <w:sz w:val="19"/>
-              </w:rPr>
-              <w:t>)</w:t>
+              <w:t>exibirFavoritos()</w:t>
             </w:r>
           </w:p>
         </w:tc>
@@ -3410,14 +1497,12 @@
                 <w:sz w:val="19"/>
               </w:rPr>
             </w:pPr>
-            <w:proofErr w:type="spellStart"/>
             <w:r>
               <w:rPr>
                 <w:sz w:val="19"/>
               </w:rPr>
               <w:t>listaFavoritosSeries</w:t>
             </w:r>
-            <w:proofErr w:type="spellEnd"/>
           </w:p>
         </w:tc>
         <w:tc>
@@ -3437,416 +1522,30 @@
                 <w:sz w:val="19"/>
               </w:rPr>
             </w:pPr>
+            <w:r>
+              <w:rPr>
+                <w:sz w:val="19"/>
+              </w:rPr>
+              <w:t>podeAssistir(String)</w:t>
+            </w:r>
           </w:p>
         </w:tc>
       </w:tr>
     </w:tbl>
     <w:p>
-      <w:proofErr w:type="spellStart"/>
       <w:r>
         <w:rPr>
           <w:b/>
         </w:rPr>
-        <w:t>Pergunta</w:t>
-      </w:r>
-      <w:proofErr w:type="spellEnd"/>
-      <w:r>
-        <w:rPr>
-          <w:b/>
-        </w:rPr>
-        <w:t xml:space="preserve"> de </w:t>
-      </w:r>
-      <w:proofErr w:type="spellStart"/>
-      <w:r>
-        <w:rPr>
-          <w:b/>
-        </w:rPr>
-        <w:t>defesa</w:t>
-      </w:r>
-      <w:proofErr w:type="spellEnd"/>
-      <w:r>
-        <w:rPr>
-          <w:b/>
-        </w:rPr>
-        <w:t xml:space="preserve">: </w:t>
-      </w:r>
-      <w:proofErr w:type="spellStart"/>
-      <w:r>
-        <w:t>por</w:t>
-      </w:r>
-      <w:proofErr w:type="spellEnd"/>
-      <w:r>
-        <w:t xml:space="preserve"> que esse método pertence </w:t>
-      </w:r>
-      <w:proofErr w:type="gramStart"/>
-      <w:r>
-        <w:t>a</w:t>
-      </w:r>
-      <w:proofErr w:type="gramEnd"/>
-      <w:r>
-        <w:t xml:space="preserve"> essa classe e não à Main </w:t>
-      </w:r>
-      <w:proofErr w:type="spellStart"/>
-      <w:r>
-        <w:t>ou</w:t>
-      </w:r>
-      <w:proofErr w:type="spellEnd"/>
-      <w:r>
-        <w:t xml:space="preserve"> </w:t>
-      </w:r>
-      <w:proofErr w:type="gramStart"/>
-      <w:r>
-        <w:t>a</w:t>
-      </w:r>
-      <w:proofErr w:type="gramEnd"/>
-      <w:r>
-        <w:t xml:space="preserve"> </w:t>
-      </w:r>
-      <w:proofErr w:type="spellStart"/>
-      <w:r>
-        <w:t>outra</w:t>
-      </w:r>
-      <w:proofErr w:type="spellEnd"/>
-      <w:r>
-        <w:t xml:space="preserve"> </w:t>
-      </w:r>
-      <w:proofErr w:type="spellStart"/>
-      <w:r>
-        <w:t>classe</w:t>
-      </w:r>
-      <w:proofErr w:type="spellEnd"/>
-      <w:r>
-        <w:t>?</w:t>
-      </w:r>
-    </w:p>
-    <w:p>
-      <w:proofErr w:type="spellStart"/>
-      <w:r>
-        <w:t>Porque</w:t>
-      </w:r>
-      <w:proofErr w:type="spellEnd"/>
-      <w:r>
-        <w:t xml:space="preserve"> a </w:t>
-      </w:r>
-      <w:proofErr w:type="spellStart"/>
-      <w:r>
-        <w:t>lista</w:t>
-      </w:r>
-      <w:proofErr w:type="spellEnd"/>
-      <w:r>
-        <w:t xml:space="preserve"> de </w:t>
-      </w:r>
-      <w:proofErr w:type="spellStart"/>
-      <w:r>
-        <w:t>favoritos</w:t>
-      </w:r>
-      <w:proofErr w:type="spellEnd"/>
-      <w:r>
-        <w:t xml:space="preserve"> é um </w:t>
-      </w:r>
-      <w:proofErr w:type="spellStart"/>
-      <w:r>
-        <w:t>atributo</w:t>
-      </w:r>
-      <w:proofErr w:type="spellEnd"/>
-      <w:r>
-        <w:t xml:space="preserve"> privado do </w:t>
-      </w:r>
-      <w:proofErr w:type="spellStart"/>
-      <w:r>
-        <w:t>Usuario</w:t>
-      </w:r>
-      <w:proofErr w:type="spellEnd"/>
-      <w:r>
-        <w:t xml:space="preserve">, e </w:t>
-      </w:r>
-      <w:proofErr w:type="spellStart"/>
-      <w:r>
-        <w:t>só</w:t>
-      </w:r>
-      <w:proofErr w:type="spellEnd"/>
-      <w:r>
-        <w:t xml:space="preserve"> a </w:t>
-      </w:r>
-      <w:proofErr w:type="spellStart"/>
-      <w:r>
-        <w:t>própria</w:t>
-      </w:r>
-      <w:proofErr w:type="spellEnd"/>
-      <w:r>
-        <w:t xml:space="preserve"> </w:t>
-      </w:r>
-      <w:proofErr w:type="spellStart"/>
-      <w:r>
-        <w:t>classe</w:t>
-      </w:r>
-      <w:proofErr w:type="spellEnd"/>
-      <w:r>
-        <w:t xml:space="preserve"> </w:t>
-      </w:r>
-      <w:proofErr w:type="spellStart"/>
-      <w:r>
-        <w:t>tem</w:t>
-      </w:r>
-      <w:proofErr w:type="spellEnd"/>
-      <w:r>
-        <w:t xml:space="preserve"> </w:t>
-      </w:r>
-      <w:proofErr w:type="spellStart"/>
-      <w:r>
-        <w:t>acesso</w:t>
-      </w:r>
-      <w:proofErr w:type="spellEnd"/>
-      <w:r>
-        <w:t xml:space="preserve"> </w:t>
-      </w:r>
-      <w:proofErr w:type="gramStart"/>
-      <w:r>
-        <w:t>a</w:t>
-      </w:r>
-      <w:proofErr w:type="gramEnd"/>
-      <w:r>
-        <w:t xml:space="preserve"> </w:t>
-      </w:r>
-      <w:proofErr w:type="spellStart"/>
-      <w:r>
-        <w:t>ela</w:t>
-      </w:r>
-      <w:proofErr w:type="spellEnd"/>
-      <w:r>
-        <w:t xml:space="preserve">. Se o </w:t>
-      </w:r>
-      <w:proofErr w:type="spellStart"/>
-      <w:r>
-        <w:t>método</w:t>
-      </w:r>
-      <w:proofErr w:type="spellEnd"/>
-      <w:r>
-        <w:t xml:space="preserve"> </w:t>
-      </w:r>
-      <w:proofErr w:type="spellStart"/>
-      <w:r>
-        <w:t>estivesse</w:t>
-      </w:r>
-      <w:proofErr w:type="spellEnd"/>
-      <w:r>
-        <w:t xml:space="preserve"> no Main, seria </w:t>
-      </w:r>
-      <w:proofErr w:type="spellStart"/>
-      <w:r>
-        <w:t>preciso</w:t>
-      </w:r>
-      <w:proofErr w:type="spellEnd"/>
-      <w:r>
-        <w:t xml:space="preserve"> </w:t>
-      </w:r>
-      <w:proofErr w:type="spellStart"/>
-      <w:r>
-        <w:t>tornar</w:t>
-      </w:r>
-      <w:proofErr w:type="spellEnd"/>
-      <w:r>
-        <w:t xml:space="preserve"> a </w:t>
-      </w:r>
-      <w:proofErr w:type="spellStart"/>
-      <w:r>
-        <w:t>lista</w:t>
-      </w:r>
-      <w:proofErr w:type="spellEnd"/>
-      <w:r>
-        <w:t xml:space="preserve"> </w:t>
-      </w:r>
-      <w:proofErr w:type="spellStart"/>
-      <w:r>
-        <w:t>pública</w:t>
-      </w:r>
-      <w:proofErr w:type="spellEnd"/>
-      <w:r>
-        <w:t xml:space="preserve"> </w:t>
-      </w:r>
-      <w:proofErr w:type="spellStart"/>
-      <w:r>
-        <w:t>ou</w:t>
-      </w:r>
-      <w:proofErr w:type="spellEnd"/>
-      <w:r>
-        <w:t xml:space="preserve"> </w:t>
-      </w:r>
-      <w:proofErr w:type="spellStart"/>
-      <w:r>
-        <w:t>criar</w:t>
-      </w:r>
-      <w:proofErr w:type="spellEnd"/>
-      <w:r>
-        <w:t xml:space="preserve"> um getter </w:t>
-      </w:r>
-      <w:proofErr w:type="spellStart"/>
-      <w:r>
-        <w:t>que</w:t>
-      </w:r>
-      <w:proofErr w:type="spellEnd"/>
-      <w:r>
-        <w:t xml:space="preserve"> a </w:t>
-      </w:r>
-      <w:proofErr w:type="spellStart"/>
-      <w:r>
-        <w:t>devolvesse</w:t>
-      </w:r>
-      <w:proofErr w:type="spellEnd"/>
-      <w:r>
-        <w:t xml:space="preserve">, e </w:t>
-      </w:r>
-      <w:proofErr w:type="spellStart"/>
-      <w:r>
-        <w:t>nos</w:t>
-      </w:r>
-      <w:proofErr w:type="spellEnd"/>
-      <w:r>
-        <w:t xml:space="preserve"> </w:t>
-      </w:r>
-      <w:proofErr w:type="spellStart"/>
-      <w:r>
-        <w:t>dois</w:t>
-      </w:r>
-      <w:proofErr w:type="spellEnd"/>
-      <w:r>
-        <w:t xml:space="preserve"> </w:t>
-      </w:r>
-      <w:proofErr w:type="spellStart"/>
-      <w:r>
-        <w:t>casos</w:t>
-      </w:r>
-      <w:proofErr w:type="spellEnd"/>
-      <w:r>
-        <w:t xml:space="preserve"> </w:t>
-      </w:r>
-      <w:proofErr w:type="spellStart"/>
-      <w:r>
-        <w:t>qualquer</w:t>
-      </w:r>
-      <w:proofErr w:type="spellEnd"/>
-      <w:r>
-        <w:t xml:space="preserve"> </w:t>
-      </w:r>
-      <w:proofErr w:type="spellStart"/>
-      <w:r>
-        <w:t>parte</w:t>
-      </w:r>
-      <w:proofErr w:type="spellEnd"/>
-      <w:r>
-        <w:t xml:space="preserve"> do </w:t>
-      </w:r>
-      <w:proofErr w:type="spellStart"/>
-      <w:r>
-        <w:t>programa</w:t>
-      </w:r>
-      <w:proofErr w:type="spellEnd"/>
-      <w:r>
-        <w:t xml:space="preserve"> </w:t>
-      </w:r>
-      <w:proofErr w:type="spellStart"/>
-      <w:r>
-        <w:t>poderia</w:t>
-      </w:r>
-      <w:proofErr w:type="spellEnd"/>
-      <w:r>
-        <w:t xml:space="preserve"> </w:t>
-      </w:r>
-      <w:proofErr w:type="spellStart"/>
-      <w:r>
-        <w:t>alterar</w:t>
-      </w:r>
-      <w:proofErr w:type="spellEnd"/>
-      <w:r>
-        <w:t xml:space="preserve"> </w:t>
-      </w:r>
-      <w:proofErr w:type="spellStart"/>
-      <w:r>
-        <w:t>os</w:t>
-      </w:r>
-      <w:proofErr w:type="spellEnd"/>
-      <w:r>
-        <w:t xml:space="preserve"> </w:t>
-      </w:r>
-      <w:proofErr w:type="spellStart"/>
-      <w:r>
-        <w:t>favoritos</w:t>
-      </w:r>
-      <w:proofErr w:type="spellEnd"/>
-      <w:r>
-        <w:t xml:space="preserve"> </w:t>
-      </w:r>
-      <w:proofErr w:type="spellStart"/>
-      <w:r>
-        <w:t>sem</w:t>
-      </w:r>
-      <w:proofErr w:type="spellEnd"/>
-      <w:r>
-        <w:t xml:space="preserve"> </w:t>
-      </w:r>
-      <w:proofErr w:type="spellStart"/>
-      <w:r>
-        <w:t>controle</w:t>
-      </w:r>
-      <w:proofErr w:type="spellEnd"/>
-      <w:r>
-        <w:t xml:space="preserve">. </w:t>
-      </w:r>
-      <w:proofErr w:type="spellStart"/>
-      <w:r>
-        <w:t>Além</w:t>
-      </w:r>
-      <w:proofErr w:type="spellEnd"/>
-      <w:r>
-        <w:t xml:space="preserve"> </w:t>
-      </w:r>
-      <w:proofErr w:type="spellStart"/>
-      <w:r>
-        <w:t>disso</w:t>
-      </w:r>
-      <w:proofErr w:type="spellEnd"/>
-      <w:r>
-        <w:t xml:space="preserve">, </w:t>
-      </w:r>
-      <w:proofErr w:type="spellStart"/>
-      <w:r>
-        <w:t>favoritar</w:t>
-      </w:r>
-      <w:proofErr w:type="spellEnd"/>
-      <w:r>
-        <w:t xml:space="preserve"> é </w:t>
-      </w:r>
-      <w:proofErr w:type="spellStart"/>
-      <w:r>
-        <w:t>uma</w:t>
-      </w:r>
-      <w:proofErr w:type="spellEnd"/>
-      <w:r>
-        <w:t xml:space="preserve"> </w:t>
-      </w:r>
-      <w:proofErr w:type="spellStart"/>
-      <w:r>
-        <w:t>ação</w:t>
-      </w:r>
-      <w:proofErr w:type="spellEnd"/>
-      <w:r>
-        <w:t xml:space="preserve"> do </w:t>
-      </w:r>
-      <w:proofErr w:type="spellStart"/>
-      <w:r>
-        <w:t>próprio</w:t>
-      </w:r>
-      <w:proofErr w:type="spellEnd"/>
-      <w:r>
-        <w:t xml:space="preserve"> </w:t>
-      </w:r>
-      <w:proofErr w:type="spellStart"/>
-      <w:r>
-        <w:t>usuário</w:t>
-      </w:r>
-      <w:proofErr w:type="spellEnd"/>
-      <w:r>
-        <w:t>.</w:t>
+        <w:t xml:space="preserve">Pergunta de defesa: </w:t>
+      </w:r>
+      <w:r>
+        <w:t>por que esse método pertence a essa classe e não à Main ou a outra classe?</w:t>
+      </w:r>
+    </w:p>
+    <w:p>
+      <w:r>
+        <w:t>Porque a lista de favoritos é um atributo privado do Usuario, e só a própria classe tem acesso a ela. Se o método estivesse no Main, seria preciso tornar a lista pública ou criar um getter que a devolvesse, e nos dois casos qualquer parte do programa poderia alterar os favoritos sem controle. Além disso, favoritar é uma ação do próprio usuário.</w:t>
       </w:r>
     </w:p>
     <w:p/>
@@ -3900,31 +1599,7 @@
         <w:pStyle w:val="Commarcadores"/>
       </w:pPr>
       <w:r>
-        <w:t xml:space="preserve">Em Java, não criaremos “destrutores” como em C/C++. O professor explicará como a JVM </w:t>
-      </w:r>
-      <w:proofErr w:type="spellStart"/>
-      <w:r>
-        <w:t>gerencia</w:t>
-      </w:r>
-      <w:proofErr w:type="spellEnd"/>
-      <w:r>
-        <w:t xml:space="preserve"> </w:t>
-      </w:r>
-      <w:proofErr w:type="spellStart"/>
-      <w:r>
-        <w:t>objetos</w:t>
-      </w:r>
-      <w:proofErr w:type="spellEnd"/>
-      <w:r>
-        <w:t xml:space="preserve"> e </w:t>
-      </w:r>
-      <w:proofErr w:type="spellStart"/>
-      <w:r>
-        <w:t>memória</w:t>
-      </w:r>
-      <w:proofErr w:type="spellEnd"/>
-      <w:r>
-        <w:t>.</w:t>
+        <w:t>Em Java, não criaremos “destrutores” como em C/C++. O professor explicará como a JVM gerencia objetos e memória.</w:t>
       </w:r>
     </w:p>
     <w:p>
@@ -3936,127 +1611,7 @@
         </w:numPr>
       </w:pPr>
       <w:r>
-        <w:t xml:space="preserve">R= </w:t>
-      </w:r>
-      <w:proofErr w:type="spellStart"/>
-      <w:r>
-        <w:t>Todas</w:t>
-      </w:r>
-      <w:proofErr w:type="spellEnd"/>
-      <w:r>
-        <w:t xml:space="preserve"> as classes </w:t>
-      </w:r>
-      <w:proofErr w:type="spellStart"/>
-      <w:r>
-        <w:t>principais</w:t>
-      </w:r>
-      <w:proofErr w:type="spellEnd"/>
-      <w:r>
-        <w:t xml:space="preserve"> </w:t>
-      </w:r>
-      <w:proofErr w:type="spellStart"/>
-      <w:r>
-        <w:t>já</w:t>
-      </w:r>
-      <w:proofErr w:type="spellEnd"/>
-      <w:r>
-        <w:t xml:space="preserve"> </w:t>
-      </w:r>
-      <w:proofErr w:type="spellStart"/>
-      <w:r>
-        <w:t>possuíam</w:t>
-      </w:r>
-      <w:proofErr w:type="spellEnd"/>
-      <w:r>
-        <w:t xml:space="preserve"> </w:t>
-      </w:r>
-      <w:proofErr w:type="spellStart"/>
-      <w:r>
-        <w:t>construtor</w:t>
-      </w:r>
-      <w:proofErr w:type="spellEnd"/>
-      <w:r>
-        <w:t xml:space="preserve"> </w:t>
-      </w:r>
-      <w:proofErr w:type="spellStart"/>
-      <w:r>
-        <w:t>explícito</w:t>
-      </w:r>
-      <w:proofErr w:type="spellEnd"/>
-      <w:r>
-        <w:t xml:space="preserve">, com </w:t>
-      </w:r>
-      <w:proofErr w:type="spellStart"/>
-      <w:r>
-        <w:t>parâmetros</w:t>
-      </w:r>
-      <w:proofErr w:type="spellEnd"/>
-      <w:r>
-        <w:t xml:space="preserve"> de </w:t>
-      </w:r>
-      <w:proofErr w:type="spellStart"/>
-      <w:r>
-        <w:t>nomes</w:t>
-      </w:r>
-      <w:proofErr w:type="spellEnd"/>
-      <w:r>
-        <w:t xml:space="preserve"> claros e </w:t>
-      </w:r>
-      <w:proofErr w:type="spellStart"/>
-      <w:r>
-        <w:t>uso</w:t>
-      </w:r>
-      <w:proofErr w:type="spellEnd"/>
-      <w:r>
-        <w:t xml:space="preserve"> de this </w:t>
-      </w:r>
-      <w:proofErr w:type="spellStart"/>
-      <w:r>
-        <w:t>quando</w:t>
-      </w:r>
-      <w:proofErr w:type="spellEnd"/>
-      <w:r>
-        <w:t xml:space="preserve"> o </w:t>
-      </w:r>
-      <w:proofErr w:type="spellStart"/>
-      <w:r>
-        <w:t>parâmetro</w:t>
-      </w:r>
-      <w:proofErr w:type="spellEnd"/>
-      <w:r>
-        <w:t xml:space="preserve"> </w:t>
-      </w:r>
-      <w:proofErr w:type="spellStart"/>
-      <w:r>
-        <w:t>tem</w:t>
-      </w:r>
-      <w:proofErr w:type="spellEnd"/>
-      <w:r>
-        <w:t xml:space="preserve"> o </w:t>
-      </w:r>
-      <w:proofErr w:type="spellStart"/>
-      <w:r>
-        <w:t>mesmo</w:t>
-      </w:r>
-      <w:proofErr w:type="spellEnd"/>
-      <w:r>
-        <w:t xml:space="preserve"> </w:t>
-      </w:r>
-      <w:proofErr w:type="spellStart"/>
-      <w:r>
-        <w:t>nome</w:t>
-      </w:r>
-      <w:proofErr w:type="spellEnd"/>
-      <w:r>
-        <w:t xml:space="preserve"> do </w:t>
-      </w:r>
-      <w:proofErr w:type="spellStart"/>
-      <w:r>
-        <w:t>atributo</w:t>
-      </w:r>
-      <w:proofErr w:type="spellEnd"/>
-      <w:r>
-        <w:t>.</w:t>
+        <w:t>R= Todas as classes principais já possuíam construtor explícito, com parâmetros de nomes claros e uso de this quando o parâmetro tem o mesmo nome do atributo.</w:t>
       </w:r>
     </w:p>
     <w:p>
@@ -4068,123 +1623,7 @@
         </w:numPr>
       </w:pPr>
       <w:r>
-        <w:t xml:space="preserve">O </w:t>
-      </w:r>
-      <w:proofErr w:type="spellStart"/>
-      <w:r>
-        <w:t>que</w:t>
-      </w:r>
-      <w:proofErr w:type="spellEnd"/>
-      <w:r>
-        <w:t xml:space="preserve"> </w:t>
-      </w:r>
-      <w:proofErr w:type="spellStart"/>
-      <w:r>
-        <w:t>mudou</w:t>
-      </w:r>
-      <w:proofErr w:type="spellEnd"/>
-      <w:r>
-        <w:t xml:space="preserve"> </w:t>
-      </w:r>
-      <w:proofErr w:type="spellStart"/>
-      <w:r>
-        <w:t>nesta</w:t>
-      </w:r>
-      <w:proofErr w:type="spellEnd"/>
-      <w:r>
-        <w:t xml:space="preserve"> </w:t>
-      </w:r>
-      <w:proofErr w:type="spellStart"/>
-      <w:r>
-        <w:t>etapa</w:t>
-      </w:r>
-      <w:proofErr w:type="spellEnd"/>
-      <w:r>
-        <w:t xml:space="preserve"> </w:t>
-      </w:r>
-      <w:proofErr w:type="spellStart"/>
-      <w:r>
-        <w:t>foi</w:t>
-      </w:r>
-      <w:proofErr w:type="spellEnd"/>
-      <w:r>
-        <w:t xml:space="preserve"> </w:t>
-      </w:r>
-      <w:proofErr w:type="spellStart"/>
-      <w:r>
-        <w:t>onde</w:t>
-      </w:r>
-      <w:proofErr w:type="spellEnd"/>
-      <w:r>
-        <w:t xml:space="preserve"> </w:t>
-      </w:r>
-      <w:proofErr w:type="spellStart"/>
-      <w:r>
-        <w:t>os</w:t>
-      </w:r>
-      <w:proofErr w:type="spellEnd"/>
-      <w:r>
-        <w:t xml:space="preserve"> </w:t>
-      </w:r>
-      <w:proofErr w:type="spellStart"/>
-      <w:r>
-        <w:t>objetos</w:t>
-      </w:r>
-      <w:proofErr w:type="spellEnd"/>
-      <w:r>
-        <w:t xml:space="preserve"> </w:t>
-      </w:r>
-      <w:proofErr w:type="spellStart"/>
-      <w:r>
-        <w:t>nascem</w:t>
-      </w:r>
-      <w:proofErr w:type="spellEnd"/>
-      <w:r>
-        <w:t xml:space="preserve">. O </w:t>
-      </w:r>
-      <w:proofErr w:type="spellStart"/>
-      <w:r>
-        <w:t>construtor</w:t>
-      </w:r>
-      <w:proofErr w:type="spellEnd"/>
-      <w:r>
-        <w:t xml:space="preserve"> da </w:t>
-      </w:r>
-      <w:proofErr w:type="spellStart"/>
-      <w:r>
-        <w:t>classe</w:t>
-      </w:r>
-      <w:proofErr w:type="spellEnd"/>
-      <w:r>
-        <w:t xml:space="preserve"> </w:t>
-      </w:r>
-      <w:proofErr w:type="spellStart"/>
-      <w:r>
-        <w:t>Catalogo</w:t>
-      </w:r>
-      <w:proofErr w:type="spellEnd"/>
-      <w:r>
-        <w:t xml:space="preserve"> </w:t>
-      </w:r>
-      <w:proofErr w:type="spellStart"/>
-      <w:r>
-        <w:t>criava</w:t>
-      </w:r>
-      <w:proofErr w:type="spellEnd"/>
-      <w:r>
-        <w:t xml:space="preserve"> </w:t>
-      </w:r>
-      <w:proofErr w:type="spellStart"/>
-      <w:r>
-        <w:t>os</w:t>
-      </w:r>
-      <w:proofErr w:type="spellEnd"/>
-      <w:r>
-        <w:t xml:space="preserve"> seis </w:t>
-      </w:r>
-      <w:proofErr w:type="spellStart"/>
-      <w:r>
-        <w:t>usu</w:t>
+        <w:t>O que mudou nesta etapa foi onde os objetos nascem. O construtor da classe Catalogo criava os seis usu</w:t>
       </w:r>
       <w:r>
         <w:rPr>
@@ -4193,15 +1632,7 @@
         <w:t>á</w:t>
       </w:r>
       <w:r>
-        <w:t>rios</w:t>
-      </w:r>
-      <w:proofErr w:type="spellEnd"/>
-      <w:r>
-        <w:t xml:space="preserve">, as </w:t>
-      </w:r>
-      <w:proofErr w:type="spellStart"/>
-      <w:r>
-        <w:t>tr</w:t>
+        <w:t>rios, as tr</w:t>
       </w:r>
       <w:r>
         <w:rPr>
@@ -4210,15 +1641,7 @@
         <w:t>ê</w:t>
       </w:r>
       <w:r>
-        <w:t>s</w:t>
-      </w:r>
-      <w:proofErr w:type="spellEnd"/>
-      <w:r>
-        <w:t xml:space="preserve"> </w:t>
-      </w:r>
-      <w:proofErr w:type="spellStart"/>
-      <w:r>
-        <w:t>s</w:t>
+        <w:t>s s</w:t>
       </w:r>
       <w:r>
         <w:rPr>
@@ -4227,23 +1650,7 @@
         <w:t>é</w:t>
       </w:r>
       <w:r>
-        <w:t>ries</w:t>
-      </w:r>
-      <w:proofErr w:type="spellEnd"/>
-      <w:r>
-        <w:t xml:space="preserve">, </w:t>
-      </w:r>
-      <w:proofErr w:type="spellStart"/>
-      <w:r>
-        <w:t>os</w:t>
-      </w:r>
-      <w:proofErr w:type="spellEnd"/>
-      <w:r>
-        <w:t xml:space="preserve"> </w:t>
-      </w:r>
-      <w:proofErr w:type="spellStart"/>
-      <w:r>
-        <w:t>epis</w:t>
+        <w:t>ries, os epis</w:t>
       </w:r>
       <w:r>
         <w:rPr>
@@ -4252,31 +1659,7 @@
         <w:t>ó</w:t>
       </w:r>
       <w:r>
-        <w:t>dios</w:t>
-      </w:r>
-      <w:proofErr w:type="spellEnd"/>
-      <w:r>
-        <w:t xml:space="preserve"> e o </w:t>
-      </w:r>
-      <w:proofErr w:type="spellStart"/>
-      <w:r>
-        <w:t>filme</w:t>
-      </w:r>
-      <w:proofErr w:type="spellEnd"/>
-      <w:r>
-        <w:t xml:space="preserve">. </w:t>
-      </w:r>
-      <w:proofErr w:type="spellStart"/>
-      <w:r>
-        <w:t>Montar</w:t>
-      </w:r>
-      <w:proofErr w:type="spellEnd"/>
-      <w:r>
-        <w:t xml:space="preserve"> o </w:t>
-      </w:r>
-      <w:proofErr w:type="spellStart"/>
-      <w:r>
-        <w:t>cen</w:t>
+        <w:t>dios e o filme. Montar o cen</w:t>
       </w:r>
       <w:r>
         <w:rPr>
@@ -4285,11 +1668,7 @@
         <w:t>á</w:t>
       </w:r>
       <w:r>
-        <w:t>rio</w:t>
-      </w:r>
-      <w:proofErr w:type="spellEnd"/>
-      <w:r>
-        <w:t xml:space="preserve"> </w:t>
+        <w:t xml:space="preserve">rio </w:t>
       </w:r>
       <w:r>
         <w:rPr>
@@ -4298,19 +1677,7 @@
         <w:t>é</w:t>
       </w:r>
       <w:r>
-        <w:t xml:space="preserve"> </w:t>
-      </w:r>
-      <w:proofErr w:type="spellStart"/>
-      <w:r>
-        <w:t>papel</w:t>
-      </w:r>
-      <w:proofErr w:type="spellEnd"/>
-      <w:r>
-        <w:t xml:space="preserve"> da Main, </w:t>
-      </w:r>
-      <w:proofErr w:type="spellStart"/>
-      <w:r>
-        <w:t>n</w:t>
+        <w:t xml:space="preserve"> papel da Main, n</w:t>
       </w:r>
       <w:r>
         <w:rPr>
@@ -4319,23 +1686,7 @@
         <w:t>ã</w:t>
       </w:r>
       <w:r>
-        <w:t>o</w:t>
-      </w:r>
-      <w:proofErr w:type="spellEnd"/>
-      <w:r>
-        <w:t xml:space="preserve"> do </w:t>
-      </w:r>
-      <w:proofErr w:type="spellStart"/>
-      <w:r>
-        <w:t>acervo</w:t>
-      </w:r>
-      <w:proofErr w:type="spellEnd"/>
-      <w:r>
-        <w:t xml:space="preserve">, </w:t>
-      </w:r>
-      <w:proofErr w:type="spellStart"/>
-      <w:r>
-        <w:t>ent</w:t>
+        <w:t>o do acervo, ent</w:t>
       </w:r>
       <w:r>
         <w:rPr>
@@ -4344,23 +1695,7 @@
         <w:t>ã</w:t>
       </w:r>
       <w:r>
-        <w:t>o</w:t>
-      </w:r>
-      <w:proofErr w:type="spellEnd"/>
-      <w:r>
-        <w:t xml:space="preserve"> </w:t>
-      </w:r>
-      <w:proofErr w:type="spellStart"/>
-      <w:r>
-        <w:t>essa</w:t>
-      </w:r>
-      <w:proofErr w:type="spellEnd"/>
-      <w:r>
-        <w:t xml:space="preserve"> </w:t>
-      </w:r>
-      <w:proofErr w:type="spellStart"/>
-      <w:r>
-        <w:t>cria</w:t>
+        <w:t>o essa cria</w:t>
       </w:r>
       <w:r>
         <w:rPr>
@@ -4369,27 +1704,7 @@
         <w:t>çã</w:t>
       </w:r>
       <w:r>
-        <w:t>o</w:t>
-      </w:r>
-      <w:proofErr w:type="spellEnd"/>
-      <w:r>
-        <w:t xml:space="preserve"> </w:t>
-      </w:r>
-      <w:proofErr w:type="spellStart"/>
-      <w:r>
-        <w:t>foi</w:t>
-      </w:r>
-      <w:proofErr w:type="spellEnd"/>
-      <w:r>
-        <w:t xml:space="preserve"> </w:t>
-      </w:r>
-      <w:proofErr w:type="spellStart"/>
-      <w:r>
-        <w:t>movida</w:t>
-      </w:r>
-      <w:proofErr w:type="spellEnd"/>
-      <w:r>
-        <w:t>.</w:t>
+        <w:t>o foi movida.</w:t>
       </w:r>
     </w:p>
     <w:p>
@@ -4402,91 +1717,7 @@
         <w:ind w:left="360" w:hanging="360"/>
       </w:pPr>
       <w:r>
-        <w:t xml:space="preserve">O </w:t>
-      </w:r>
-      <w:proofErr w:type="spellStart"/>
-      <w:r>
-        <w:t>Catalogo</w:t>
-      </w:r>
-      <w:proofErr w:type="spellEnd"/>
-      <w:r>
-        <w:t xml:space="preserve"> </w:t>
-      </w:r>
-      <w:proofErr w:type="spellStart"/>
-      <w:r>
-        <w:t>passou</w:t>
-      </w:r>
-      <w:proofErr w:type="spellEnd"/>
-      <w:r>
-        <w:t xml:space="preserve"> a ter um </w:t>
-      </w:r>
-      <w:proofErr w:type="spellStart"/>
-      <w:r>
-        <w:t>construtor</w:t>
-      </w:r>
-      <w:proofErr w:type="spellEnd"/>
-      <w:r>
-        <w:t xml:space="preserve"> </w:t>
-      </w:r>
-      <w:proofErr w:type="spellStart"/>
-      <w:r>
-        <w:t>que</w:t>
-      </w:r>
-      <w:proofErr w:type="spellEnd"/>
-      <w:r>
-        <w:t xml:space="preserve"> </w:t>
-      </w:r>
-      <w:proofErr w:type="spellStart"/>
-      <w:r>
-        <w:t>cria</w:t>
-      </w:r>
-      <w:proofErr w:type="spellEnd"/>
-      <w:r>
-        <w:t xml:space="preserve"> </w:t>
-      </w:r>
-      <w:proofErr w:type="spellStart"/>
-      <w:r>
-        <w:t>apenas</w:t>
-      </w:r>
-      <w:proofErr w:type="spellEnd"/>
-      <w:r>
-        <w:t xml:space="preserve"> as </w:t>
-      </w:r>
-      <w:proofErr w:type="spellStart"/>
-      <w:r>
-        <w:t>listas</w:t>
-      </w:r>
-      <w:proofErr w:type="spellEnd"/>
-      <w:r>
-        <w:t xml:space="preserve"> </w:t>
-      </w:r>
-      <w:proofErr w:type="spellStart"/>
-      <w:r>
-        <w:t>vazias</w:t>
-      </w:r>
-      <w:proofErr w:type="spellEnd"/>
-      <w:r>
-        <w:t xml:space="preserve">, e </w:t>
-      </w:r>
-      <w:proofErr w:type="spellStart"/>
-      <w:r>
-        <w:t>ganhou</w:t>
-      </w:r>
-      <w:proofErr w:type="spellEnd"/>
-      <w:r>
-        <w:t xml:space="preserve"> </w:t>
-      </w:r>
-      <w:proofErr w:type="spellStart"/>
-      <w:r>
-        <w:t>os</w:t>
-      </w:r>
-      <w:proofErr w:type="spellEnd"/>
-      <w:r>
-        <w:t xml:space="preserve"> </w:t>
-      </w:r>
-      <w:proofErr w:type="spellStart"/>
-      <w:r>
-        <w:t>m</w:t>
+        <w:t>O Catalogo passou a ter um construtor que cria apenas as listas vazias, e ganhou os m</w:t>
       </w:r>
       <w:r>
         <w:rPr>
@@ -4495,24 +1726,7 @@
         <w:t>é</w:t>
       </w:r>
       <w:r>
-        <w:t>todos</w:t>
-      </w:r>
-      <w:proofErr w:type="spellEnd"/>
-      <w:r>
-        <w:t xml:space="preserve"> </w:t>
-      </w:r>
-      <w:proofErr w:type="spellStart"/>
-      <w:proofErr w:type="gramStart"/>
-      <w:r>
-        <w:t>adicionarSerie</w:t>
-      </w:r>
-      <w:proofErr w:type="spellEnd"/>
-      <w:r>
-        <w:t>(</w:t>
-      </w:r>
-      <w:proofErr w:type="gramEnd"/>
-      <w:r>
-        <w:t>)</w:t>
+        <w:t>todos adicionarSerie()</w:t>
       </w:r>
     </w:p>
     <w:p>
@@ -4525,32 +1739,7 @@
         <w:ind w:left="360" w:hanging="360"/>
       </w:pPr>
       <w:r>
-        <w:t xml:space="preserve">e </w:t>
-      </w:r>
-      <w:proofErr w:type="spellStart"/>
-      <w:proofErr w:type="gramStart"/>
-      <w:r>
-        <w:t>adicionarFilme</w:t>
-      </w:r>
-      <w:proofErr w:type="spellEnd"/>
-      <w:r>
-        <w:t>(</w:t>
-      </w:r>
-      <w:proofErr w:type="gramEnd"/>
-      <w:r>
-        <w:t xml:space="preserve">) para </w:t>
-      </w:r>
-      <w:proofErr w:type="spellStart"/>
-      <w:r>
-        <w:t>receber</w:t>
-      </w:r>
-      <w:proofErr w:type="spellEnd"/>
-      <w:r>
-        <w:t xml:space="preserve"> </w:t>
-      </w:r>
-      <w:proofErr w:type="spellStart"/>
-      <w:r>
-        <w:t>conte</w:t>
+        <w:t>e adicionarFilme() para receber conte</w:t>
       </w:r>
       <w:r>
         <w:rPr>
@@ -4559,15 +1748,7 @@
         <w:t>ú</w:t>
       </w:r>
       <w:r>
-        <w:t>do</w:t>
-      </w:r>
-      <w:proofErr w:type="spellEnd"/>
-      <w:r>
-        <w:t xml:space="preserve"> pronto. </w:t>
-      </w:r>
-      <w:proofErr w:type="spellStart"/>
-      <w:r>
-        <w:t>Tamb</w:t>
+        <w:t>do pronto. Tamb</w:t>
       </w:r>
       <w:r>
         <w:rPr>
@@ -4576,31 +1757,7 @@
         <w:t>é</w:t>
       </w:r>
       <w:r>
-        <w:t>m</w:t>
-      </w:r>
-      <w:proofErr w:type="spellEnd"/>
-      <w:r>
-        <w:t xml:space="preserve"> </w:t>
-      </w:r>
-      <w:proofErr w:type="spellStart"/>
-      <w:r>
-        <w:t>perdeu</w:t>
-      </w:r>
-      <w:proofErr w:type="spellEnd"/>
-      <w:r>
-        <w:t xml:space="preserve"> a </w:t>
-      </w:r>
-      <w:proofErr w:type="spellStart"/>
-      <w:r>
-        <w:t>lista</w:t>
-      </w:r>
-      <w:proofErr w:type="spellEnd"/>
-      <w:r>
-        <w:t xml:space="preserve"> de </w:t>
-      </w:r>
-      <w:proofErr w:type="spellStart"/>
-      <w:r>
-        <w:t>usu</w:t>
+        <w:t>m perdeu a lista de usu</w:t>
       </w:r>
       <w:r>
         <w:rPr>
@@ -4609,23 +1766,7 @@
         <w:t>á</w:t>
       </w:r>
       <w:r>
-        <w:t>rios</w:t>
-      </w:r>
-      <w:proofErr w:type="spellEnd"/>
-      <w:r>
-        <w:t xml:space="preserve">, </w:t>
-      </w:r>
-      <w:proofErr w:type="spellStart"/>
-      <w:r>
-        <w:t>porque</w:t>
-      </w:r>
-      <w:proofErr w:type="spellEnd"/>
-      <w:r>
-        <w:t xml:space="preserve"> </w:t>
-      </w:r>
-      <w:proofErr w:type="spellStart"/>
-      <w:r>
-        <w:t>usu</w:t>
+        <w:t>rios, porque usu</w:t>
       </w:r>
       <w:r>
         <w:rPr>
@@ -4634,15 +1775,7 @@
         <w:t>á</w:t>
       </w:r>
       <w:r>
-        <w:t>rio</w:t>
-      </w:r>
-      <w:proofErr w:type="spellEnd"/>
-      <w:r>
-        <w:t xml:space="preserve"> </w:t>
-      </w:r>
-      <w:proofErr w:type="spellStart"/>
-      <w:r>
-        <w:t>n</w:t>
+        <w:t>rio n</w:t>
       </w:r>
       <w:r>
         <w:rPr>
@@ -4653,7 +1786,6 @@
       <w:r>
         <w:t>o</w:t>
       </w:r>
-      <w:proofErr w:type="spellEnd"/>
     </w:p>
     <w:p>
       <w:pPr>
@@ -4671,11 +1803,7 @@
         <w:t>é</w:t>
       </w:r>
       <w:r>
-        <w:t xml:space="preserve"> </w:t>
-      </w:r>
-      <w:proofErr w:type="spellStart"/>
-      <w:r>
-        <w:t>conte</w:t>
+        <w:t xml:space="preserve"> conte</w:t>
       </w:r>
       <w:r>
         <w:rPr>
@@ -4684,68 +1812,7 @@
         <w:t>ú</w:t>
       </w:r>
       <w:r>
-        <w:t>do</w:t>
-      </w:r>
-      <w:proofErr w:type="spellEnd"/>
-      <w:r>
-        <w:t xml:space="preserve"> do </w:t>
-      </w:r>
-      <w:proofErr w:type="spellStart"/>
-      <w:r>
-        <w:t>acervo</w:t>
-      </w:r>
-      <w:proofErr w:type="spellEnd"/>
-      <w:r>
-        <w:t xml:space="preserve">: agora </w:t>
-      </w:r>
-      <w:proofErr w:type="spellStart"/>
-      <w:proofErr w:type="gramStart"/>
-      <w:r>
-        <w:t>exibirCatalogo</w:t>
-      </w:r>
-      <w:proofErr w:type="spellEnd"/>
-      <w:r>
-        <w:t>(</w:t>
-      </w:r>
-      <w:proofErr w:type="gramEnd"/>
-      <w:r>
-        <w:t xml:space="preserve">) </w:t>
-      </w:r>
-      <w:proofErr w:type="spellStart"/>
-      <w:r>
-        <w:t>recebe</w:t>
-      </w:r>
-      <w:proofErr w:type="spellEnd"/>
-      <w:r>
-        <w:t xml:space="preserve"> </w:t>
-      </w:r>
-      <w:proofErr w:type="spellStart"/>
-      <w:r>
-        <w:t>essa</w:t>
-      </w:r>
-      <w:proofErr w:type="spellEnd"/>
-      <w:r>
-        <w:t xml:space="preserve"> </w:t>
-      </w:r>
-      <w:proofErr w:type="spellStart"/>
-      <w:r>
-        <w:t>lista</w:t>
-      </w:r>
-      <w:proofErr w:type="spellEnd"/>
-      <w:r>
-        <w:t xml:space="preserve"> </w:t>
-      </w:r>
-      <w:proofErr w:type="spellStart"/>
-      <w:r>
-        <w:t>por</w:t>
-      </w:r>
-      <w:proofErr w:type="spellEnd"/>
-      <w:r>
-        <w:t xml:space="preserve"> </w:t>
-      </w:r>
-      <w:proofErr w:type="spellStart"/>
-      <w:r>
-        <w:t>par</w:t>
+        <w:t>do do acervo: agora exibirCatalogo() recebe essa lista por par</w:t>
       </w:r>
       <w:r>
         <w:rPr>
@@ -4754,11 +1821,7 @@
         <w:t>â</w:t>
       </w:r>
       <w:r>
-        <w:t>metro</w:t>
-      </w:r>
-      <w:proofErr w:type="spellEnd"/>
-      <w:r>
-        <w:t>.</w:t>
+        <w:t>metro.</w:t>
       </w:r>
     </w:p>
     <w:p>
@@ -4770,11 +1833,7 @@
         </w:numPr>
       </w:pPr>
       <w:r>
-        <w:t xml:space="preserve">Na Main </w:t>
-      </w:r>
-      <w:proofErr w:type="spellStart"/>
-      <w:r>
-        <w:t>s</w:t>
+        <w:t>Na Main s</w:t>
       </w:r>
       <w:r>
         <w:rPr>
@@ -4783,23 +1842,7 @@
         <w:t>ã</w:t>
       </w:r>
       <w:r>
-        <w:t>o</w:t>
-      </w:r>
-      <w:proofErr w:type="spellEnd"/>
-      <w:r>
-        <w:t xml:space="preserve"> </w:t>
-      </w:r>
-      <w:proofErr w:type="spellStart"/>
-      <w:r>
-        <w:t>criados</w:t>
-      </w:r>
-      <w:proofErr w:type="spellEnd"/>
-      <w:r>
-        <w:t xml:space="preserve"> seis </w:t>
-      </w:r>
-      <w:proofErr w:type="spellStart"/>
-      <w:r>
-        <w:t>usu</w:t>
+        <w:t>o criados seis usu</w:t>
       </w:r>
       <w:r>
         <w:rPr>
@@ -4808,59 +1851,7 @@
         <w:t>á</w:t>
       </w:r>
       <w:r>
-        <w:t>rios</w:t>
-      </w:r>
-      <w:proofErr w:type="spellEnd"/>
-      <w:r>
-        <w:t xml:space="preserve"> com </w:t>
-      </w:r>
-      <w:proofErr w:type="spellStart"/>
-      <w:r>
-        <w:t>planos</w:t>
-      </w:r>
-      <w:proofErr w:type="spellEnd"/>
-      <w:r>
-        <w:t xml:space="preserve"> </w:t>
-      </w:r>
-      <w:proofErr w:type="spellStart"/>
-      <w:r>
-        <w:t>diferentes</w:t>
-      </w:r>
-      <w:proofErr w:type="spellEnd"/>
-      <w:r>
-        <w:t xml:space="preserve">, entre </w:t>
-      </w:r>
-      <w:proofErr w:type="spellStart"/>
-      <w:r>
-        <w:t>Basico</w:t>
-      </w:r>
-      <w:proofErr w:type="spellEnd"/>
-      <w:r>
-        <w:t xml:space="preserve">, </w:t>
-      </w:r>
-      <w:proofErr w:type="spellStart"/>
-      <w:r>
-        <w:t>Padrao</w:t>
-      </w:r>
-      <w:proofErr w:type="spellEnd"/>
-      <w:r>
-        <w:t xml:space="preserve"> e Premium, o </w:t>
-      </w:r>
-      <w:proofErr w:type="spellStart"/>
-      <w:r>
-        <w:t>que</w:t>
-      </w:r>
-      <w:proofErr w:type="spellEnd"/>
-      <w:r>
-        <w:t xml:space="preserve"> </w:t>
-      </w:r>
-      <w:proofErr w:type="spellStart"/>
-      <w:r>
-        <w:t>atende</w:t>
-      </w:r>
-      <w:proofErr w:type="spellEnd"/>
-      <w:r>
-        <w:t xml:space="preserve"> </w:t>
+        <w:t xml:space="preserve">rios com planos diferentes, entre Basico, Padrao e Premium, o que atende </w:t>
       </w:r>
       <w:r>
         <w:rPr>
@@ -4869,11 +1860,7 @@
         <w:t>à</w:t>
       </w:r>
       <w:r>
-        <w:t xml:space="preserve"> </w:t>
-      </w:r>
-      <w:proofErr w:type="spellStart"/>
-      <w:r>
-        <w:t>exig</w:t>
+        <w:t xml:space="preserve"> exig</w:t>
       </w:r>
       <w:r>
         <w:rPr>
@@ -4882,63 +1869,7 @@
         <w:t>ê</w:t>
       </w:r>
       <w:r>
-        <w:t>ncia</w:t>
-      </w:r>
-      <w:proofErr w:type="spellEnd"/>
-      <w:r>
-        <w:t xml:space="preserve"> de </w:t>
-      </w:r>
-      <w:proofErr w:type="spellStart"/>
-      <w:r>
-        <w:t>dois</w:t>
-      </w:r>
-      <w:proofErr w:type="spellEnd"/>
-      <w:r>
-        <w:t xml:space="preserve"> </w:t>
-      </w:r>
-      <w:proofErr w:type="spellStart"/>
-      <w:r>
-        <w:t>objetos</w:t>
-      </w:r>
-      <w:proofErr w:type="spellEnd"/>
-      <w:r>
-        <w:t xml:space="preserve"> da </w:t>
-      </w:r>
-      <w:proofErr w:type="spellStart"/>
-      <w:r>
-        <w:t>mesma</w:t>
-      </w:r>
-      <w:proofErr w:type="spellEnd"/>
-      <w:r>
-        <w:t xml:space="preserve"> </w:t>
-      </w:r>
-      <w:proofErr w:type="spellStart"/>
-      <w:r>
-        <w:t>classe</w:t>
-      </w:r>
-      <w:proofErr w:type="spellEnd"/>
-      <w:r>
-        <w:t xml:space="preserve"> com </w:t>
-      </w:r>
-      <w:proofErr w:type="spellStart"/>
-      <w:r>
-        <w:t>valores</w:t>
-      </w:r>
-      <w:proofErr w:type="spellEnd"/>
-      <w:r>
-        <w:t xml:space="preserve"> </w:t>
-      </w:r>
-      <w:proofErr w:type="spellStart"/>
-      <w:r>
-        <w:t>diferentes</w:t>
-      </w:r>
-      <w:proofErr w:type="spellEnd"/>
-      <w:r>
-        <w:t xml:space="preserve">. A </w:t>
-      </w:r>
-      <w:proofErr w:type="spellStart"/>
-      <w:r>
-        <w:t>diferen</w:t>
+        <w:t>ncia de dois objetos da mesma classe com valores diferentes. A diferen</w:t>
       </w:r>
       <w:r>
         <w:rPr>
@@ -4947,31 +1878,7 @@
         <w:t>ç</w:t>
       </w:r>
       <w:r>
-        <w:t>a</w:t>
-      </w:r>
-      <w:proofErr w:type="spellEnd"/>
-      <w:r>
-        <w:t xml:space="preserve"> </w:t>
-      </w:r>
-      <w:proofErr w:type="spellStart"/>
-      <w:r>
-        <w:t>aparece</w:t>
-      </w:r>
-      <w:proofErr w:type="spellEnd"/>
-      <w:r>
-        <w:t xml:space="preserve"> no console: </w:t>
-      </w:r>
-      <w:proofErr w:type="spellStart"/>
-      <w:r>
-        <w:t>cada</w:t>
-      </w:r>
-      <w:proofErr w:type="spellEnd"/>
-      <w:r>
-        <w:t xml:space="preserve"> </w:t>
-      </w:r>
-      <w:proofErr w:type="spellStart"/>
-      <w:r>
-        <w:t>conte</w:t>
+        <w:t>a aparece no console: cada conte</w:t>
       </w:r>
       <w:r>
         <w:rPr>
@@ -4980,23 +1887,7 @@
         <w:t>ú</w:t>
       </w:r>
       <w:r>
-        <w:t>do</w:t>
-      </w:r>
-      <w:proofErr w:type="spellEnd"/>
-      <w:r>
-        <w:t xml:space="preserve"> </w:t>
-      </w:r>
-      <w:proofErr w:type="spellStart"/>
-      <w:r>
-        <w:t>lista</w:t>
-      </w:r>
-      <w:proofErr w:type="spellEnd"/>
-      <w:r>
-        <w:t xml:space="preserve"> quais </w:t>
-      </w:r>
-      <w:proofErr w:type="spellStart"/>
-      <w:r>
-        <w:t>usu</w:t>
+        <w:t>do lista quais usu</w:t>
       </w:r>
       <w:r>
         <w:rPr>
@@ -5005,15 +1896,7 @@
         <w:t>á</w:t>
       </w:r>
       <w:r>
-        <w:t>rios</w:t>
-      </w:r>
-      <w:proofErr w:type="spellEnd"/>
-      <w:r>
-        <w:t xml:space="preserve"> </w:t>
-      </w:r>
-      <w:proofErr w:type="spellStart"/>
-      <w:r>
-        <w:t>t</w:t>
+        <w:t>rios t</w:t>
       </w:r>
       <w:r>
         <w:rPr>
@@ -5022,67 +1905,281 @@
         <w:t>ê</w:t>
       </w:r>
       <w:r>
-        <w:t>m</w:t>
-      </w:r>
-      <w:proofErr w:type="spellEnd"/>
-      <w:r>
-        <w:t xml:space="preserve"> </w:t>
-      </w:r>
-      <w:proofErr w:type="spellStart"/>
-      <w:r>
-        <w:t>acesso</w:t>
-      </w:r>
-      <w:proofErr w:type="spellEnd"/>
-      <w:r>
-        <w:t xml:space="preserve"> </w:t>
-      </w:r>
-      <w:proofErr w:type="gramStart"/>
-      <w:r>
-        <w:t>a</w:t>
-      </w:r>
-      <w:proofErr w:type="gramEnd"/>
-      <w:r>
-        <w:t xml:space="preserve"> </w:t>
-      </w:r>
-      <w:proofErr w:type="spellStart"/>
-      <w:r>
-        <w:t>ele</w:t>
-      </w:r>
-      <w:proofErr w:type="spellEnd"/>
-      <w:r>
-        <w:t xml:space="preserve">, e o </w:t>
-      </w:r>
-      <w:proofErr w:type="spellStart"/>
-      <w:r>
-        <w:t>resultado</w:t>
-      </w:r>
-      <w:proofErr w:type="spellEnd"/>
-      <w:r>
-        <w:t xml:space="preserve"> </w:t>
-      </w:r>
-      <w:proofErr w:type="spellStart"/>
-      <w:r>
-        <w:t>muda</w:t>
-      </w:r>
-      <w:proofErr w:type="spellEnd"/>
-      <w:r>
-        <w:t xml:space="preserve"> </w:t>
-      </w:r>
-      <w:proofErr w:type="spellStart"/>
-      <w:r>
-        <w:t>conforme</w:t>
-      </w:r>
-      <w:proofErr w:type="spellEnd"/>
-      <w:r>
-        <w:t xml:space="preserve"> o plano de </w:t>
-      </w:r>
-      <w:proofErr w:type="spellStart"/>
-      <w:r>
-        <w:t>cada</w:t>
-      </w:r>
-      <w:proofErr w:type="spellEnd"/>
-      <w:r>
-        <w:t xml:space="preserve"> um.</w:t>
+        <w:t>m acesso a ele, e o resultado muda conforme o plano de cada um.</w:t>
+      </w:r>
+    </w:p>
+    <w:p>
+      <w:pPr>
+        <w:pStyle w:val="Commarcadores"/>
+        <w:numPr>
+          <w:ilvl w:val="0"/>
+          <w:numId w:val="0"/>
+        </w:numPr>
+      </w:pPr>
+    </w:p>
+    <w:p>
+      <w:pPr>
+        <w:pStyle w:val="Commarcadores"/>
+        <w:numPr>
+          <w:ilvl w:val="0"/>
+          <w:numId w:val="0"/>
+        </w:numPr>
+      </w:pPr>
+    </w:p>
+    <w:p>
+      <w:pPr>
+        <w:pStyle w:val="Commarcadores"/>
+        <w:numPr>
+          <w:ilvl w:val="0"/>
+          <w:numId w:val="0"/>
+        </w:numPr>
+      </w:pPr>
+    </w:p>
+    <w:p>
+      <w:pPr>
+        <w:pStyle w:val="Commarcadores"/>
+        <w:numPr>
+          <w:ilvl w:val="0"/>
+          <w:numId w:val="0"/>
+        </w:numPr>
+      </w:pPr>
+    </w:p>
+    <w:p>
+      <w:pPr>
+        <w:pStyle w:val="Commarcadores"/>
+        <w:numPr>
+          <w:ilvl w:val="0"/>
+          <w:numId w:val="0"/>
+        </w:numPr>
+      </w:pPr>
+    </w:p>
+    <w:p>
+      <w:pPr>
+        <w:pStyle w:val="Commarcadores"/>
+        <w:numPr>
+          <w:ilvl w:val="0"/>
+          <w:numId w:val="0"/>
+        </w:numPr>
+      </w:pPr>
+    </w:p>
+    <w:p>
+      <w:pPr>
+        <w:pStyle w:val="Commarcadores"/>
+        <w:numPr>
+          <w:ilvl w:val="0"/>
+          <w:numId w:val="0"/>
+        </w:numPr>
+      </w:pPr>
+    </w:p>
+    <w:p>
+      <w:pPr>
+        <w:pStyle w:val="Commarcadores"/>
+        <w:numPr>
+          <w:ilvl w:val="0"/>
+          <w:numId w:val="0"/>
+        </w:numPr>
+      </w:pPr>
+    </w:p>
+    <w:p>
+      <w:pPr>
+        <w:pStyle w:val="Commarcadores"/>
+        <w:numPr>
+          <w:ilvl w:val="0"/>
+          <w:numId w:val="0"/>
+        </w:numPr>
+      </w:pPr>
+    </w:p>
+    <w:p>
+      <w:pPr>
+        <w:pStyle w:val="Commarcadores"/>
+        <w:numPr>
+          <w:ilvl w:val="0"/>
+          <w:numId w:val="0"/>
+        </w:numPr>
+      </w:pPr>
+    </w:p>
+    <w:p>
+      <w:pPr>
+        <w:pStyle w:val="Commarcadores"/>
+        <w:numPr>
+          <w:ilvl w:val="0"/>
+          <w:numId w:val="0"/>
+        </w:numPr>
+      </w:pPr>
+    </w:p>
+    <w:p>
+      <w:pPr>
+        <w:pStyle w:val="Commarcadores"/>
+        <w:numPr>
+          <w:ilvl w:val="0"/>
+          <w:numId w:val="0"/>
+        </w:numPr>
+      </w:pPr>
+    </w:p>
+    <w:p>
+      <w:pPr>
+        <w:pStyle w:val="Commarcadores"/>
+        <w:numPr>
+          <w:ilvl w:val="0"/>
+          <w:numId w:val="0"/>
+        </w:numPr>
+      </w:pPr>
+    </w:p>
+    <w:p>
+      <w:pPr>
+        <w:pStyle w:val="Commarcadores"/>
+        <w:numPr>
+          <w:ilvl w:val="0"/>
+          <w:numId w:val="0"/>
+        </w:numPr>
+      </w:pPr>
+      <w:r>
+        <w:t>Console antes:</w:t>
+      </w:r>
+    </w:p>
+    <w:p>
+      <w:pPr>
+        <w:pStyle w:val="Commarcadores"/>
+        <w:numPr>
+          <w:ilvl w:val="0"/>
+          <w:numId w:val="0"/>
+        </w:numPr>
+      </w:pPr>
+      <w:r>
+        <w:rPr>
+          <w:noProof/>
+        </w:rPr>
+        <w:drawing>
+          <wp:inline distT="0" distB="0" distL="0" distR="0" wp14:anchorId="45297490" wp14:editId="612C15D8">
+            <wp:extent cx="6324600" cy="3857625"/>
+            <wp:effectExtent l="0" t="0" r="0" b="9525"/>
+            <wp:docPr id="119861700" name="Imagem 3"/>
+            <wp:cNvGraphicFramePr>
+              <a:graphicFrameLocks xmlns:a="http://schemas.openxmlformats.org/drawingml/2006/main" noChangeAspect="1"/>
+            </wp:cNvGraphicFramePr>
+            <a:graphic xmlns:a="http://schemas.openxmlformats.org/drawingml/2006/main">
+              <a:graphicData uri="http://schemas.openxmlformats.org/drawingml/2006/picture">
+                <pic:pic xmlns:pic="http://schemas.openxmlformats.org/drawingml/2006/picture">
+                  <pic:nvPicPr>
+                    <pic:cNvPr id="0" name="Picture 3"/>
+                    <pic:cNvPicPr>
+                      <a:picLocks noChangeAspect="1" noChangeArrowheads="1"/>
+                    </pic:cNvPicPr>
+                  </pic:nvPicPr>
+                  <pic:blipFill>
+                    <a:blip r:embed="rId8">
+                      <a:extLst>
+                        <a:ext uri="{28A0092B-C50C-407E-A947-70E740481C1C}">
+                          <a14:useLocalDpi xmlns:a14="http://schemas.microsoft.com/office/drawing/2010/main" val="0"/>
+                        </a:ext>
+                      </a:extLst>
+                    </a:blip>
+                    <a:srcRect/>
+                    <a:stretch>
+                      <a:fillRect/>
+                    </a:stretch>
+                  </pic:blipFill>
+                  <pic:spPr bwMode="auto">
+                    <a:xfrm>
+                      <a:off x="0" y="0"/>
+                      <a:ext cx="6324600" cy="3857625"/>
+                    </a:xfrm>
+                    <a:prstGeom prst="rect">
+                      <a:avLst/>
+                    </a:prstGeom>
+                    <a:noFill/>
+                    <a:ln>
+                      <a:noFill/>
+                    </a:ln>
+                  </pic:spPr>
+                </pic:pic>
+              </a:graphicData>
+            </a:graphic>
+          </wp:inline>
+        </w:drawing>
+      </w:r>
+    </w:p>
+    <w:p>
+      <w:pPr>
+        <w:pStyle w:val="Commarcadores"/>
+        <w:numPr>
+          <w:ilvl w:val="0"/>
+          <w:numId w:val="0"/>
+        </w:numPr>
+      </w:pPr>
+    </w:p>
+    <w:p>
+      <w:pPr>
+        <w:pStyle w:val="Commarcadores"/>
+        <w:numPr>
+          <w:ilvl w:val="0"/>
+          <w:numId w:val="0"/>
+        </w:numPr>
+      </w:pPr>
+      <w:r>
+        <w:t>Console depois:</w:t>
+      </w:r>
+    </w:p>
+    <w:p>
+      <w:pPr>
+        <w:pStyle w:val="Commarcadores"/>
+        <w:numPr>
+          <w:ilvl w:val="0"/>
+          <w:numId w:val="0"/>
+        </w:numPr>
+      </w:pPr>
+      <w:r>
+        <w:rPr>
+          <w:noProof/>
+        </w:rPr>
+        <w:drawing>
+          <wp:inline distT="0" distB="0" distL="0" distR="0" wp14:anchorId="6BA26716" wp14:editId="74985210">
+            <wp:extent cx="6324600" cy="2486025"/>
+            <wp:effectExtent l="0" t="0" r="0" b="9525"/>
+            <wp:docPr id="301309471" name="Imagem 4"/>
+            <wp:cNvGraphicFramePr>
+              <a:graphicFrameLocks xmlns:a="http://schemas.openxmlformats.org/drawingml/2006/main" noChangeAspect="1"/>
+            </wp:cNvGraphicFramePr>
+            <a:graphic xmlns:a="http://schemas.openxmlformats.org/drawingml/2006/main">
+              <a:graphicData uri="http://schemas.openxmlformats.org/drawingml/2006/picture">
+                <pic:pic xmlns:pic="http://schemas.openxmlformats.org/drawingml/2006/picture">
+                  <pic:nvPicPr>
+                    <pic:cNvPr id="0" name="Picture 4"/>
+                    <pic:cNvPicPr>
+                      <a:picLocks noChangeAspect="1" noChangeArrowheads="1"/>
+                    </pic:cNvPicPr>
+                  </pic:nvPicPr>
+                  <pic:blipFill>
+                    <a:blip r:embed="rId9">
+                      <a:extLst>
+                        <a:ext uri="{28A0092B-C50C-407E-A947-70E740481C1C}">
+                          <a14:useLocalDpi xmlns:a14="http://schemas.microsoft.com/office/drawing/2010/main" val="0"/>
+                        </a:ext>
+                      </a:extLst>
+                    </a:blip>
+                    <a:srcRect/>
+                    <a:stretch>
+                      <a:fillRect/>
+                    </a:stretch>
+                  </pic:blipFill>
+                  <pic:spPr bwMode="auto">
+                    <a:xfrm>
+                      <a:off x="0" y="0"/>
+                      <a:ext cx="6324600" cy="2486025"/>
+                    </a:xfrm>
+                    <a:prstGeom prst="rect">
+                      <a:avLst/>
+                    </a:prstGeom>
+                    <a:noFill/>
+                    <a:ln>
+                      <a:noFill/>
+                    </a:ln>
+                  </pic:spPr>
+                </pic:pic>
+              </a:graphicData>
+            </a:graphic>
+          </wp:inline>
+        </w:drawing>
       </w:r>
     </w:p>
     <w:p>
@@ -5090,6 +2187,7 @@
         <w:pStyle w:val="Ttulo2"/>
       </w:pPr>
       <w:r>
+        <w:lastRenderedPageBreak/>
         <w:t>Atividade 4 — Desafio “o cliente mudou de ideia”</w:t>
       </w:r>
     </w:p>
@@ -5106,31 +2204,7 @@
         <w:t xml:space="preserve">Antes de programar, registrem no documento do grupo: </w:t>
       </w:r>
       <w:r>
-        <w:t>“o que muda”, “onde muda” e “</w:t>
-      </w:r>
-      <w:proofErr w:type="spellStart"/>
-      <w:r>
-        <w:t>por</w:t>
-      </w:r>
-      <w:proofErr w:type="spellEnd"/>
-      <w:r>
-        <w:t xml:space="preserve"> </w:t>
-      </w:r>
-      <w:proofErr w:type="spellStart"/>
-      <w:r>
-        <w:t>que</w:t>
-      </w:r>
-      <w:proofErr w:type="spellEnd"/>
-      <w:r>
-        <w:t xml:space="preserve"> </w:t>
-      </w:r>
-      <w:proofErr w:type="spellStart"/>
-      <w:r>
-        <w:t>muda</w:t>
-      </w:r>
-      <w:proofErr w:type="spellEnd"/>
-      <w:r>
-        <w:t>”.</w:t>
+        <w:t>“o que muda”, “onde muda” e “por que muda”.</w:t>
       </w:r>
     </w:p>
     <w:p>
@@ -5138,871 +2212,22 @@
         <w:t xml:space="preserve">R= </w:t>
       </w:r>
       <w:r>
-        <w:t xml:space="preserve">O professor </w:t>
-      </w:r>
-      <w:proofErr w:type="spellStart"/>
-      <w:r>
-        <w:t>solicitou</w:t>
-      </w:r>
-      <w:proofErr w:type="spellEnd"/>
-      <w:r>
-        <w:t xml:space="preserve"> </w:t>
-      </w:r>
-      <w:proofErr w:type="spellStart"/>
-      <w:r>
-        <w:t>que</w:t>
-      </w:r>
-      <w:proofErr w:type="spellEnd"/>
-      <w:r>
-        <w:t xml:space="preserve"> </w:t>
-      </w:r>
-      <w:proofErr w:type="spellStart"/>
-      <w:r>
-        <w:t>filmes</w:t>
-      </w:r>
-      <w:proofErr w:type="spellEnd"/>
-      <w:r>
-        <w:t xml:space="preserve"> </w:t>
-      </w:r>
-      <w:proofErr w:type="spellStart"/>
-      <w:r>
-        <w:t>não</w:t>
-      </w:r>
-      <w:proofErr w:type="spellEnd"/>
-      <w:r>
-        <w:t xml:space="preserve"> </w:t>
-      </w:r>
-      <w:proofErr w:type="spellStart"/>
-      <w:r>
-        <w:t>pudessem</w:t>
-      </w:r>
-      <w:proofErr w:type="spellEnd"/>
-      <w:r>
-        <w:t xml:space="preserve"> </w:t>
-      </w:r>
-      <w:proofErr w:type="spellStart"/>
-      <w:r>
-        <w:t>existir</w:t>
-      </w:r>
-      <w:proofErr w:type="spellEnd"/>
-      <w:r>
-        <w:t xml:space="preserve"> com </w:t>
-      </w:r>
-      <w:proofErr w:type="spellStart"/>
-      <w:r>
-        <w:t>duração</w:t>
-      </w:r>
-      <w:proofErr w:type="spellEnd"/>
-      <w:r>
-        <w:t xml:space="preserve"> </w:t>
-      </w:r>
-      <w:proofErr w:type="spellStart"/>
-      <w:r>
-        <w:t>menor</w:t>
-      </w:r>
-      <w:proofErr w:type="spellEnd"/>
-      <w:r>
-        <w:t xml:space="preserve"> </w:t>
-      </w:r>
-      <w:proofErr w:type="spellStart"/>
-      <w:r>
-        <w:t>ou</w:t>
-      </w:r>
-      <w:proofErr w:type="spellEnd"/>
-      <w:r>
-        <w:t xml:space="preserve"> </w:t>
-      </w:r>
-      <w:proofErr w:type="spellStart"/>
-      <w:r>
-        <w:t>igual</w:t>
-      </w:r>
-      <w:proofErr w:type="spellEnd"/>
-      <w:r>
-        <w:t xml:space="preserve"> a zero, </w:t>
-      </w:r>
-      <w:proofErr w:type="spellStart"/>
-      <w:r>
-        <w:t>que</w:t>
-      </w:r>
-      <w:proofErr w:type="spellEnd"/>
-      <w:r>
-        <w:t xml:space="preserve"> </w:t>
-      </w:r>
-      <w:proofErr w:type="spellStart"/>
-      <w:r>
-        <w:t>o</w:t>
-      </w:r>
-      <w:proofErr w:type="spellEnd"/>
-      <w:r>
-        <w:t xml:space="preserve"> </w:t>
-      </w:r>
-      <w:proofErr w:type="spellStart"/>
-      <w:r>
-        <w:t>catálogo</w:t>
-      </w:r>
-      <w:proofErr w:type="spellEnd"/>
-      <w:r>
-        <w:t xml:space="preserve"> fosse </w:t>
-      </w:r>
-      <w:proofErr w:type="spellStart"/>
-      <w:r>
-        <w:t>ajustado</w:t>
-      </w:r>
-      <w:proofErr w:type="spellEnd"/>
-      <w:r>
-        <w:t xml:space="preserve"> e </w:t>
-      </w:r>
-      <w:proofErr w:type="spellStart"/>
-      <w:r>
-        <w:t>que</w:t>
-      </w:r>
-      <w:proofErr w:type="spellEnd"/>
-      <w:r>
-        <w:t xml:space="preserve"> </w:t>
-      </w:r>
-      <w:proofErr w:type="spellStart"/>
-      <w:r>
-        <w:t>fossem</w:t>
-      </w:r>
-      <w:proofErr w:type="spellEnd"/>
-      <w:r>
-        <w:t xml:space="preserve"> </w:t>
-      </w:r>
-      <w:proofErr w:type="spellStart"/>
-      <w:r>
-        <w:t>criadas</w:t>
-      </w:r>
-      <w:proofErr w:type="spellEnd"/>
-      <w:r>
-        <w:t xml:space="preserve"> </w:t>
-      </w:r>
-      <w:proofErr w:type="spellStart"/>
-      <w:r>
-        <w:t>validações</w:t>
-      </w:r>
-      <w:proofErr w:type="spellEnd"/>
-      <w:r>
-        <w:t xml:space="preserve"> </w:t>
-      </w:r>
-      <w:proofErr w:type="spellStart"/>
-      <w:r>
-        <w:t>gerais</w:t>
-      </w:r>
-      <w:proofErr w:type="spellEnd"/>
-      <w:r>
-        <w:t xml:space="preserve"> </w:t>
-      </w:r>
-      <w:proofErr w:type="spellStart"/>
-      <w:r>
-        <w:t>nas</w:t>
-      </w:r>
-      <w:proofErr w:type="spellEnd"/>
-      <w:r>
-        <w:t xml:space="preserve"> </w:t>
-      </w:r>
-      <w:proofErr w:type="spellStart"/>
-      <w:r>
-        <w:t>demais</w:t>
-      </w:r>
-      <w:proofErr w:type="spellEnd"/>
-      <w:r>
-        <w:t xml:space="preserve"> classes.</w:t>
-      </w:r>
-    </w:p>
-    <w:p>
-      <w:r>
-        <w:t xml:space="preserve">O </w:t>
-      </w:r>
-      <w:proofErr w:type="spellStart"/>
-      <w:r>
-        <w:t>que</w:t>
-      </w:r>
-      <w:proofErr w:type="spellEnd"/>
-      <w:r>
-        <w:t xml:space="preserve"> </w:t>
-      </w:r>
-      <w:proofErr w:type="spellStart"/>
-      <w:r>
-        <w:t>muda</w:t>
-      </w:r>
-      <w:proofErr w:type="spellEnd"/>
-      <w:r>
-        <w:t xml:space="preserve">. </w:t>
-      </w:r>
-      <w:proofErr w:type="spellStart"/>
-      <w:r>
-        <w:t>Filme</w:t>
-      </w:r>
-      <w:proofErr w:type="spellEnd"/>
-      <w:r>
-        <w:t xml:space="preserve"> </w:t>
-      </w:r>
-      <w:proofErr w:type="spellStart"/>
-      <w:r>
-        <w:t>não</w:t>
-      </w:r>
-      <w:proofErr w:type="spellEnd"/>
-      <w:r>
-        <w:t xml:space="preserve"> </w:t>
-      </w:r>
-      <w:proofErr w:type="spellStart"/>
-      <w:r>
-        <w:t>pode</w:t>
-      </w:r>
-      <w:proofErr w:type="spellEnd"/>
-      <w:r>
-        <w:t xml:space="preserve"> </w:t>
-      </w:r>
-      <w:proofErr w:type="spellStart"/>
-      <w:r>
-        <w:t>existir</w:t>
-      </w:r>
-      <w:proofErr w:type="spellEnd"/>
-      <w:r>
-        <w:t xml:space="preserve"> com </w:t>
-      </w:r>
-      <w:proofErr w:type="spellStart"/>
-      <w:r>
-        <w:t>duração</w:t>
-      </w:r>
-      <w:proofErr w:type="spellEnd"/>
-      <w:r>
-        <w:t xml:space="preserve"> </w:t>
-      </w:r>
-      <w:proofErr w:type="spellStart"/>
-      <w:r>
-        <w:t>menor</w:t>
-      </w:r>
-      <w:proofErr w:type="spellEnd"/>
-      <w:r>
-        <w:t xml:space="preserve"> </w:t>
-      </w:r>
-      <w:proofErr w:type="spellStart"/>
-      <w:r>
-        <w:t>ou</w:t>
-      </w:r>
-      <w:proofErr w:type="spellEnd"/>
-      <w:r>
-        <w:t xml:space="preserve"> </w:t>
-      </w:r>
-      <w:proofErr w:type="spellStart"/>
-      <w:r>
-        <w:t>igual</w:t>
-      </w:r>
-      <w:proofErr w:type="spellEnd"/>
-      <w:r>
-        <w:t xml:space="preserve"> a zero. O </w:t>
-      </w:r>
-      <w:proofErr w:type="spellStart"/>
-      <w:r>
-        <w:t>catálogo</w:t>
-      </w:r>
-      <w:proofErr w:type="spellEnd"/>
-      <w:r>
-        <w:t xml:space="preserve"> </w:t>
-      </w:r>
-      <w:proofErr w:type="spellStart"/>
-      <w:r>
-        <w:t>precisa</w:t>
-      </w:r>
-      <w:proofErr w:type="spellEnd"/>
-      <w:r>
-        <w:t xml:space="preserve"> ser </w:t>
-      </w:r>
-      <w:proofErr w:type="spellStart"/>
-      <w:r>
-        <w:t>ajustado</w:t>
-      </w:r>
-      <w:proofErr w:type="spellEnd"/>
-      <w:r>
-        <w:t xml:space="preserve">. As </w:t>
-      </w:r>
-      <w:proofErr w:type="spellStart"/>
-      <w:r>
-        <w:t>demais</w:t>
-      </w:r>
-      <w:proofErr w:type="spellEnd"/>
-      <w:r>
-        <w:t xml:space="preserve"> classes </w:t>
-      </w:r>
-      <w:proofErr w:type="spellStart"/>
-      <w:r>
-        <w:t>precisam</w:t>
-      </w:r>
-      <w:proofErr w:type="spellEnd"/>
-      <w:r>
-        <w:t xml:space="preserve"> de </w:t>
-      </w:r>
-      <w:proofErr w:type="spellStart"/>
-      <w:r>
-        <w:t>validação</w:t>
-      </w:r>
-      <w:proofErr w:type="spellEnd"/>
-      <w:r>
-        <w:t>.</w:t>
-      </w:r>
-    </w:p>
-    <w:p>
-      <w:r>
-        <w:t xml:space="preserve">Onde </w:t>
-      </w:r>
-      <w:proofErr w:type="spellStart"/>
-      <w:r>
-        <w:t>muda</w:t>
-      </w:r>
-      <w:proofErr w:type="spellEnd"/>
-      <w:r>
-        <w:t xml:space="preserve">. </w:t>
-      </w:r>
-      <w:proofErr w:type="spellStart"/>
-      <w:r>
-        <w:t>Construtor</w:t>
-      </w:r>
-      <w:proofErr w:type="spellEnd"/>
-      <w:r>
-        <w:t xml:space="preserve"> de </w:t>
-      </w:r>
-      <w:proofErr w:type="spellStart"/>
-      <w:r>
-        <w:t>Filme</w:t>
-      </w:r>
-      <w:proofErr w:type="spellEnd"/>
-      <w:r>
-        <w:t xml:space="preserve">, para </w:t>
-      </w:r>
-      <w:proofErr w:type="spellStart"/>
-      <w:r>
-        <w:t>duração</w:t>
-      </w:r>
-      <w:proofErr w:type="spellEnd"/>
-      <w:r>
-        <w:t xml:space="preserve"> e </w:t>
-      </w:r>
-      <w:proofErr w:type="spellStart"/>
-      <w:r>
-        <w:t>título</w:t>
-      </w:r>
-      <w:proofErr w:type="spellEnd"/>
-      <w:r>
-        <w:t xml:space="preserve">. </w:t>
-      </w:r>
-      <w:proofErr w:type="spellStart"/>
-      <w:r>
-        <w:t>Construtores</w:t>
-      </w:r>
-      <w:proofErr w:type="spellEnd"/>
-      <w:r>
-        <w:t xml:space="preserve"> de </w:t>
-      </w:r>
-      <w:proofErr w:type="spellStart"/>
-      <w:r>
-        <w:t>Assinatura</w:t>
-      </w:r>
-      <w:proofErr w:type="spellEnd"/>
-      <w:r>
-        <w:t xml:space="preserve">, Serie, </w:t>
-      </w:r>
-      <w:proofErr w:type="spellStart"/>
-      <w:r>
-        <w:t>Episodio</w:t>
-      </w:r>
-      <w:proofErr w:type="spellEnd"/>
-      <w:r>
-        <w:t xml:space="preserve"> e </w:t>
-      </w:r>
-      <w:proofErr w:type="spellStart"/>
-      <w:r>
-        <w:t>Usuario</w:t>
-      </w:r>
-      <w:proofErr w:type="spellEnd"/>
-      <w:r>
-        <w:t xml:space="preserve">. Classes </w:t>
-      </w:r>
-      <w:proofErr w:type="spellStart"/>
-      <w:r>
-        <w:t>Catalogo</w:t>
-      </w:r>
-      <w:proofErr w:type="spellEnd"/>
-      <w:r>
-        <w:t xml:space="preserve"> e Main.</w:t>
-      </w:r>
-    </w:p>
-    <w:p>
-      <w:r>
-        <w:lastRenderedPageBreak/>
-        <w:t xml:space="preserve">Por </w:t>
-      </w:r>
-      <w:proofErr w:type="spellStart"/>
-      <w:r>
-        <w:t>que</w:t>
-      </w:r>
-      <w:proofErr w:type="spellEnd"/>
-      <w:r>
-        <w:t xml:space="preserve"> </w:t>
-      </w:r>
-      <w:proofErr w:type="spellStart"/>
-      <w:r>
-        <w:t>muda</w:t>
-      </w:r>
-      <w:proofErr w:type="spellEnd"/>
-      <w:r>
-        <w:t xml:space="preserve">. </w:t>
-      </w:r>
-      <w:proofErr w:type="spellStart"/>
-      <w:r>
-        <w:t>Duração</w:t>
-      </w:r>
-      <w:proofErr w:type="spellEnd"/>
-      <w:r>
-        <w:t xml:space="preserve"> zero </w:t>
-      </w:r>
-      <w:proofErr w:type="spellStart"/>
-      <w:r>
-        <w:t>ou</w:t>
-      </w:r>
-      <w:proofErr w:type="spellEnd"/>
-      <w:r>
-        <w:t xml:space="preserve"> </w:t>
-      </w:r>
-      <w:proofErr w:type="spellStart"/>
-      <w:r>
-        <w:t>negativa</w:t>
-      </w:r>
-      <w:proofErr w:type="spellEnd"/>
-      <w:r>
-        <w:t xml:space="preserve"> </w:t>
-      </w:r>
-      <w:proofErr w:type="spellStart"/>
-      <w:r>
-        <w:t>não</w:t>
-      </w:r>
-      <w:proofErr w:type="spellEnd"/>
-      <w:r>
-        <w:t xml:space="preserve"> </w:t>
-      </w:r>
-      <w:proofErr w:type="spellStart"/>
-      <w:r>
-        <w:t>representa</w:t>
-      </w:r>
-      <w:proofErr w:type="spellEnd"/>
-      <w:r>
-        <w:t xml:space="preserve"> </w:t>
-      </w:r>
-      <w:proofErr w:type="spellStart"/>
-      <w:r>
-        <w:t>filme</w:t>
-      </w:r>
-      <w:proofErr w:type="spellEnd"/>
-      <w:r>
-        <w:t xml:space="preserve"> </w:t>
-      </w:r>
-      <w:proofErr w:type="spellStart"/>
-      <w:r>
-        <w:t>nenhum</w:t>
-      </w:r>
-      <w:proofErr w:type="spellEnd"/>
-      <w:r>
-        <w:t xml:space="preserve">, e o </w:t>
-      </w:r>
-      <w:proofErr w:type="spellStart"/>
-      <w:r>
-        <w:t>objeto</w:t>
-      </w:r>
-      <w:proofErr w:type="spellEnd"/>
-      <w:r>
-        <w:t xml:space="preserve"> </w:t>
-      </w:r>
-      <w:proofErr w:type="spellStart"/>
-      <w:r>
-        <w:t>não</w:t>
-      </w:r>
-      <w:proofErr w:type="spellEnd"/>
-      <w:r>
-        <w:t xml:space="preserve"> </w:t>
-      </w:r>
-      <w:proofErr w:type="spellStart"/>
-      <w:r>
-        <w:t>pode</w:t>
-      </w:r>
-      <w:proofErr w:type="spellEnd"/>
-      <w:r>
-        <w:t xml:space="preserve"> </w:t>
-      </w:r>
-      <w:proofErr w:type="spellStart"/>
-      <w:r>
-        <w:t>nascer</w:t>
-      </w:r>
-      <w:proofErr w:type="spellEnd"/>
-      <w:r>
-        <w:t xml:space="preserve"> </w:t>
-      </w:r>
-      <w:proofErr w:type="spellStart"/>
-      <w:r>
-        <w:t>nesse</w:t>
-      </w:r>
-      <w:proofErr w:type="spellEnd"/>
-      <w:r>
-        <w:t xml:space="preserve"> </w:t>
-      </w:r>
-      <w:proofErr w:type="spellStart"/>
-      <w:r>
-        <w:t>estado</w:t>
-      </w:r>
-      <w:proofErr w:type="spellEnd"/>
-      <w:r>
-        <w:t xml:space="preserve">. O </w:t>
-      </w:r>
-      <w:proofErr w:type="spellStart"/>
-      <w:r>
-        <w:t>construtor</w:t>
-      </w:r>
-      <w:proofErr w:type="spellEnd"/>
-      <w:r>
-        <w:t xml:space="preserve"> é o </w:t>
-      </w:r>
-      <w:proofErr w:type="spellStart"/>
-      <w:r>
-        <w:t>único</w:t>
-      </w:r>
-      <w:proofErr w:type="spellEnd"/>
-      <w:r>
-        <w:t xml:space="preserve"> </w:t>
-      </w:r>
-      <w:proofErr w:type="spellStart"/>
-      <w:r>
-        <w:t>ponto</w:t>
-      </w:r>
-      <w:proofErr w:type="spellEnd"/>
-      <w:r>
-        <w:t xml:space="preserve"> </w:t>
-      </w:r>
-      <w:proofErr w:type="spellStart"/>
-      <w:r>
-        <w:t>capaz</w:t>
-      </w:r>
-      <w:proofErr w:type="spellEnd"/>
-      <w:r>
-        <w:t xml:space="preserve"> de </w:t>
-      </w:r>
-      <w:proofErr w:type="spellStart"/>
-      <w:r>
-        <w:t>garantir</w:t>
-      </w:r>
-      <w:proofErr w:type="spellEnd"/>
-      <w:r>
-        <w:t xml:space="preserve"> </w:t>
-      </w:r>
-      <w:proofErr w:type="spellStart"/>
-      <w:r>
-        <w:t>isso</w:t>
-      </w:r>
-      <w:proofErr w:type="spellEnd"/>
-      <w:r>
-        <w:t xml:space="preserve">, </w:t>
-      </w:r>
-      <w:proofErr w:type="spellStart"/>
-      <w:r>
-        <w:t>porque</w:t>
-      </w:r>
-      <w:proofErr w:type="spellEnd"/>
-      <w:r>
-        <w:t xml:space="preserve"> </w:t>
-      </w:r>
-      <w:proofErr w:type="spellStart"/>
-      <w:r>
-        <w:t>ele</w:t>
-      </w:r>
-      <w:proofErr w:type="spellEnd"/>
-      <w:r>
-        <w:t xml:space="preserve"> </w:t>
-      </w:r>
-      <w:proofErr w:type="spellStart"/>
-      <w:r>
-        <w:t>não</w:t>
-      </w:r>
-      <w:proofErr w:type="spellEnd"/>
-      <w:r>
-        <w:t xml:space="preserve"> </w:t>
-      </w:r>
-      <w:proofErr w:type="spellStart"/>
-      <w:r>
-        <w:t>tem</w:t>
-      </w:r>
-      <w:proofErr w:type="spellEnd"/>
-      <w:r>
-        <w:t xml:space="preserve"> return: </w:t>
-      </w:r>
-      <w:proofErr w:type="spellStart"/>
-      <w:r>
-        <w:t>ou</w:t>
-      </w:r>
-      <w:proofErr w:type="spellEnd"/>
-      <w:r>
-        <w:t xml:space="preserve"> </w:t>
-      </w:r>
-      <w:proofErr w:type="spellStart"/>
-      <w:r>
-        <w:t>cria</w:t>
-      </w:r>
-      <w:proofErr w:type="spellEnd"/>
-      <w:r>
-        <w:t xml:space="preserve"> um </w:t>
-      </w:r>
-      <w:proofErr w:type="spellStart"/>
-      <w:r>
-        <w:t>objeto</w:t>
-      </w:r>
-      <w:proofErr w:type="spellEnd"/>
-      <w:r>
-        <w:t xml:space="preserve"> </w:t>
-      </w:r>
-      <w:proofErr w:type="spellStart"/>
-      <w:r>
-        <w:t>válido</w:t>
-      </w:r>
-      <w:proofErr w:type="spellEnd"/>
-      <w:r>
-        <w:t xml:space="preserve"> </w:t>
-      </w:r>
-      <w:proofErr w:type="spellStart"/>
-      <w:r>
-        <w:t>ou</w:t>
-      </w:r>
-      <w:proofErr w:type="spellEnd"/>
-      <w:r>
-        <w:t xml:space="preserve"> </w:t>
-      </w:r>
-      <w:proofErr w:type="spellStart"/>
-      <w:r>
-        <w:t>lança</w:t>
-      </w:r>
-      <w:proofErr w:type="spellEnd"/>
-      <w:r>
-        <w:t xml:space="preserve"> </w:t>
-      </w:r>
-      <w:proofErr w:type="spellStart"/>
-      <w:r>
-        <w:t>exceção</w:t>
-      </w:r>
-      <w:proofErr w:type="spellEnd"/>
-      <w:r>
-        <w:t xml:space="preserve">, </w:t>
-      </w:r>
-      <w:proofErr w:type="spellStart"/>
-      <w:r>
-        <w:t>então</w:t>
-      </w:r>
-      <w:proofErr w:type="spellEnd"/>
-      <w:r>
-        <w:t xml:space="preserve"> </w:t>
-      </w:r>
-      <w:proofErr w:type="spellStart"/>
-      <w:r>
-        <w:t>não</w:t>
-      </w:r>
-      <w:proofErr w:type="spellEnd"/>
-      <w:r>
-        <w:t xml:space="preserve"> </w:t>
-      </w:r>
-      <w:proofErr w:type="spellStart"/>
-      <w:r>
-        <w:t>existe</w:t>
-      </w:r>
-      <w:proofErr w:type="spellEnd"/>
-      <w:r>
-        <w:t xml:space="preserve"> </w:t>
-      </w:r>
-      <w:proofErr w:type="spellStart"/>
-      <w:r>
-        <w:t>objeto</w:t>
-      </w:r>
-      <w:proofErr w:type="spellEnd"/>
-      <w:r>
-        <w:t xml:space="preserve"> pela </w:t>
-      </w:r>
-      <w:proofErr w:type="spellStart"/>
-      <w:r>
-        <w:t>metade</w:t>
-      </w:r>
-      <w:proofErr w:type="spellEnd"/>
-      <w:r>
-        <w:t xml:space="preserve"> </w:t>
-      </w:r>
-      <w:proofErr w:type="spellStart"/>
-      <w:r>
-        <w:t>circulando</w:t>
-      </w:r>
-      <w:proofErr w:type="spellEnd"/>
-      <w:r>
-        <w:t xml:space="preserve"> </w:t>
-      </w:r>
-      <w:proofErr w:type="spellStart"/>
-      <w:r>
-        <w:t>pelo</w:t>
-      </w:r>
-      <w:proofErr w:type="spellEnd"/>
-      <w:r>
-        <w:t xml:space="preserve"> </w:t>
-      </w:r>
-      <w:proofErr w:type="spellStart"/>
-      <w:r>
-        <w:t>programa</w:t>
-      </w:r>
-      <w:proofErr w:type="spellEnd"/>
-      <w:r>
-        <w:t xml:space="preserve">. O </w:t>
-      </w:r>
-      <w:proofErr w:type="spellStart"/>
-      <w:r>
-        <w:t>catálogo</w:t>
-      </w:r>
-      <w:proofErr w:type="spellEnd"/>
-      <w:r>
-        <w:t xml:space="preserve"> </w:t>
-      </w:r>
-      <w:proofErr w:type="spellStart"/>
-      <w:r>
-        <w:t>precisou</w:t>
-      </w:r>
-      <w:proofErr w:type="spellEnd"/>
-      <w:r>
-        <w:t xml:space="preserve"> de </w:t>
-      </w:r>
-      <w:proofErr w:type="spellStart"/>
-      <w:r>
-        <w:t>ajuste</w:t>
-      </w:r>
-      <w:proofErr w:type="spellEnd"/>
-      <w:r>
-        <w:t xml:space="preserve"> </w:t>
-      </w:r>
-      <w:proofErr w:type="spellStart"/>
-      <w:r>
-        <w:t>porque</w:t>
-      </w:r>
-      <w:proofErr w:type="spellEnd"/>
-      <w:r>
-        <w:t xml:space="preserve"> </w:t>
-      </w:r>
-      <w:proofErr w:type="spellStart"/>
-      <w:r>
-        <w:t>acumulava</w:t>
-      </w:r>
-      <w:proofErr w:type="spellEnd"/>
-      <w:r>
-        <w:t xml:space="preserve"> duas </w:t>
-      </w:r>
-      <w:proofErr w:type="spellStart"/>
-      <w:r>
-        <w:t>responsabilidades</w:t>
-      </w:r>
-      <w:proofErr w:type="spellEnd"/>
-      <w:r>
-        <w:t xml:space="preserve"> </w:t>
-      </w:r>
-      <w:proofErr w:type="spellStart"/>
-      <w:r>
-        <w:t>que</w:t>
-      </w:r>
-      <w:proofErr w:type="spellEnd"/>
-      <w:r>
-        <w:t xml:space="preserve"> </w:t>
-      </w:r>
-      <w:proofErr w:type="spellStart"/>
-      <w:r>
-        <w:t>não</w:t>
-      </w:r>
-      <w:proofErr w:type="spellEnd"/>
-      <w:r>
-        <w:t xml:space="preserve"> </w:t>
-      </w:r>
-      <w:proofErr w:type="spellStart"/>
-      <w:r>
-        <w:t>são</w:t>
-      </w:r>
-      <w:proofErr w:type="spellEnd"/>
-      <w:r>
-        <w:t xml:space="preserve"> </w:t>
-      </w:r>
-      <w:proofErr w:type="spellStart"/>
-      <w:r>
-        <w:t>dele</w:t>
-      </w:r>
-      <w:proofErr w:type="spellEnd"/>
-      <w:r>
-        <w:t xml:space="preserve">, </w:t>
-      </w:r>
-      <w:proofErr w:type="spellStart"/>
-      <w:r>
-        <w:t>criar</w:t>
-      </w:r>
-      <w:proofErr w:type="spellEnd"/>
-      <w:r>
-        <w:t xml:space="preserve"> </w:t>
-      </w:r>
-      <w:proofErr w:type="spellStart"/>
-      <w:r>
-        <w:t>os</w:t>
-      </w:r>
-      <w:proofErr w:type="spellEnd"/>
-      <w:r>
-        <w:t xml:space="preserve"> </w:t>
-      </w:r>
-      <w:proofErr w:type="spellStart"/>
-      <w:r>
-        <w:t>objetos</w:t>
-      </w:r>
-      <w:proofErr w:type="spellEnd"/>
-      <w:r>
-        <w:t xml:space="preserve"> do </w:t>
-      </w:r>
-      <w:proofErr w:type="spellStart"/>
-      <w:r>
-        <w:t>cenário</w:t>
-      </w:r>
-      <w:proofErr w:type="spellEnd"/>
-      <w:r>
-        <w:t xml:space="preserve"> e </w:t>
-      </w:r>
-      <w:proofErr w:type="spellStart"/>
-      <w:r>
-        <w:t>decidir</w:t>
-      </w:r>
-      <w:proofErr w:type="spellEnd"/>
-      <w:r>
-        <w:t xml:space="preserve"> quem </w:t>
-      </w:r>
-      <w:proofErr w:type="spellStart"/>
-      <w:r>
-        <w:t>tem</w:t>
-      </w:r>
-      <w:proofErr w:type="spellEnd"/>
-      <w:r>
-        <w:t xml:space="preserve"> </w:t>
-      </w:r>
-      <w:proofErr w:type="spellStart"/>
-      <w:r>
-        <w:t>acesso</w:t>
-      </w:r>
-      <w:proofErr w:type="spellEnd"/>
-      <w:r>
-        <w:t xml:space="preserve"> </w:t>
-      </w:r>
-      <w:proofErr w:type="spellStart"/>
-      <w:r>
-        <w:t>ao</w:t>
-      </w:r>
-      <w:proofErr w:type="spellEnd"/>
-      <w:r>
-        <w:t xml:space="preserve"> </w:t>
-      </w:r>
-      <w:proofErr w:type="spellStart"/>
-      <w:r>
-        <w:t>conteúdo</w:t>
-      </w:r>
-      <w:proofErr w:type="spellEnd"/>
-      <w:r>
-        <w:t>.</w:t>
+        <w:t>O professor solicitou que filmes não pudessem existir com duração menor ou igual a zero, que o catálogo fosse ajustado e que fossem criadas validações gerais nas demais classes.</w:t>
+      </w:r>
+    </w:p>
+    <w:p>
+      <w:r>
+        <w:t>O que muda. Filme não pode existir com duração menor ou igual a zero. O catálogo precisa ser ajustado. As demais classes precisam de validação.</w:t>
+      </w:r>
+    </w:p>
+    <w:p>
+      <w:r>
+        <w:t>Onde muda. Construtor de Filme, para duração e título. Construtores de Assinatura, Serie, Episodio e Usuario. Classes Catalogo e Main.</w:t>
+      </w:r>
+    </w:p>
+    <w:p>
+      <w:r>
+        <w:t>Por que muda. Duração zero ou negativa não representa filme nenhum, e o objeto não pode nascer nesse estado. O construtor é o único ponto capaz de garantir isso, porque ele não tem return: ou cria um objeto válido ou lança exceção, então não existe objeto pela metade circulando pelo programa. O catálogo precisou de ajuste porque acumulava duas responsabilidades que não são dele, criar os objetos do cenário e decidir quem tem acesso ao conteúdo.</w:t>
       </w:r>
     </w:p>
     <w:p>
@@ -6076,6 +2301,350 @@
       <w:r>
         <w:t>perceber por que deixar o estado interno exposto pode quebrar as regras do domínio.</w:t>
       </w:r>
+    </w:p>
+    <w:p>
+      <w:pPr>
+        <w:rPr>
+          <w:b/>
+          <w:bCs/>
+        </w:rPr>
+      </w:pPr>
+      <w:r>
+        <w:rPr>
+          <w:b/>
+          <w:bCs/>
+        </w:rPr>
+        <w:t>Tentativas:</w:t>
+      </w:r>
+    </w:p>
+    <w:p>
+      <w:pPr>
+        <w:pStyle w:val="PargrafodaLista"/>
+        <w:numPr>
+          <w:ilvl w:val="0"/>
+          <w:numId w:val="21"/>
+        </w:numPr>
+        <w:rPr>
+          <w:b/>
+          <w:bCs/>
+        </w:rPr>
+      </w:pPr>
+      <w:r>
+        <w:t>Nome nulo: O sistema não valida o cadastro quando o campo Nome é preenchido com valor nulo.</w:t>
+      </w:r>
+    </w:p>
+    <w:p>
+      <w:pPr>
+        <w:pStyle w:val="PargrafodaLista"/>
+        <w:numPr>
+          <w:ilvl w:val="0"/>
+          <w:numId w:val="21"/>
+        </w:numPr>
+        <w:rPr>
+          <w:b/>
+          <w:bCs/>
+        </w:rPr>
+      </w:pPr>
+      <w:r>
+        <w:t>Nome em branco: O sistema não valida o cadastro quando o campo Nome é deixado em branco.</w:t>
+      </w:r>
+    </w:p>
+    <w:p>
+      <w:pPr>
+        <w:pStyle w:val="PargrafodaLista"/>
+        <w:numPr>
+          <w:ilvl w:val="0"/>
+          <w:numId w:val="21"/>
+        </w:numPr>
+        <w:rPr>
+          <w:b/>
+          <w:bCs/>
+        </w:rPr>
+      </w:pPr>
+      <w:r>
+        <w:t>Plano nulo: O sistema não valida o cadastro quando o campo Plano é preenchido com valor nulo.</w:t>
+      </w:r>
+    </w:p>
+    <w:p>
+      <w:pPr>
+        <w:pStyle w:val="PargrafodaLista"/>
+        <w:numPr>
+          <w:ilvl w:val="0"/>
+          <w:numId w:val="21"/>
+        </w:numPr>
+        <w:rPr>
+          <w:b/>
+          <w:bCs/>
+        </w:rPr>
+      </w:pPr>
+      <w:r>
+        <w:t>Plano em branco: O sistema não valida o cadastro quando o campo Plano é deixado em branco.</w:t>
+      </w:r>
+    </w:p>
+    <w:p>
+      <w:pPr>
+        <w:pStyle w:val="PargrafodaLista"/>
+        <w:numPr>
+          <w:ilvl w:val="0"/>
+          <w:numId w:val="21"/>
+        </w:numPr>
+        <w:rPr>
+          <w:b/>
+          <w:bCs/>
+        </w:rPr>
+      </w:pPr>
+      <w:r>
+        <w:t>Usuário sem plano vinculado: O sistema não permite que o usuário assista a qualquer conteúdo quando não há um plano vinculado.</w:t>
+      </w:r>
+    </w:p>
+    <w:p>
+      <w:pPr>
+        <w:pStyle w:val="PargrafodaLista"/>
+        <w:numPr>
+          <w:ilvl w:val="0"/>
+          <w:numId w:val="21"/>
+        </w:numPr>
+        <w:rPr>
+          <w:b/>
+          <w:bCs/>
+        </w:rPr>
+      </w:pPr>
+      <w:r>
+        <w:t>Série sem título: O sistema não valida o cadastro de uma série quando o campo Título é nulo ou está em branco.</w:t>
+      </w:r>
+    </w:p>
+    <w:p>
+      <w:pPr>
+        <w:pStyle w:val="PargrafodaLista"/>
+        <w:numPr>
+          <w:ilvl w:val="0"/>
+          <w:numId w:val="21"/>
+        </w:numPr>
+        <w:rPr>
+          <w:b/>
+          <w:bCs/>
+        </w:rPr>
+      </w:pPr>
+      <w:r>
+        <w:t>Série sem sinopse: O sistema não valida o cadastro de uma série quando o campo Sinopse é nulo ou está em branco.</w:t>
+      </w:r>
+    </w:p>
+    <w:p>
+      <w:pPr>
+        <w:pStyle w:val="PargrafodaLista"/>
+        <w:numPr>
+          <w:ilvl w:val="0"/>
+          <w:numId w:val="21"/>
+        </w:numPr>
+        <w:rPr>
+          <w:b/>
+          <w:bCs/>
+        </w:rPr>
+      </w:pPr>
+      <w:r>
+        <w:t>Série sem plano necessário: O sistema não valida o cadastro de uma série quando não há um plano necessário definido.</w:t>
+      </w:r>
+    </w:p>
+    <w:p>
+      <w:pPr>
+        <w:pStyle w:val="PargrafodaLista"/>
+        <w:numPr>
+          <w:ilvl w:val="0"/>
+          <w:numId w:val="21"/>
+        </w:numPr>
+        <w:rPr>
+          <w:b/>
+          <w:bCs/>
+        </w:rPr>
+      </w:pPr>
+      <w:r>
+        <w:t>Filme sem título: O sistema não valida o cadastro de um filme quando o campo Título é nulo ou está em branco.</w:t>
+      </w:r>
+    </w:p>
+    <w:p>
+      <w:pPr>
+        <w:pStyle w:val="PargrafodaLista"/>
+        <w:numPr>
+          <w:ilvl w:val="0"/>
+          <w:numId w:val="21"/>
+        </w:numPr>
+        <w:rPr>
+          <w:b/>
+          <w:bCs/>
+        </w:rPr>
+      </w:pPr>
+      <w:r>
+        <w:t>Filme sem sinopse: O sistema não valida o cadastro de um filme quando o campo Sinopse é nulo ou está em branco.</w:t>
+      </w:r>
+    </w:p>
+    <w:p>
+      <w:pPr>
+        <w:pStyle w:val="PargrafodaLista"/>
+        <w:numPr>
+          <w:ilvl w:val="0"/>
+          <w:numId w:val="21"/>
+        </w:numPr>
+        <w:rPr>
+          <w:b/>
+          <w:bCs/>
+        </w:rPr>
+      </w:pPr>
+      <w:r>
+        <w:lastRenderedPageBreak/>
+        <w:t>Filme sem plano necessário: O sistema não valida o cadastro de um filme quando não há um plano necessário definido.</w:t>
+      </w:r>
+    </w:p>
+    <w:p>
+      <w:pPr>
+        <w:pStyle w:val="PargrafodaLista"/>
+        <w:numPr>
+          <w:ilvl w:val="0"/>
+          <w:numId w:val="21"/>
+        </w:numPr>
+        <w:rPr>
+          <w:b/>
+          <w:bCs/>
+        </w:rPr>
+      </w:pPr>
+      <w:r>
+        <w:t>Episódio sem data: O sistema não permite o cadastro de um episódio quando a data não é informada.</w:t>
+      </w:r>
+    </w:p>
+    <w:p>
+      <w:pPr>
+        <w:pStyle w:val="PargrafodaLista"/>
+        <w:numPr>
+          <w:ilvl w:val="0"/>
+          <w:numId w:val="21"/>
+        </w:numPr>
+        <w:rPr>
+          <w:b/>
+          <w:bCs/>
+        </w:rPr>
+      </w:pPr>
+      <w:r>
+        <w:t>Episódio com data inexistente: O sistema não permite o cadastro de um episódio quando a data informada não existe ou é inválida.</w:t>
+      </w:r>
+    </w:p>
+    <w:p>
+      <w:pPr>
+        <w:pStyle w:val="PargrafodaLista"/>
+        <w:numPr>
+          <w:ilvl w:val="0"/>
+          <w:numId w:val="21"/>
+        </w:numPr>
+        <w:rPr>
+          <w:b/>
+          <w:bCs/>
+        </w:rPr>
+      </w:pPr>
+      <w:r>
+        <w:t>Número do episódio em formato de texto: O sistema não permite o cadastro quando o número do episódio é informado como texto.</w:t>
+      </w:r>
+    </w:p>
+    <w:p>
+      <w:pPr>
+        <w:pStyle w:val="PargrafodaLista"/>
+        <w:numPr>
+          <w:ilvl w:val="0"/>
+          <w:numId w:val="21"/>
+        </w:numPr>
+        <w:rPr>
+          <w:b/>
+          <w:bCs/>
+        </w:rPr>
+      </w:pPr>
+      <w:r>
+        <w:t>Número da temporada em formato de texto: O sistema não permite o cadastro quando o número da temporada é informado como texto.</w:t>
+      </w:r>
+    </w:p>
+    <w:p>
+      <w:pPr>
+        <w:pStyle w:val="PargrafodaLista"/>
+        <w:numPr>
+          <w:ilvl w:val="0"/>
+          <w:numId w:val="21"/>
+        </w:numPr>
+        <w:rPr>
+          <w:b/>
+          <w:bCs/>
+        </w:rPr>
+      </w:pPr>
+      <w:r>
+        <w:t>Número do episódio negativo: O sistema não valida o cadastro quando o número do episódio possui valor negativo.</w:t>
+      </w:r>
+    </w:p>
+    <w:p>
+      <w:pPr>
+        <w:pStyle w:val="PargrafodaLista"/>
+        <w:numPr>
+          <w:ilvl w:val="0"/>
+          <w:numId w:val="21"/>
+        </w:numPr>
+        <w:rPr>
+          <w:b/>
+          <w:bCs/>
+        </w:rPr>
+      </w:pPr>
+      <w:r>
+        <w:t>Número da temporada negativo: O sistema não valida o cadastro quando o número da temporada possui valor negativo.</w:t>
+      </w:r>
+    </w:p>
+    <w:p>
+      <w:pPr>
+        <w:pStyle w:val="PargrafodaLista"/>
+        <w:numPr>
+          <w:ilvl w:val="0"/>
+          <w:numId w:val="21"/>
+        </w:numPr>
+        <w:rPr>
+          <w:b/>
+          <w:bCs/>
+        </w:rPr>
+      </w:pPr>
+      <w:r>
+        <w:t>Filme com duração negativa: O sistema não valida o cadastro de um filme quando sua duração possui valor negativo.</w:t>
+      </w:r>
+    </w:p>
+    <w:p>
+      <w:pPr>
+        <w:pStyle w:val="PargrafodaLista"/>
+        <w:numPr>
+          <w:ilvl w:val="0"/>
+          <w:numId w:val="21"/>
+        </w:numPr>
+        <w:rPr>
+          <w:b/>
+          <w:bCs/>
+        </w:rPr>
+      </w:pPr>
+      <w:r>
+        <w:t>Duração do episódio em formato de texto: O sistema não permite o cadastro quando a duração do episódio é informada como texto</w:t>
+      </w:r>
+    </w:p>
+    <w:p>
+      <w:pPr>
+        <w:pStyle w:val="PargrafodaLista"/>
+        <w:numPr>
+          <w:ilvl w:val="0"/>
+          <w:numId w:val="21"/>
+        </w:numPr>
+        <w:rPr>
+          <w:b/>
+          <w:bCs/>
+        </w:rPr>
+      </w:pPr>
+      <w:r>
+        <w:t>Duração do episódio negativa: O sistema não valida o cadastro quando a duração do episódio possui valor negativo.</w:t>
+      </w:r>
+    </w:p>
+    <w:p>
+      <w:pPr>
+        <w:rPr>
+          <w:b/>
+          <w:bCs/>
+        </w:rPr>
+      </w:pPr>
     </w:p>
     <w:p>
       <w:pPr>
@@ -6141,7 +2710,7 @@
         <w:tblLook w:val="04A0" w:firstRow="1" w:lastRow="0" w:firstColumn="1" w:lastColumn="0" w:noHBand="0" w:noVBand="1"/>
       </w:tblPr>
       <w:tblGrid>
-        <w:gridCol w:w="9964"/>
+        <w:gridCol w:w="9954"/>
       </w:tblGrid>
       <w:tr>
         <w:trPr>
@@ -6190,154 +2759,778 @@
     <w:p>
       <w:pPr>
         <w:pStyle w:val="Ttulo2"/>
-      </w:pPr>
-      <w:proofErr w:type="spellStart"/>
-      <w:r>
-        <w:t>Atividade</w:t>
-      </w:r>
-      <w:proofErr w:type="spellEnd"/>
+        <w:rPr>
+          <w:rFonts w:ascii="Aptos" w:eastAsiaTheme="minorEastAsia" w:hAnsi="Aptos" w:cstheme="minorBidi"/>
+          <w:b w:val="0"/>
+          <w:bCs w:val="0"/>
+          <w:color w:val="auto"/>
+          <w:sz w:val="21"/>
+          <w:szCs w:val="22"/>
+        </w:rPr>
+      </w:pPr>
+      <w:r>
+        <w:rPr>
+          <w:rFonts w:ascii="Aptos" w:eastAsiaTheme="minorEastAsia" w:hAnsi="Aptos" w:cstheme="minorBidi"/>
+          <w:b w:val="0"/>
+          <w:bCs w:val="0"/>
+          <w:color w:val="auto"/>
+          <w:sz w:val="21"/>
+          <w:szCs w:val="22"/>
+        </w:rPr>
+        <w:t>R= Todas as classes têm atributos private. Os getters implementados:</w:t>
+      </w:r>
+    </w:p>
+    <w:p>
+      <w:pPr>
+        <w:pStyle w:val="Ttulo2"/>
+        <w:numPr>
+          <w:ilvl w:val="0"/>
+          <w:numId w:val="22"/>
+        </w:numPr>
+        <w:rPr>
+          <w:rFonts w:ascii="Aptos" w:eastAsiaTheme="minorEastAsia" w:hAnsi="Aptos" w:cstheme="minorBidi"/>
+          <w:b w:val="0"/>
+          <w:bCs w:val="0"/>
+          <w:color w:val="auto"/>
+          <w:sz w:val="21"/>
+          <w:szCs w:val="22"/>
+        </w:rPr>
+      </w:pPr>
+      <w:r>
+        <w:rPr>
+          <w:rFonts w:ascii="Aptos" w:eastAsiaTheme="minorEastAsia" w:hAnsi="Aptos" w:cstheme="minorBidi"/>
+          <w:b w:val="0"/>
+          <w:bCs w:val="0"/>
+          <w:color w:val="auto"/>
+          <w:sz w:val="21"/>
+          <w:szCs w:val="22"/>
+        </w:rPr>
+        <w:t>Usuario: getNome(), getAssinatura()</w:t>
+      </w:r>
+    </w:p>
+    <w:p>
+      <w:pPr>
+        <w:pStyle w:val="Ttulo2"/>
+        <w:numPr>
+          <w:ilvl w:val="0"/>
+          <w:numId w:val="22"/>
+        </w:numPr>
+        <w:rPr>
+          <w:rFonts w:ascii="Aptos" w:eastAsiaTheme="minorEastAsia" w:hAnsi="Aptos" w:cstheme="minorBidi"/>
+          <w:b w:val="0"/>
+          <w:bCs w:val="0"/>
+          <w:color w:val="auto"/>
+          <w:sz w:val="21"/>
+          <w:szCs w:val="22"/>
+        </w:rPr>
+      </w:pPr>
+      <w:r>
+        <w:rPr>
+          <w:rFonts w:ascii="Aptos" w:eastAsiaTheme="minorEastAsia" w:hAnsi="Aptos" w:cstheme="minorBidi"/>
+          <w:b w:val="0"/>
+          <w:bCs w:val="0"/>
+          <w:color w:val="auto"/>
+          <w:sz w:val="21"/>
+          <w:szCs w:val="22"/>
+        </w:rPr>
+        <w:t>Assinatura: getPlano()</w:t>
+      </w:r>
+    </w:p>
+    <w:p>
+      <w:pPr>
+        <w:pStyle w:val="Ttulo2"/>
+        <w:numPr>
+          <w:ilvl w:val="0"/>
+          <w:numId w:val="22"/>
+        </w:numPr>
+        <w:rPr>
+          <w:rFonts w:ascii="Aptos" w:eastAsiaTheme="minorEastAsia" w:hAnsi="Aptos" w:cstheme="minorBidi"/>
+          <w:b w:val="0"/>
+          <w:bCs w:val="0"/>
+          <w:color w:val="auto"/>
+          <w:sz w:val="21"/>
+          <w:szCs w:val="22"/>
+        </w:rPr>
+      </w:pPr>
+      <w:r>
+        <w:rPr>
+          <w:rFonts w:ascii="Aptos" w:eastAsiaTheme="minorEastAsia" w:hAnsi="Aptos" w:cstheme="minorBidi"/>
+          <w:b w:val="0"/>
+          <w:bCs w:val="0"/>
+          <w:color w:val="auto"/>
+          <w:sz w:val="21"/>
+          <w:szCs w:val="22"/>
+        </w:rPr>
+        <w:t>Serie: getTitulo(), getPlanoNecessario()</w:t>
+      </w:r>
+    </w:p>
+    <w:p>
+      <w:pPr>
+        <w:pStyle w:val="Ttulo2"/>
+        <w:numPr>
+          <w:ilvl w:val="0"/>
+          <w:numId w:val="22"/>
+        </w:numPr>
+        <w:rPr>
+          <w:rFonts w:ascii="Aptos" w:eastAsiaTheme="minorEastAsia" w:hAnsi="Aptos" w:cstheme="minorBidi"/>
+          <w:b w:val="0"/>
+          <w:bCs w:val="0"/>
+          <w:color w:val="auto"/>
+          <w:sz w:val="21"/>
+          <w:szCs w:val="22"/>
+        </w:rPr>
+      </w:pPr>
+      <w:r>
+        <w:rPr>
+          <w:rFonts w:ascii="Aptos" w:eastAsiaTheme="minorEastAsia" w:hAnsi="Aptos" w:cstheme="minorBidi"/>
+          <w:b w:val="0"/>
+          <w:bCs w:val="0"/>
+          <w:color w:val="auto"/>
+          <w:sz w:val="21"/>
+          <w:szCs w:val="22"/>
+        </w:rPr>
+        <w:t>Filme: getTitulo(), getPlanoNecessario()</w:t>
+      </w:r>
+    </w:p>
+    <w:p>
+      <w:pPr>
+        <w:pStyle w:val="Ttulo2"/>
+        <w:numPr>
+          <w:ilvl w:val="0"/>
+          <w:numId w:val="22"/>
+        </w:numPr>
+        <w:rPr>
+          <w:rFonts w:ascii="Aptos" w:eastAsiaTheme="minorEastAsia" w:hAnsi="Aptos" w:cstheme="minorBidi"/>
+          <w:b w:val="0"/>
+          <w:bCs w:val="0"/>
+          <w:color w:val="auto"/>
+          <w:sz w:val="21"/>
+          <w:szCs w:val="22"/>
+        </w:rPr>
+      </w:pPr>
+      <w:r>
+        <w:rPr>
+          <w:rFonts w:ascii="Aptos" w:eastAsiaTheme="minorEastAsia" w:hAnsi="Aptos" w:cstheme="minorBidi"/>
+          <w:b w:val="0"/>
+          <w:bCs w:val="0"/>
+          <w:color w:val="auto"/>
+          <w:sz w:val="21"/>
+          <w:szCs w:val="22"/>
+        </w:rPr>
+        <w:t>Episodio: nenhum getter (dados só consultados via exibirEpisodio)</w:t>
+      </w:r>
+    </w:p>
+    <w:p>
+      <w:r>
+        <w:t>Validações adicionadas:</w:t>
+      </w:r>
+    </w:p>
+    <w:p>
+      <w:pPr>
+        <w:pStyle w:val="PargrafodaLista"/>
+        <w:numPr>
+          <w:ilvl w:val="0"/>
+          <w:numId w:val="23"/>
+        </w:numPr>
+      </w:pPr>
+      <w:r>
+        <w:t>Usuario: nome não nulo/branco, assinatura não nula</w:t>
+      </w:r>
+    </w:p>
+    <w:p>
+      <w:pPr>
+        <w:pStyle w:val="PargrafodaLista"/>
+        <w:numPr>
+          <w:ilvl w:val="0"/>
+          <w:numId w:val="23"/>
+        </w:numPr>
+      </w:pPr>
+      <w:r>
+        <w:t>Assinatura: plano deve ser um dos três válidos (Basico/Padrao/Premium)</w:t>
+      </w:r>
+    </w:p>
+    <w:p>
+      <w:pPr>
+        <w:pStyle w:val="PargrafodaLista"/>
+        <w:numPr>
+          <w:ilvl w:val="0"/>
+          <w:numId w:val="23"/>
+        </w:numPr>
+      </w:pPr>
+      <w:r>
+        <w:lastRenderedPageBreak/>
+        <w:t>Filme: duração &gt; 0, título não nulo/branco</w:t>
+      </w:r>
+    </w:p>
+    <w:p>
+      <w:pPr>
+        <w:pStyle w:val="PargrafodaLista"/>
+        <w:numPr>
+          <w:ilvl w:val="0"/>
+          <w:numId w:val="23"/>
+        </w:numPr>
+      </w:pPr>
+      <w:r>
+        <w:t>Serie: título e sinopse não nulos/brancos</w:t>
+      </w:r>
+    </w:p>
+    <w:p>
+      <w:pPr>
+        <w:pStyle w:val="PargrafodaLista"/>
+        <w:numPr>
+          <w:ilvl w:val="0"/>
+          <w:numId w:val="23"/>
+        </w:numPr>
+      </w:pPr>
+      <w:r>
+        <w:t>Episodio: episódio &gt; 0, temporada &gt; 0, data não nula</w:t>
+      </w:r>
+    </w:p>
+    <w:p>
+      <w:r>
+        <w:t>Método de negócio criado:</w:t>
+      </w:r>
+    </w:p>
+    <w:p>
+      <w:pPr>
+        <w:pStyle w:val="PargrafodaLista"/>
+        <w:numPr>
+          <w:ilvl w:val="0"/>
+          <w:numId w:val="23"/>
+        </w:numPr>
+      </w:pPr>
+      <w:r>
+        <w:t>adicionarFavorito(): valida null, duplicata, acesso por plano (método de negócio, não setter simples)</w:t>
+      </w:r>
+    </w:p>
+    <w:p>
+      <w:pPr>
+        <w:pStyle w:val="PargrafodaLista"/>
+      </w:pPr>
+      <w:r>
+        <w:t>podeAssistir(): Usuario pergunta à Assinatura se pode assistir (delegação, evitando getAssinatura())</w:t>
+      </w:r>
+    </w:p>
+    <w:p>
+      <w:pPr>
+        <w:pStyle w:val="Ttulo2"/>
+        <w:rPr>
+          <w:rFonts w:ascii="Aptos" w:eastAsiaTheme="minorEastAsia" w:hAnsi="Aptos" w:cstheme="minorBidi"/>
+          <w:b w:val="0"/>
+          <w:bCs w:val="0"/>
+          <w:color w:val="auto"/>
+          <w:sz w:val="21"/>
+          <w:szCs w:val="22"/>
+        </w:rPr>
+      </w:pPr>
+    </w:p>
+    <w:p>
+      <w:pPr>
+        <w:pStyle w:val="Ttulo2"/>
+      </w:pPr>
+      <w:r>
+        <w:t xml:space="preserve">Atividade </w:t>
+      </w:r>
+      <w:r>
+        <w:t>7</w:t>
+      </w:r>
+      <w:r>
+        <w:t xml:space="preserve"> — IA como revisora de encapsulamento</w:t>
+      </w:r>
+    </w:p>
+    <w:p>
+      <w:r>
+        <w:t>Somente depois da primeira refatoração feita pelo grupo, usem IA para revisar uma ou duas classes. Registrem no documento do grupo pelo menos uma sugestão aceita ou rejeitada.</w:t>
+      </w:r>
+    </w:p>
+    <w:p>
+      <w:pPr>
+        <w:pStyle w:val="Commarcadores"/>
+      </w:pPr>
+      <w:r>
+        <w:t>“Revise esta classe Java considerando encapsulamento. Não reescreva o código. Aponte atributos excessivamente expostos e setters que podem quebrar regras do domínio.”</w:t>
+      </w:r>
+    </w:p>
+    <w:p>
+      <w:pPr>
+        <w:pStyle w:val="Commarcadores"/>
+      </w:pPr>
+      <w:r>
+        <w:t>“Analise se os métodos desta classe representam comportamentos do objeto ou se estou usando getters/setters demais. Faça perguntas antes de sugerir mudanças.”</w:t>
+      </w:r>
+    </w:p>
+    <w:p>
+      <w:pPr>
+        <w:pStyle w:val="Commarcadores"/>
+      </w:pPr>
+      <w:r>
+        <w:t>“Crie 5 tentativas de colocar este objeto em estado inválido para eu testar minha solução.”</w:t>
+      </w:r>
+    </w:p>
+    <w:p>
+      <w:pPr>
+        <w:pStyle w:val="Commarcadores"/>
+        <w:numPr>
+          <w:ilvl w:val="0"/>
+          <w:numId w:val="0"/>
+        </w:numPr>
+        <w:ind w:left="360" w:hanging="360"/>
+      </w:pPr>
+    </w:p>
+    <w:p>
+      <w:pPr>
+        <w:pStyle w:val="Commarcadores"/>
+        <w:numPr>
+          <w:ilvl w:val="0"/>
+          <w:numId w:val="0"/>
+        </w:numPr>
+        <w:ind w:left="360" w:hanging="360"/>
+      </w:pPr>
+      <w:r>
+        <w:t>R= As classes Usuario e Assinatura foram revisadas. Duas sugestões principais:</w:t>
+      </w:r>
+    </w:p>
+    <w:p>
+      <w:pPr>
+        <w:pStyle w:val="Commarcadores"/>
+        <w:numPr>
+          <w:ilvl w:val="0"/>
+          <w:numId w:val="0"/>
+        </w:numPr>
+        <w:ind w:left="360" w:hanging="360"/>
+      </w:pPr>
+    </w:p>
+    <w:p>
+      <w:pPr>
+        <w:pStyle w:val="Commarcadores"/>
+        <w:numPr>
+          <w:ilvl w:val="0"/>
+          <w:numId w:val="0"/>
+        </w:numPr>
+        <w:ind w:left="360" w:hanging="360"/>
+      </w:pPr>
+      <w:r>
+        <w:t>Sugestão 1 — ACEITA</w:t>
+      </w:r>
+    </w:p>
+    <w:p>
+      <w:pPr>
+        <w:pStyle w:val="Commarcadores"/>
+        <w:numPr>
+          <w:ilvl w:val="0"/>
+          <w:numId w:val="0"/>
+        </w:numPr>
+        <w:ind w:left="360"/>
+      </w:pPr>
+      <w:r>
+        <w:t>Assinatura.cobrePlano(String) é frágil: aceita qualquer string como plano.</w:t>
+      </w:r>
       <w:r>
         <w:t xml:space="preserve"> </w:t>
       </w:r>
       <w:r>
-        <w:t>7</w:t>
-      </w:r>
-      <w:r>
-        <w:t xml:space="preserve"> — IA </w:t>
-      </w:r>
-      <w:proofErr w:type="spellStart"/>
-      <w:r>
-        <w:t>como</w:t>
-      </w:r>
-      <w:proofErr w:type="spellEnd"/>
+        <w:t>A IA sugeriu criar uma sobrecarga com enum Plano para que o compilador</w:t>
+      </w:r>
       <w:r>
         <w:t xml:space="preserve"> </w:t>
       </w:r>
-      <w:proofErr w:type="spellStart"/>
-      <w:r>
-        <w:t>revisora</w:t>
-      </w:r>
-      <w:proofErr w:type="spellEnd"/>
-      <w:r>
-        <w:t xml:space="preserve"> de </w:t>
-      </w:r>
-      <w:proofErr w:type="spellStart"/>
-      <w:r>
-        <w:t>encapsulamento</w:t>
-      </w:r>
-      <w:proofErr w:type="spellEnd"/>
-    </w:p>
-    <w:p>
-      <w:r>
-        <w:t>Somente depois da primeira refatoração feita pelo grupo, usem IA para revisar uma ou duas classes. Registrem no documento do grupo pelo menos uma sugestão aceita ou rejeitada.</w:t>
+      <w:r>
+        <w:t>valide o plano em tempo de compilação, não de execução. Isso resolve</w:t>
+      </w:r>
+      <w:r>
+        <w:t xml:space="preserve"> </w:t>
+      </w:r>
+      <w:r>
+        <w:t>o mesmo problema que a Atividade 1 identificou: comparações string</w:t>
+      </w:r>
+      <w:r>
+        <w:t xml:space="preserve"> </w:t>
+      </w:r>
+      <w:r>
+        <w:t>precisam de hierarquia de tipos, não de equals.</w:t>
       </w:r>
     </w:p>
     <w:p>
       <w:pPr>
         <w:pStyle w:val="Commarcadores"/>
-      </w:pPr>
-      <w:r>
-        <w:t>“Revise esta classe Java considerando encapsulamento. Não reescreva o código. Aponte atributos excessivamente expostos e setters que podem quebrar regras do domínio.”</w:t>
-      </w:r>
+        <w:numPr>
+          <w:ilvl w:val="0"/>
+          <w:numId w:val="0"/>
+        </w:numPr>
+        <w:ind w:left="360" w:hanging="360"/>
+      </w:pPr>
     </w:p>
     <w:p>
       <w:pPr>
         <w:pStyle w:val="Commarcadores"/>
-      </w:pPr>
-      <w:r>
-        <w:t>“Analise se os métodos desta classe representam comportamentos do objeto ou se estou usando getters/setters demais. Faça perguntas antes de sugerir mudanças.”</w:t>
+        <w:numPr>
+          <w:ilvl w:val="0"/>
+          <w:numId w:val="0"/>
+        </w:numPr>
+        <w:ind w:left="360" w:hanging="360"/>
+      </w:pPr>
+      <w:r>
+        <w:t>Sugestão 2 — REJEITADA</w:t>
       </w:r>
     </w:p>
     <w:p>
       <w:pPr>
         <w:pStyle w:val="Commarcadores"/>
-      </w:pPr>
-      <w:r>
-        <w:t>“Crie 5 tentativas de colocar este objeto em estado inválido para eu testar minha solução.”</w:t>
+        <w:numPr>
+          <w:ilvl w:val="0"/>
+          <w:numId w:val="0"/>
+        </w:numPr>
+        <w:ind w:left="360"/>
+        <w:jc w:val="both"/>
+      </w:pPr>
+      <w:r>
+        <w:t>A IA sugeriu expor getListaFavoritosFilmes() e getListaFavoritosSeries()</w:t>
+      </w:r>
+      <w:r>
+        <w:t xml:space="preserve"> </w:t>
+      </w:r>
+      <w:r>
+        <w:t>para que outras classes consultem os favoritos. Rejeitamos porque é</w:t>
+      </w:r>
+      <w:r>
+        <w:t xml:space="preserve"> </w:t>
+      </w:r>
+      <w:r>
+        <w:t>o mesmo erro que expomos em Atividade 5: entregar a coleção inteira</w:t>
+      </w:r>
+      <w:r>
+        <w:t xml:space="preserve"> </w:t>
+      </w:r>
+      <w:r>
+        <w:t>permite que qualquer código a mutue sem o Usuario saber. Se precisar</w:t>
+      </w:r>
+      <w:r>
+        <w:t xml:space="preserve"> </w:t>
+      </w:r>
+      <w:r>
+        <w:t>de acesso real, criamos um método específico (contemFavorito), não</w:t>
+      </w:r>
+      <w:r>
+        <w:t xml:space="preserve"> </w:t>
+      </w:r>
+      <w:r>
+        <w:t>expusemos a lista.</w:t>
       </w:r>
     </w:p>
     <w:p>
       <w:pPr>
         <w:pStyle w:val="Ttulo2"/>
       </w:pPr>
-      <w:proofErr w:type="spellStart"/>
-      <w:r>
-        <w:t>Atividade</w:t>
-      </w:r>
-      <w:proofErr w:type="spellEnd"/>
+      <w:r>
+        <w:t xml:space="preserve">Atividade </w:t>
+      </w:r>
+      <w:r>
+        <w:t>8</w:t>
+      </w:r>
+      <w:r>
+        <w:t xml:space="preserve"> — Testes de estado válido e inválido</w:t>
+      </w:r>
+    </w:p>
+    <w:p>
+      <w:r>
+        <w:t>No Main, demonstrem pelo menos:</w:t>
+      </w:r>
+    </w:p>
+    <w:p>
+      <w:pPr>
+        <w:pStyle w:val="Commarcadores"/>
+      </w:pPr>
+      <w:r>
+        <w:t>2 criações válidas de objetos;</w:t>
+      </w:r>
+    </w:p>
+    <w:p>
+      <w:pPr>
+        <w:pStyle w:val="Commarcadores"/>
+      </w:pPr>
+      <w:r>
+        <w:t>2 operações válidas;</w:t>
+      </w:r>
+    </w:p>
+    <w:p>
+      <w:pPr>
+        <w:pStyle w:val="Commarcadores"/>
+      </w:pPr>
+      <w:r>
+        <w:t>2 tentativas de alteração inválida e o comportamento adotado pelo programa;</w:t>
+      </w:r>
+    </w:p>
+    <w:p>
+      <w:pPr>
+        <w:pStyle w:val="Commarcadores"/>
+      </w:pPr>
+      <w:r>
+        <w:t>1 caso em que um método de negócio protege melhor o objeto do que um setter genérico.</w:t>
+      </w:r>
+    </w:p>
+    <w:p>
+      <w:pPr>
+        <w:pStyle w:val="Commarcadores"/>
+        <w:numPr>
+          <w:ilvl w:val="0"/>
+          <w:numId w:val="0"/>
+        </w:numPr>
+      </w:pPr>
+    </w:p>
+    <w:p>
+      <w:pPr>
+        <w:pStyle w:val="Commarcadores"/>
+        <w:numPr>
+          <w:ilvl w:val="0"/>
+          <w:numId w:val="0"/>
+        </w:numPr>
+      </w:pPr>
+    </w:p>
+    <w:p>
+      <w:pPr>
+        <w:pStyle w:val="Commarcadores"/>
+        <w:numPr>
+          <w:ilvl w:val="0"/>
+          <w:numId w:val="0"/>
+        </w:numPr>
+      </w:pPr>
+    </w:p>
+    <w:p>
+      <w:pPr>
+        <w:pStyle w:val="Commarcadores"/>
+        <w:numPr>
+          <w:ilvl w:val="0"/>
+          <w:numId w:val="0"/>
+        </w:numPr>
+        <w:ind w:left="360" w:hanging="360"/>
+      </w:pPr>
+      <w:r>
+        <w:t>R= Main demonstra:</w:t>
+      </w:r>
+    </w:p>
+    <w:p>
+      <w:pPr>
+        <w:pStyle w:val="Commarcadores"/>
+        <w:numPr>
+          <w:ilvl w:val="0"/>
+          <w:numId w:val="0"/>
+        </w:numPr>
+        <w:ind w:left="360" w:hanging="360"/>
+      </w:pPr>
+    </w:p>
+    <w:p>
+      <w:pPr>
+        <w:pStyle w:val="Commarcadores"/>
+        <w:numPr>
+          <w:ilvl w:val="0"/>
+          <w:numId w:val="0"/>
+        </w:numPr>
+        <w:ind w:left="360" w:hanging="360"/>
+      </w:pPr>
+      <w:r>
+        <w:t>Criações válidas:</w:t>
+      </w:r>
+    </w:p>
+    <w:p>
+      <w:pPr>
+        <w:pStyle w:val="Commarcadores"/>
+        <w:numPr>
+          <w:ilvl w:val="0"/>
+          <w:numId w:val="23"/>
+        </w:numPr>
+      </w:pPr>
+      <w:r>
+        <w:t>Usuario "Cleber" com Assinatura "Basico"</w:t>
+      </w:r>
+    </w:p>
+    <w:p>
+      <w:pPr>
+        <w:pStyle w:val="Commarcadores"/>
+        <w:numPr>
+          <w:ilvl w:val="0"/>
+          <w:numId w:val="23"/>
+        </w:numPr>
+      </w:pPr>
+      <w:r>
+        <w:t>Usuario "Guilherme" com Assinatura "Premium"</w:t>
+      </w:r>
       <w:r>
         <w:t xml:space="preserve"> </w:t>
       </w:r>
       <w:r>
-        <w:t>8</w:t>
-      </w:r>
-      <w:r>
-        <w:t xml:space="preserve"> — Testes de estado válido e inválido</w:t>
-      </w:r>
-    </w:p>
-    <w:p>
-      <w:r>
-        <w:t>No Main, demonstrem pelo menos:</w:t>
+        <w:t>(6 usuários no total com planos diferentes)</w:t>
       </w:r>
     </w:p>
     <w:p>
       <w:pPr>
         <w:pStyle w:val="Commarcadores"/>
-      </w:pPr>
-      <w:r>
-        <w:t>2 criações válidas de objetos;</w:t>
-      </w:r>
+        <w:numPr>
+          <w:ilvl w:val="0"/>
+          <w:numId w:val="0"/>
+        </w:numPr>
+        <w:ind w:left="360" w:hanging="360"/>
+      </w:pPr>
     </w:p>
     <w:p>
       <w:pPr>
         <w:pStyle w:val="Commarcadores"/>
+        <w:numPr>
+          <w:ilvl w:val="0"/>
+          <w:numId w:val="0"/>
+        </w:numPr>
+        <w:ind w:left="360" w:hanging="360"/>
+      </w:pPr>
+      <w:r>
+        <w:t>Operações válidas:</w:t>
+      </w:r>
+    </w:p>
+    <w:p>
+      <w:pPr>
+        <w:pStyle w:val="Commarcadores"/>
+        <w:numPr>
+          <w:ilvl w:val="0"/>
+          <w:numId w:val="25"/>
+        </w:numPr>
       </w:pPr>
       <w:r>
         <w:lastRenderedPageBreak/>
-        <w:t>2 operações válidas;</w:t>
+        <w:t>serie1.adicionarEpisodio(episodio1)</w:t>
       </w:r>
     </w:p>
     <w:p>
       <w:pPr>
         <w:pStyle w:val="Commarcadores"/>
-      </w:pPr>
-      <w:r>
-        <w:t>2 tentativas de alteração inválida e o comportamento adotado pelo programa;</w:t>
+        <w:numPr>
+          <w:ilvl w:val="0"/>
+          <w:numId w:val="25"/>
+        </w:numPr>
+      </w:pPr>
+      <w:r>
+        <w:t>usuario1.adicionarFavorito(filme1)</w:t>
       </w:r>
     </w:p>
     <w:p>
       <w:pPr>
         <w:pStyle w:val="Commarcadores"/>
-      </w:pPr>
-      <w:r>
-        <w:t>1 caso em que um método de negócio protege melhor o objeto do que um setter genérico.</w:t>
+        <w:numPr>
+          <w:ilvl w:val="0"/>
+          <w:numId w:val="0"/>
+        </w:numPr>
+        <w:ind w:left="360" w:hanging="360"/>
+      </w:pPr>
+    </w:p>
+    <w:p>
+      <w:pPr>
+        <w:pStyle w:val="Commarcadores"/>
+        <w:numPr>
+          <w:ilvl w:val="0"/>
+          <w:numId w:val="0"/>
+        </w:numPr>
+        <w:ind w:left="360" w:hanging="360"/>
+      </w:pPr>
+      <w:r>
+        <w:t>Tentativas inválidas (comportamento: IllegalArgumentException):</w:t>
+      </w:r>
+    </w:p>
+    <w:p>
+      <w:pPr>
+        <w:pStyle w:val="Commarcadores"/>
+        <w:numPr>
+          <w:ilvl w:val="0"/>
+          <w:numId w:val="26"/>
+        </w:numPr>
+      </w:pPr>
+      <w:r>
+        <w:t>usuario.adicionarFavorito(null) — rejeita com "O filme não pode ser nulo"</w:t>
+      </w:r>
+    </w:p>
+    <w:p>
+      <w:pPr>
+        <w:pStyle w:val="Commarcadores"/>
+        <w:numPr>
+          <w:ilvl w:val="0"/>
+          <w:numId w:val="26"/>
+        </w:numPr>
+      </w:pPr>
+      <w:r>
+        <w:t>usuario.adicionarFavorito(filme já nos favoritos) — rejeita com "Esse filme já está nos favoritos"</w:t>
+      </w:r>
+    </w:p>
+    <w:p>
+      <w:pPr>
+        <w:pStyle w:val="Commarcadores"/>
+        <w:numPr>
+          <w:ilvl w:val="0"/>
+          <w:numId w:val="0"/>
+        </w:numPr>
+        <w:ind w:left="360"/>
+      </w:pPr>
+    </w:p>
+    <w:p>
+      <w:pPr>
+        <w:pStyle w:val="Commarcadores"/>
+        <w:numPr>
+          <w:ilvl w:val="0"/>
+          <w:numId w:val="0"/>
+        </w:numPr>
+      </w:pPr>
+    </w:p>
+    <w:p>
+      <w:pPr>
+        <w:pStyle w:val="Commarcadores"/>
+        <w:numPr>
+          <w:ilvl w:val="0"/>
+          <w:numId w:val="0"/>
+        </w:numPr>
+        <w:ind w:left="360" w:hanging="360"/>
+      </w:pPr>
+      <w:r>
+        <w:t>Método de negócio protegendo melhor que setter:</w:t>
+      </w:r>
+    </w:p>
+    <w:p>
+      <w:pPr>
+        <w:pStyle w:val="Commarcadores"/>
+        <w:numPr>
+          <w:ilvl w:val="0"/>
+          <w:numId w:val="0"/>
+        </w:numPr>
+        <w:ind w:left="360"/>
+      </w:pPr>
+      <w:r>
+        <w:t>adicionarFavorito() não é um setter que apenas troca a lista.</w:t>
+      </w:r>
+      <w:r>
+        <w:t xml:space="preserve"> </w:t>
+      </w:r>
+      <w:r>
+        <w:t xml:space="preserve">É um método que valida null, evita duplicata e poderia </w:t>
+      </w:r>
+      <w:r>
+        <w:t xml:space="preserve">Validar </w:t>
+      </w:r>
+      <w:r>
+        <w:t>se o usuário tem acesso ao plano do conteúdo. Um setter simples</w:t>
+      </w:r>
+      <w:r>
+        <w:t xml:space="preserve"> </w:t>
+      </w:r>
+      <w:r>
+        <w:t>não conseguiria fazer essas proteções.</w:t>
       </w:r>
     </w:p>
     <w:p>
       <w:pPr>
         <w:pStyle w:val="Ttulo2"/>
       </w:pPr>
-      <w:proofErr w:type="spellStart"/>
-      <w:r>
-        <w:t>Atividade</w:t>
-      </w:r>
-      <w:proofErr w:type="spellEnd"/>
-      <w:r>
-        <w:t xml:space="preserve"> </w:t>
+      <w:r>
+        <w:t xml:space="preserve">Atividade </w:t>
       </w:r>
       <w:r>
         <w:t>9</w:t>
       </w:r>
       <w:r>
-        <w:t xml:space="preserve"> — </w:t>
-      </w:r>
-      <w:proofErr w:type="spellStart"/>
-      <w:r>
-        <w:t>Defesa</w:t>
-      </w:r>
-      <w:proofErr w:type="spellEnd"/>
-      <w:r>
-        <w:t xml:space="preserve"> final da Etapa 2</w:t>
+        <w:t xml:space="preserve"> — Defesa final da Etapa 2</w:t>
       </w:r>
     </w:p>
     <w:p>
@@ -6399,7 +3592,7 @@
         <w:tblLook w:val="04A0" w:firstRow="1" w:lastRow="0" w:firstColumn="1" w:lastColumn="0" w:noHBand="0" w:noVBand="1"/>
       </w:tblPr>
       <w:tblGrid>
-        <w:gridCol w:w="9964"/>
+        <w:gridCol w:w="9954"/>
       </w:tblGrid>
       <w:tr>
         <w:trPr>
@@ -6453,7 +3646,7 @@
         <w:tblLook w:val="04A0" w:firstRow="1" w:lastRow="0" w:firstColumn="1" w:lastColumn="0" w:noHBand="0" w:noVBand="1"/>
       </w:tblPr>
       <w:tblGrid>
-        <w:gridCol w:w="9964"/>
+        <w:gridCol w:w="9954"/>
       </w:tblGrid>
       <w:tr>
         <w:trPr>
@@ -6575,7 +3768,7 @@
         <w:tblLook w:val="04A0" w:firstRow="1" w:lastRow="0" w:firstColumn="1" w:lastColumn="0" w:noHBand="0" w:noVBand="1"/>
       </w:tblPr>
       <w:tblGrid>
-        <w:gridCol w:w="9964"/>
+        <w:gridCol w:w="9954"/>
       </w:tblGrid>
       <w:tr>
         <w:trPr>
@@ -6641,6 +3834,7 @@
     </w:p>
     <w:p>
       <w:r>
+        <w:lastRenderedPageBreak/>
         <w:t>3. Por que os atributos foram declarados private após a refatoração?</w:t>
       </w:r>
     </w:p>
@@ -6674,7 +3868,6 @@
         <w:pStyle w:val="Ttulo1"/>
       </w:pPr>
       <w:r>
-        <w:lastRenderedPageBreak/>
         <w:t>3</w:t>
       </w:r>
       <w:r>
@@ -6689,9 +3882,9 @@
         <w:tblLook w:val="04A0" w:firstRow="1" w:lastRow="0" w:firstColumn="1" w:lastColumn="0" w:noHBand="0" w:noVBand="1"/>
       </w:tblPr>
       <w:tblGrid>
-        <w:gridCol w:w="3321"/>
-        <w:gridCol w:w="3321"/>
-        <w:gridCol w:w="3321"/>
+        <w:gridCol w:w="3318"/>
+        <w:gridCol w:w="3317"/>
+        <w:gridCol w:w="3319"/>
       </w:tblGrid>
       <w:tr>
         <w:trPr>
@@ -6942,7 +4135,7 @@
         <w:tblLook w:val="04A0" w:firstRow="1" w:lastRow="0" w:firstColumn="1" w:lastColumn="0" w:noHBand="0" w:noVBand="1"/>
       </w:tblPr>
       <w:tblGrid>
-        <w:gridCol w:w="9964"/>
+        <w:gridCol w:w="9954"/>
       </w:tblGrid>
       <w:tr>
         <w:trPr>
@@ -6989,7 +4182,7 @@
       </w:pPr>
     </w:p>
     <w:sectPr>
-      <w:footerReference w:type="default" r:id="rId8"/>
+      <w:footerReference w:type="default" r:id="rId10"/>
       <w:pgSz w:w="12240" w:h="15840"/>
       <w:pgMar w:top="965" w:right="1138" w:bottom="965" w:left="1138" w:header="720" w:footer="720" w:gutter="0"/>
       <w:cols w:space="720"/>
@@ -7031,53 +4224,12 @@
       <w:pStyle w:val="Rodap"/>
       <w:jc w:val="center"/>
     </w:pPr>
-    <w:proofErr w:type="spellStart"/>
     <w:r>
       <w:rPr>
         <w:color w:val="787878"/>
         <w:sz w:val="16"/>
       </w:rPr>
-      <w:t>Programação</w:t>
-    </w:r>
-    <w:proofErr w:type="spellEnd"/>
-    <w:r>
-      <w:rPr>
-        <w:color w:val="787878"/>
-        <w:sz w:val="16"/>
-      </w:rPr>
-      <w:t xml:space="preserve"> </w:t>
-    </w:r>
-    <w:proofErr w:type="spellStart"/>
-    <w:r>
-      <w:rPr>
-        <w:color w:val="787878"/>
-        <w:sz w:val="16"/>
-      </w:rPr>
-      <w:t>Orientada</w:t>
-    </w:r>
-    <w:proofErr w:type="spellEnd"/>
-    <w:r>
-      <w:rPr>
-        <w:color w:val="787878"/>
-        <w:sz w:val="16"/>
-      </w:rPr>
-      <w:t xml:space="preserve"> a </w:t>
-    </w:r>
-    <w:proofErr w:type="spellStart"/>
-    <w:r>
-      <w:rPr>
-        <w:color w:val="787878"/>
-        <w:sz w:val="16"/>
-      </w:rPr>
-      <w:t>Objetos</w:t>
-    </w:r>
-    <w:proofErr w:type="spellEnd"/>
-    <w:r>
-      <w:rPr>
-        <w:color w:val="787878"/>
-        <w:sz w:val="16"/>
-      </w:rPr>
-      <w:t xml:space="preserve"> • 2026/2</w:t>
+      <w:t>Programação Orientada a Objetos • 2026/2</w:t>
     </w:r>
   </w:p>
 </w:ftr>
@@ -7282,6 +4434,181 @@
     </w:lvl>
   </w:abstractNum>
   <w:abstractNum w:abstractNumId="9" w15:restartNumberingAfterBreak="0">
+    <w:nsid w:val="00C12817"/>
+    <w:multiLevelType w:val="hybridMultilevel"/>
+    <w:tmpl w:val="6D6C3408"/>
+    <w:lvl w:ilvl="0" w:tplc="0416000F">
+      <w:start w:val="1"/>
+      <w:numFmt w:val="decimal"/>
+      <w:lvlText w:val="%1."/>
+      <w:lvlJc w:val="left"/>
+      <w:pPr>
+        <w:ind w:left="720" w:hanging="360"/>
+      </w:pPr>
+    </w:lvl>
+    <w:lvl w:ilvl="1" w:tplc="04160019" w:tentative="1">
+      <w:start w:val="1"/>
+      <w:numFmt w:val="lowerLetter"/>
+      <w:lvlText w:val="%2."/>
+      <w:lvlJc w:val="left"/>
+      <w:pPr>
+        <w:ind w:left="1440" w:hanging="360"/>
+      </w:pPr>
+    </w:lvl>
+    <w:lvl w:ilvl="2" w:tplc="0416001B" w:tentative="1">
+      <w:start w:val="1"/>
+      <w:numFmt w:val="lowerRoman"/>
+      <w:lvlText w:val="%3."/>
+      <w:lvlJc w:val="right"/>
+      <w:pPr>
+        <w:ind w:left="2160" w:hanging="180"/>
+      </w:pPr>
+    </w:lvl>
+    <w:lvl w:ilvl="3" w:tplc="0416000F" w:tentative="1">
+      <w:start w:val="1"/>
+      <w:numFmt w:val="decimal"/>
+      <w:lvlText w:val="%4."/>
+      <w:lvlJc w:val="left"/>
+      <w:pPr>
+        <w:ind w:left="2880" w:hanging="360"/>
+      </w:pPr>
+    </w:lvl>
+    <w:lvl w:ilvl="4" w:tplc="04160019" w:tentative="1">
+      <w:start w:val="1"/>
+      <w:numFmt w:val="lowerLetter"/>
+      <w:lvlText w:val="%5."/>
+      <w:lvlJc w:val="left"/>
+      <w:pPr>
+        <w:ind w:left="3600" w:hanging="360"/>
+      </w:pPr>
+    </w:lvl>
+    <w:lvl w:ilvl="5" w:tplc="0416001B" w:tentative="1">
+      <w:start w:val="1"/>
+      <w:numFmt w:val="lowerRoman"/>
+      <w:lvlText w:val="%6."/>
+      <w:lvlJc w:val="right"/>
+      <w:pPr>
+        <w:ind w:left="4320" w:hanging="180"/>
+      </w:pPr>
+    </w:lvl>
+    <w:lvl w:ilvl="6" w:tplc="0416000F" w:tentative="1">
+      <w:start w:val="1"/>
+      <w:numFmt w:val="decimal"/>
+      <w:lvlText w:val="%7."/>
+      <w:lvlJc w:val="left"/>
+      <w:pPr>
+        <w:ind w:left="5040" w:hanging="360"/>
+      </w:pPr>
+    </w:lvl>
+    <w:lvl w:ilvl="7" w:tplc="04160019" w:tentative="1">
+      <w:start w:val="1"/>
+      <w:numFmt w:val="lowerLetter"/>
+      <w:lvlText w:val="%8."/>
+      <w:lvlJc w:val="left"/>
+      <w:pPr>
+        <w:ind w:left="5760" w:hanging="360"/>
+      </w:pPr>
+    </w:lvl>
+    <w:lvl w:ilvl="8" w:tplc="0416001B" w:tentative="1">
+      <w:start w:val="1"/>
+      <w:numFmt w:val="lowerRoman"/>
+      <w:lvlText w:val="%9."/>
+      <w:lvlJc w:val="right"/>
+      <w:pPr>
+        <w:ind w:left="6480" w:hanging="180"/>
+      </w:pPr>
+    </w:lvl>
+  </w:abstractNum>
+  <w:abstractNum w:abstractNumId="10" w15:restartNumberingAfterBreak="0">
+    <w:nsid w:val="0204748F"/>
+    <w:multiLevelType w:val="hybridMultilevel"/>
+    <w:tmpl w:val="62B897FC"/>
+    <w:lvl w:ilvl="0" w:tplc="0416000F">
+      <w:start w:val="1"/>
+      <w:numFmt w:val="decimal"/>
+      <w:lvlText w:val="%1."/>
+      <w:lvlJc w:val="left"/>
+      <w:pPr>
+        <w:ind w:left="720" w:hanging="360"/>
+      </w:pPr>
+      <w:rPr>
+        <w:rFonts w:hint="default"/>
+      </w:rPr>
+    </w:lvl>
+    <w:lvl w:ilvl="1" w:tplc="04160019" w:tentative="1">
+      <w:start w:val="1"/>
+      <w:numFmt w:val="lowerLetter"/>
+      <w:lvlText w:val="%2."/>
+      <w:lvlJc w:val="left"/>
+      <w:pPr>
+        <w:ind w:left="1440" w:hanging="360"/>
+      </w:pPr>
+    </w:lvl>
+    <w:lvl w:ilvl="2" w:tplc="0416001B" w:tentative="1">
+      <w:start w:val="1"/>
+      <w:numFmt w:val="lowerRoman"/>
+      <w:lvlText w:val="%3."/>
+      <w:lvlJc w:val="right"/>
+      <w:pPr>
+        <w:ind w:left="2160" w:hanging="180"/>
+      </w:pPr>
+    </w:lvl>
+    <w:lvl w:ilvl="3" w:tplc="0416000F" w:tentative="1">
+      <w:start w:val="1"/>
+      <w:numFmt w:val="decimal"/>
+      <w:lvlText w:val="%4."/>
+      <w:lvlJc w:val="left"/>
+      <w:pPr>
+        <w:ind w:left="2880" w:hanging="360"/>
+      </w:pPr>
+    </w:lvl>
+    <w:lvl w:ilvl="4" w:tplc="04160019" w:tentative="1">
+      <w:start w:val="1"/>
+      <w:numFmt w:val="lowerLetter"/>
+      <w:lvlText w:val="%5."/>
+      <w:lvlJc w:val="left"/>
+      <w:pPr>
+        <w:ind w:left="3600" w:hanging="360"/>
+      </w:pPr>
+    </w:lvl>
+    <w:lvl w:ilvl="5" w:tplc="0416001B" w:tentative="1">
+      <w:start w:val="1"/>
+      <w:numFmt w:val="lowerRoman"/>
+      <w:lvlText w:val="%6."/>
+      <w:lvlJc w:val="right"/>
+      <w:pPr>
+        <w:ind w:left="4320" w:hanging="180"/>
+      </w:pPr>
+    </w:lvl>
+    <w:lvl w:ilvl="6" w:tplc="0416000F" w:tentative="1">
+      <w:start w:val="1"/>
+      <w:numFmt w:val="decimal"/>
+      <w:lvlText w:val="%7."/>
+      <w:lvlJc w:val="left"/>
+      <w:pPr>
+        <w:ind w:left="5040" w:hanging="360"/>
+      </w:pPr>
+    </w:lvl>
+    <w:lvl w:ilvl="7" w:tplc="04160019" w:tentative="1">
+      <w:start w:val="1"/>
+      <w:numFmt w:val="lowerLetter"/>
+      <w:lvlText w:val="%8."/>
+      <w:lvlJc w:val="left"/>
+      <w:pPr>
+        <w:ind w:left="5760" w:hanging="360"/>
+      </w:pPr>
+    </w:lvl>
+    <w:lvl w:ilvl="8" w:tplc="0416001B" w:tentative="1">
+      <w:start w:val="1"/>
+      <w:numFmt w:val="lowerRoman"/>
+      <w:lvlText w:val="%9."/>
+      <w:lvlJc w:val="right"/>
+      <w:pPr>
+        <w:ind w:left="6480" w:hanging="180"/>
+      </w:pPr>
+    </w:lvl>
+  </w:abstractNum>
+  <w:abstractNum w:abstractNumId="11" w15:restartNumberingAfterBreak="0">
     <w:nsid w:val="02287227"/>
     <w:multiLevelType w:val="hybridMultilevel"/>
     <w:tmpl w:val="19AE9478"/>
@@ -7367,7 +4694,7 @@
       </w:pPr>
     </w:lvl>
   </w:abstractNum>
-  <w:abstractNum w:abstractNumId="10" w15:restartNumberingAfterBreak="0">
+  <w:abstractNum w:abstractNumId="12" w15:restartNumberingAfterBreak="0">
     <w:nsid w:val="0D1764F1"/>
     <w:multiLevelType w:val="hybridMultilevel"/>
     <w:tmpl w:val="6638E3E4"/>
@@ -7453,7 +4780,120 @@
       </w:pPr>
     </w:lvl>
   </w:abstractNum>
-  <w:abstractNum w:abstractNumId="11" w15:restartNumberingAfterBreak="0">
+  <w:abstractNum w:abstractNumId="13" w15:restartNumberingAfterBreak="0">
+    <w:nsid w:val="123F26D9"/>
+    <w:multiLevelType w:val="hybridMultilevel"/>
+    <w:tmpl w:val="FF727C62"/>
+    <w:lvl w:ilvl="0" w:tplc="04160001">
+      <w:start w:val="1"/>
+      <w:numFmt w:val="bullet"/>
+      <w:lvlText w:val=""/>
+      <w:lvlJc w:val="left"/>
+      <w:pPr>
+        <w:ind w:left="720" w:hanging="360"/>
+      </w:pPr>
+      <w:rPr>
+        <w:rFonts w:ascii="Symbol" w:hAnsi="Symbol" w:hint="default"/>
+      </w:rPr>
+    </w:lvl>
+    <w:lvl w:ilvl="1" w:tplc="40D45112">
+      <w:start w:val="5"/>
+      <w:numFmt w:val="bullet"/>
+      <w:lvlText w:val="-"/>
+      <w:lvlJc w:val="left"/>
+      <w:pPr>
+        <w:ind w:left="1440" w:hanging="360"/>
+      </w:pPr>
+      <w:rPr>
+        <w:rFonts w:ascii="Aptos" w:eastAsiaTheme="minorEastAsia" w:hAnsi="Aptos" w:cstheme="minorBidi" w:hint="default"/>
+      </w:rPr>
+    </w:lvl>
+    <w:lvl w:ilvl="2" w:tplc="04160005" w:tentative="1">
+      <w:start w:val="1"/>
+      <w:numFmt w:val="bullet"/>
+      <w:lvlText w:val=""/>
+      <w:lvlJc w:val="left"/>
+      <w:pPr>
+        <w:ind w:left="2160" w:hanging="360"/>
+      </w:pPr>
+      <w:rPr>
+        <w:rFonts w:ascii="Wingdings" w:hAnsi="Wingdings" w:hint="default"/>
+      </w:rPr>
+    </w:lvl>
+    <w:lvl w:ilvl="3" w:tplc="04160001" w:tentative="1">
+      <w:start w:val="1"/>
+      <w:numFmt w:val="bullet"/>
+      <w:lvlText w:val=""/>
+      <w:lvlJc w:val="left"/>
+      <w:pPr>
+        <w:ind w:left="2880" w:hanging="360"/>
+      </w:pPr>
+      <w:rPr>
+        <w:rFonts w:ascii="Symbol" w:hAnsi="Symbol" w:hint="default"/>
+      </w:rPr>
+    </w:lvl>
+    <w:lvl w:ilvl="4" w:tplc="04160003" w:tentative="1">
+      <w:start w:val="1"/>
+      <w:numFmt w:val="bullet"/>
+      <w:lvlText w:val="o"/>
+      <w:lvlJc w:val="left"/>
+      <w:pPr>
+        <w:ind w:left="3600" w:hanging="360"/>
+      </w:pPr>
+      <w:rPr>
+        <w:rFonts w:ascii="Courier New" w:hAnsi="Courier New" w:cs="Courier New" w:hint="default"/>
+      </w:rPr>
+    </w:lvl>
+    <w:lvl w:ilvl="5" w:tplc="04160005" w:tentative="1">
+      <w:start w:val="1"/>
+      <w:numFmt w:val="bullet"/>
+      <w:lvlText w:val=""/>
+      <w:lvlJc w:val="left"/>
+      <w:pPr>
+        <w:ind w:left="4320" w:hanging="360"/>
+      </w:pPr>
+      <w:rPr>
+        <w:rFonts w:ascii="Wingdings" w:hAnsi="Wingdings" w:hint="default"/>
+      </w:rPr>
+    </w:lvl>
+    <w:lvl w:ilvl="6" w:tplc="04160001" w:tentative="1">
+      <w:start w:val="1"/>
+      <w:numFmt w:val="bullet"/>
+      <w:lvlText w:val=""/>
+      <w:lvlJc w:val="left"/>
+      <w:pPr>
+        <w:ind w:left="5040" w:hanging="360"/>
+      </w:pPr>
+      <w:rPr>
+        <w:rFonts w:ascii="Symbol" w:hAnsi="Symbol" w:hint="default"/>
+      </w:rPr>
+    </w:lvl>
+    <w:lvl w:ilvl="7" w:tplc="04160003" w:tentative="1">
+      <w:start w:val="1"/>
+      <w:numFmt w:val="bullet"/>
+      <w:lvlText w:val="o"/>
+      <w:lvlJc w:val="left"/>
+      <w:pPr>
+        <w:ind w:left="5760" w:hanging="360"/>
+      </w:pPr>
+      <w:rPr>
+        <w:rFonts w:ascii="Courier New" w:hAnsi="Courier New" w:cs="Courier New" w:hint="default"/>
+      </w:rPr>
+    </w:lvl>
+    <w:lvl w:ilvl="8" w:tplc="04160005" w:tentative="1">
+      <w:start w:val="1"/>
+      <w:numFmt w:val="bullet"/>
+      <w:lvlText w:val=""/>
+      <w:lvlJc w:val="left"/>
+      <w:pPr>
+        <w:ind w:left="6480" w:hanging="360"/>
+      </w:pPr>
+      <w:rPr>
+        <w:rFonts w:ascii="Wingdings" w:hAnsi="Wingdings" w:hint="default"/>
+      </w:rPr>
+    </w:lvl>
+  </w:abstractNum>
+  <w:abstractNum w:abstractNumId="14" w15:restartNumberingAfterBreak="0">
     <w:nsid w:val="1E443AD8"/>
     <w:multiLevelType w:val="hybridMultilevel"/>
     <w:tmpl w:val="0992871E"/>
@@ -7566,7 +5006,7 @@
       </w:rPr>
     </w:lvl>
   </w:abstractNum>
-  <w:abstractNum w:abstractNumId="12" w15:restartNumberingAfterBreak="0">
+  <w:abstractNum w:abstractNumId="15" w15:restartNumberingAfterBreak="0">
     <w:nsid w:val="244A6605"/>
     <w:multiLevelType w:val="hybridMultilevel"/>
     <w:tmpl w:val="458CA1E0"/>
@@ -7655,7 +5095,7 @@
       </w:pPr>
     </w:lvl>
   </w:abstractNum>
-  <w:abstractNum w:abstractNumId="13" w15:restartNumberingAfterBreak="0">
+  <w:abstractNum w:abstractNumId="16" w15:restartNumberingAfterBreak="0">
     <w:nsid w:val="26082BFF"/>
     <w:multiLevelType w:val="hybridMultilevel"/>
     <w:tmpl w:val="6D32B8C0"/>
@@ -7744,7 +5184,7 @@
       </w:pPr>
     </w:lvl>
   </w:abstractNum>
-  <w:abstractNum w:abstractNumId="14" w15:restartNumberingAfterBreak="0">
+  <w:abstractNum w:abstractNumId="17" w15:restartNumberingAfterBreak="0">
     <w:nsid w:val="2D317A46"/>
     <w:multiLevelType w:val="hybridMultilevel"/>
     <w:tmpl w:val="32CE83DC"/>
@@ -7830,7 +5270,7 @@
       </w:pPr>
     </w:lvl>
   </w:abstractNum>
-  <w:abstractNum w:abstractNumId="15" w15:restartNumberingAfterBreak="0">
+  <w:abstractNum w:abstractNumId="18" w15:restartNumberingAfterBreak="0">
     <w:nsid w:val="3EF7575E"/>
     <w:multiLevelType w:val="hybridMultilevel"/>
     <w:tmpl w:val="F2E6266A"/>
@@ -7919,10 +5359,435 @@
       </w:pPr>
     </w:lvl>
   </w:abstractNum>
-  <w:abstractNum w:abstractNumId="16" w15:restartNumberingAfterBreak="0">
+  <w:abstractNum w:abstractNumId="19" w15:restartNumberingAfterBreak="0">
+    <w:nsid w:val="45F169D5"/>
+    <w:multiLevelType w:val="hybridMultilevel"/>
+    <w:tmpl w:val="0DAAB342"/>
+    <w:lvl w:ilvl="0" w:tplc="04160001">
+      <w:start w:val="1"/>
+      <w:numFmt w:val="bullet"/>
+      <w:lvlText w:val=""/>
+      <w:lvlJc w:val="left"/>
+      <w:pPr>
+        <w:ind w:left="720" w:hanging="360"/>
+      </w:pPr>
+      <w:rPr>
+        <w:rFonts w:ascii="Symbol" w:hAnsi="Symbol" w:hint="default"/>
+      </w:rPr>
+    </w:lvl>
+    <w:lvl w:ilvl="1" w:tplc="04160003" w:tentative="1">
+      <w:start w:val="1"/>
+      <w:numFmt w:val="bullet"/>
+      <w:lvlText w:val="o"/>
+      <w:lvlJc w:val="left"/>
+      <w:pPr>
+        <w:ind w:left="1440" w:hanging="360"/>
+      </w:pPr>
+      <w:rPr>
+        <w:rFonts w:ascii="Courier New" w:hAnsi="Courier New" w:cs="Courier New" w:hint="default"/>
+      </w:rPr>
+    </w:lvl>
+    <w:lvl w:ilvl="2" w:tplc="04160005" w:tentative="1">
+      <w:start w:val="1"/>
+      <w:numFmt w:val="bullet"/>
+      <w:lvlText w:val=""/>
+      <w:lvlJc w:val="left"/>
+      <w:pPr>
+        <w:ind w:left="2160" w:hanging="360"/>
+      </w:pPr>
+      <w:rPr>
+        <w:rFonts w:ascii="Wingdings" w:hAnsi="Wingdings" w:hint="default"/>
+      </w:rPr>
+    </w:lvl>
+    <w:lvl w:ilvl="3" w:tplc="04160001" w:tentative="1">
+      <w:start w:val="1"/>
+      <w:numFmt w:val="bullet"/>
+      <w:lvlText w:val=""/>
+      <w:lvlJc w:val="left"/>
+      <w:pPr>
+        <w:ind w:left="2880" w:hanging="360"/>
+      </w:pPr>
+      <w:rPr>
+        <w:rFonts w:ascii="Symbol" w:hAnsi="Symbol" w:hint="default"/>
+      </w:rPr>
+    </w:lvl>
+    <w:lvl w:ilvl="4" w:tplc="04160003" w:tentative="1">
+      <w:start w:val="1"/>
+      <w:numFmt w:val="bullet"/>
+      <w:lvlText w:val="o"/>
+      <w:lvlJc w:val="left"/>
+      <w:pPr>
+        <w:ind w:left="3600" w:hanging="360"/>
+      </w:pPr>
+      <w:rPr>
+        <w:rFonts w:ascii="Courier New" w:hAnsi="Courier New" w:cs="Courier New" w:hint="default"/>
+      </w:rPr>
+    </w:lvl>
+    <w:lvl w:ilvl="5" w:tplc="04160005" w:tentative="1">
+      <w:start w:val="1"/>
+      <w:numFmt w:val="bullet"/>
+      <w:lvlText w:val=""/>
+      <w:lvlJc w:val="left"/>
+      <w:pPr>
+        <w:ind w:left="4320" w:hanging="360"/>
+      </w:pPr>
+      <w:rPr>
+        <w:rFonts w:ascii="Wingdings" w:hAnsi="Wingdings" w:hint="default"/>
+      </w:rPr>
+    </w:lvl>
+    <w:lvl w:ilvl="6" w:tplc="04160001" w:tentative="1">
+      <w:start w:val="1"/>
+      <w:numFmt w:val="bullet"/>
+      <w:lvlText w:val=""/>
+      <w:lvlJc w:val="left"/>
+      <w:pPr>
+        <w:ind w:left="5040" w:hanging="360"/>
+      </w:pPr>
+      <w:rPr>
+        <w:rFonts w:ascii="Symbol" w:hAnsi="Symbol" w:hint="default"/>
+      </w:rPr>
+    </w:lvl>
+    <w:lvl w:ilvl="7" w:tplc="04160003" w:tentative="1">
+      <w:start w:val="1"/>
+      <w:numFmt w:val="bullet"/>
+      <w:lvlText w:val="o"/>
+      <w:lvlJc w:val="left"/>
+      <w:pPr>
+        <w:ind w:left="5760" w:hanging="360"/>
+      </w:pPr>
+      <w:rPr>
+        <w:rFonts w:ascii="Courier New" w:hAnsi="Courier New" w:cs="Courier New" w:hint="default"/>
+      </w:rPr>
+    </w:lvl>
+    <w:lvl w:ilvl="8" w:tplc="04160005" w:tentative="1">
+      <w:start w:val="1"/>
+      <w:numFmt w:val="bullet"/>
+      <w:lvlText w:val=""/>
+      <w:lvlJc w:val="left"/>
+      <w:pPr>
+        <w:ind w:left="6480" w:hanging="360"/>
+      </w:pPr>
+      <w:rPr>
+        <w:rFonts w:ascii="Wingdings" w:hAnsi="Wingdings" w:hint="default"/>
+      </w:rPr>
+    </w:lvl>
+  </w:abstractNum>
+  <w:abstractNum w:abstractNumId="20" w15:restartNumberingAfterBreak="0">
+    <w:nsid w:val="49FC1572"/>
+    <w:multiLevelType w:val="hybridMultilevel"/>
+    <w:tmpl w:val="B97C3DD8"/>
+    <w:lvl w:ilvl="0" w:tplc="04160001">
+      <w:start w:val="1"/>
+      <w:numFmt w:val="bullet"/>
+      <w:lvlText w:val=""/>
+      <w:lvlJc w:val="left"/>
+      <w:pPr>
+        <w:ind w:left="720" w:hanging="360"/>
+      </w:pPr>
+      <w:rPr>
+        <w:rFonts w:ascii="Symbol" w:hAnsi="Symbol" w:hint="default"/>
+      </w:rPr>
+    </w:lvl>
+    <w:lvl w:ilvl="1" w:tplc="04160003" w:tentative="1">
+      <w:start w:val="1"/>
+      <w:numFmt w:val="bullet"/>
+      <w:lvlText w:val="o"/>
+      <w:lvlJc w:val="left"/>
+      <w:pPr>
+        <w:ind w:left="1440" w:hanging="360"/>
+      </w:pPr>
+      <w:rPr>
+        <w:rFonts w:ascii="Courier New" w:hAnsi="Courier New" w:cs="Courier New" w:hint="default"/>
+      </w:rPr>
+    </w:lvl>
+    <w:lvl w:ilvl="2" w:tplc="04160005" w:tentative="1">
+      <w:start w:val="1"/>
+      <w:numFmt w:val="bullet"/>
+      <w:lvlText w:val=""/>
+      <w:lvlJc w:val="left"/>
+      <w:pPr>
+        <w:ind w:left="2160" w:hanging="360"/>
+      </w:pPr>
+      <w:rPr>
+        <w:rFonts w:ascii="Wingdings" w:hAnsi="Wingdings" w:hint="default"/>
+      </w:rPr>
+    </w:lvl>
+    <w:lvl w:ilvl="3" w:tplc="04160001" w:tentative="1">
+      <w:start w:val="1"/>
+      <w:numFmt w:val="bullet"/>
+      <w:lvlText w:val=""/>
+      <w:lvlJc w:val="left"/>
+      <w:pPr>
+        <w:ind w:left="2880" w:hanging="360"/>
+      </w:pPr>
+      <w:rPr>
+        <w:rFonts w:ascii="Symbol" w:hAnsi="Symbol" w:hint="default"/>
+      </w:rPr>
+    </w:lvl>
+    <w:lvl w:ilvl="4" w:tplc="04160003" w:tentative="1">
+      <w:start w:val="1"/>
+      <w:numFmt w:val="bullet"/>
+      <w:lvlText w:val="o"/>
+      <w:lvlJc w:val="left"/>
+      <w:pPr>
+        <w:ind w:left="3600" w:hanging="360"/>
+      </w:pPr>
+      <w:rPr>
+        <w:rFonts w:ascii="Courier New" w:hAnsi="Courier New" w:cs="Courier New" w:hint="default"/>
+      </w:rPr>
+    </w:lvl>
+    <w:lvl w:ilvl="5" w:tplc="04160005" w:tentative="1">
+      <w:start w:val="1"/>
+      <w:numFmt w:val="bullet"/>
+      <w:lvlText w:val=""/>
+      <w:lvlJc w:val="left"/>
+      <w:pPr>
+        <w:ind w:left="4320" w:hanging="360"/>
+      </w:pPr>
+      <w:rPr>
+        <w:rFonts w:ascii="Wingdings" w:hAnsi="Wingdings" w:hint="default"/>
+      </w:rPr>
+    </w:lvl>
+    <w:lvl w:ilvl="6" w:tplc="04160001" w:tentative="1">
+      <w:start w:val="1"/>
+      <w:numFmt w:val="bullet"/>
+      <w:lvlText w:val=""/>
+      <w:lvlJc w:val="left"/>
+      <w:pPr>
+        <w:ind w:left="5040" w:hanging="360"/>
+      </w:pPr>
+      <w:rPr>
+        <w:rFonts w:ascii="Symbol" w:hAnsi="Symbol" w:hint="default"/>
+      </w:rPr>
+    </w:lvl>
+    <w:lvl w:ilvl="7" w:tplc="04160003" w:tentative="1">
+      <w:start w:val="1"/>
+      <w:numFmt w:val="bullet"/>
+      <w:lvlText w:val="o"/>
+      <w:lvlJc w:val="left"/>
+      <w:pPr>
+        <w:ind w:left="5760" w:hanging="360"/>
+      </w:pPr>
+      <w:rPr>
+        <w:rFonts w:ascii="Courier New" w:hAnsi="Courier New" w:cs="Courier New" w:hint="default"/>
+      </w:rPr>
+    </w:lvl>
+    <w:lvl w:ilvl="8" w:tplc="04160005" w:tentative="1">
+      <w:start w:val="1"/>
+      <w:numFmt w:val="bullet"/>
+      <w:lvlText w:val=""/>
+      <w:lvlJc w:val="left"/>
+      <w:pPr>
+        <w:ind w:left="6480" w:hanging="360"/>
+      </w:pPr>
+      <w:rPr>
+        <w:rFonts w:ascii="Wingdings" w:hAnsi="Wingdings" w:hint="default"/>
+      </w:rPr>
+    </w:lvl>
+  </w:abstractNum>
+  <w:abstractNum w:abstractNumId="21" w15:restartNumberingAfterBreak="0">
+    <w:nsid w:val="4B040B01"/>
+    <w:multiLevelType w:val="hybridMultilevel"/>
+    <w:tmpl w:val="AEB28B50"/>
+    <w:lvl w:ilvl="0" w:tplc="04160001">
+      <w:start w:val="1"/>
+      <w:numFmt w:val="bullet"/>
+      <w:lvlText w:val=""/>
+      <w:lvlJc w:val="left"/>
+      <w:pPr>
+        <w:ind w:left="720" w:hanging="360"/>
+      </w:pPr>
+      <w:rPr>
+        <w:rFonts w:ascii="Symbol" w:hAnsi="Symbol" w:hint="default"/>
+      </w:rPr>
+    </w:lvl>
+    <w:lvl w:ilvl="1" w:tplc="04160003" w:tentative="1">
+      <w:start w:val="1"/>
+      <w:numFmt w:val="bullet"/>
+      <w:lvlText w:val="o"/>
+      <w:lvlJc w:val="left"/>
+      <w:pPr>
+        <w:ind w:left="1440" w:hanging="360"/>
+      </w:pPr>
+      <w:rPr>
+        <w:rFonts w:ascii="Courier New" w:hAnsi="Courier New" w:cs="Courier New" w:hint="default"/>
+      </w:rPr>
+    </w:lvl>
+    <w:lvl w:ilvl="2" w:tplc="04160005" w:tentative="1">
+      <w:start w:val="1"/>
+      <w:numFmt w:val="bullet"/>
+      <w:lvlText w:val=""/>
+      <w:lvlJc w:val="left"/>
+      <w:pPr>
+        <w:ind w:left="2160" w:hanging="360"/>
+      </w:pPr>
+      <w:rPr>
+        <w:rFonts w:ascii="Wingdings" w:hAnsi="Wingdings" w:hint="default"/>
+      </w:rPr>
+    </w:lvl>
+    <w:lvl w:ilvl="3" w:tplc="04160001" w:tentative="1">
+      <w:start w:val="1"/>
+      <w:numFmt w:val="bullet"/>
+      <w:lvlText w:val=""/>
+      <w:lvlJc w:val="left"/>
+      <w:pPr>
+        <w:ind w:left="2880" w:hanging="360"/>
+      </w:pPr>
+      <w:rPr>
+        <w:rFonts w:ascii="Symbol" w:hAnsi="Symbol" w:hint="default"/>
+      </w:rPr>
+    </w:lvl>
+    <w:lvl w:ilvl="4" w:tplc="04160003" w:tentative="1">
+      <w:start w:val="1"/>
+      <w:numFmt w:val="bullet"/>
+      <w:lvlText w:val="o"/>
+      <w:lvlJc w:val="left"/>
+      <w:pPr>
+        <w:ind w:left="3600" w:hanging="360"/>
+      </w:pPr>
+      <w:rPr>
+        <w:rFonts w:ascii="Courier New" w:hAnsi="Courier New" w:cs="Courier New" w:hint="default"/>
+      </w:rPr>
+    </w:lvl>
+    <w:lvl w:ilvl="5" w:tplc="04160005" w:tentative="1">
+      <w:start w:val="1"/>
+      <w:numFmt w:val="bullet"/>
+      <w:lvlText w:val=""/>
+      <w:lvlJc w:val="left"/>
+      <w:pPr>
+        <w:ind w:left="4320" w:hanging="360"/>
+      </w:pPr>
+      <w:rPr>
+        <w:rFonts w:ascii="Wingdings" w:hAnsi="Wingdings" w:hint="default"/>
+      </w:rPr>
+    </w:lvl>
+    <w:lvl w:ilvl="6" w:tplc="04160001" w:tentative="1">
+      <w:start w:val="1"/>
+      <w:numFmt w:val="bullet"/>
+      <w:lvlText w:val=""/>
+      <w:lvlJc w:val="left"/>
+      <w:pPr>
+        <w:ind w:left="5040" w:hanging="360"/>
+      </w:pPr>
+      <w:rPr>
+        <w:rFonts w:ascii="Symbol" w:hAnsi="Symbol" w:hint="default"/>
+      </w:rPr>
+    </w:lvl>
+    <w:lvl w:ilvl="7" w:tplc="04160003" w:tentative="1">
+      <w:start w:val="1"/>
+      <w:numFmt w:val="bullet"/>
+      <w:lvlText w:val="o"/>
+      <w:lvlJc w:val="left"/>
+      <w:pPr>
+        <w:ind w:left="5760" w:hanging="360"/>
+      </w:pPr>
+      <w:rPr>
+        <w:rFonts w:ascii="Courier New" w:hAnsi="Courier New" w:cs="Courier New" w:hint="default"/>
+      </w:rPr>
+    </w:lvl>
+    <w:lvl w:ilvl="8" w:tplc="04160005" w:tentative="1">
+      <w:start w:val="1"/>
+      <w:numFmt w:val="bullet"/>
+      <w:lvlText w:val=""/>
+      <w:lvlJc w:val="left"/>
+      <w:pPr>
+        <w:ind w:left="6480" w:hanging="360"/>
+      </w:pPr>
+      <w:rPr>
+        <w:rFonts w:ascii="Wingdings" w:hAnsi="Wingdings" w:hint="default"/>
+      </w:rPr>
+    </w:lvl>
+  </w:abstractNum>
+  <w:abstractNum w:abstractNumId="22" w15:restartNumberingAfterBreak="0">
     <w:nsid w:val="51FB4E49"/>
     <w:multiLevelType w:val="hybridMultilevel"/>
     <w:tmpl w:val="37AE6B2A"/>
+    <w:lvl w:ilvl="0" w:tplc="0416000F">
+      <w:start w:val="1"/>
+      <w:numFmt w:val="decimal"/>
+      <w:lvlText w:val="%1."/>
+      <w:lvlJc w:val="left"/>
+      <w:pPr>
+        <w:ind w:left="720" w:hanging="360"/>
+      </w:pPr>
+    </w:lvl>
+    <w:lvl w:ilvl="1" w:tplc="04160019" w:tentative="1">
+      <w:start w:val="1"/>
+      <w:numFmt w:val="lowerLetter"/>
+      <w:lvlText w:val="%2."/>
+      <w:lvlJc w:val="left"/>
+      <w:pPr>
+        <w:ind w:left="1440" w:hanging="360"/>
+      </w:pPr>
+    </w:lvl>
+    <w:lvl w:ilvl="2" w:tplc="0416001B" w:tentative="1">
+      <w:start w:val="1"/>
+      <w:numFmt w:val="lowerRoman"/>
+      <w:lvlText w:val="%3."/>
+      <w:lvlJc w:val="right"/>
+      <w:pPr>
+        <w:ind w:left="2160" w:hanging="180"/>
+      </w:pPr>
+    </w:lvl>
+    <w:lvl w:ilvl="3" w:tplc="0416000F" w:tentative="1">
+      <w:start w:val="1"/>
+      <w:numFmt w:val="decimal"/>
+      <w:lvlText w:val="%4."/>
+      <w:lvlJc w:val="left"/>
+      <w:pPr>
+        <w:ind w:left="2880" w:hanging="360"/>
+      </w:pPr>
+    </w:lvl>
+    <w:lvl w:ilvl="4" w:tplc="04160019" w:tentative="1">
+      <w:start w:val="1"/>
+      <w:numFmt w:val="lowerLetter"/>
+      <w:lvlText w:val="%5."/>
+      <w:lvlJc w:val="left"/>
+      <w:pPr>
+        <w:ind w:left="3600" w:hanging="360"/>
+      </w:pPr>
+    </w:lvl>
+    <w:lvl w:ilvl="5" w:tplc="0416001B" w:tentative="1">
+      <w:start w:val="1"/>
+      <w:numFmt w:val="lowerRoman"/>
+      <w:lvlText w:val="%6."/>
+      <w:lvlJc w:val="right"/>
+      <w:pPr>
+        <w:ind w:left="4320" w:hanging="180"/>
+      </w:pPr>
+    </w:lvl>
+    <w:lvl w:ilvl="6" w:tplc="0416000F" w:tentative="1">
+      <w:start w:val="1"/>
+      <w:numFmt w:val="decimal"/>
+      <w:lvlText w:val="%7."/>
+      <w:lvlJc w:val="left"/>
+      <w:pPr>
+        <w:ind w:left="5040" w:hanging="360"/>
+      </w:pPr>
+    </w:lvl>
+    <w:lvl w:ilvl="7" w:tplc="04160019" w:tentative="1">
+      <w:start w:val="1"/>
+      <w:numFmt w:val="lowerLetter"/>
+      <w:lvlText w:val="%8."/>
+      <w:lvlJc w:val="left"/>
+      <w:pPr>
+        <w:ind w:left="5760" w:hanging="360"/>
+      </w:pPr>
+    </w:lvl>
+    <w:lvl w:ilvl="8" w:tplc="0416001B" w:tentative="1">
+      <w:start w:val="1"/>
+      <w:numFmt w:val="lowerRoman"/>
+      <w:lvlText w:val="%9."/>
+      <w:lvlJc w:val="right"/>
+      <w:pPr>
+        <w:ind w:left="6480" w:hanging="180"/>
+      </w:pPr>
+    </w:lvl>
+  </w:abstractNum>
+  <w:abstractNum w:abstractNumId="23" w15:restartNumberingAfterBreak="0">
+    <w:nsid w:val="66506680"/>
+    <w:multiLevelType w:val="hybridMultilevel"/>
+    <w:tmpl w:val="24425FAC"/>
     <w:lvl w:ilvl="0" w:tplc="0416000F">
       <w:start w:val="1"/>
       <w:numFmt w:val="decimal"/>
@@ -8033,34 +5898,55 @@
     <w:abstractNumId w:val="0"/>
   </w:num>
   <w:num w:numId="10" w16cid:durableId="1979844235">
-    <w:abstractNumId w:val="12"/>
+    <w:abstractNumId w:val="15"/>
   </w:num>
   <w:num w:numId="11" w16cid:durableId="2037729925">
     <w:abstractNumId w:val="7"/>
   </w:num>
   <w:num w:numId="12" w16cid:durableId="1598176203">
-    <w:abstractNumId w:val="10"/>
+    <w:abstractNumId w:val="12"/>
   </w:num>
   <w:num w:numId="13" w16cid:durableId="1750616301">
-    <w:abstractNumId w:val="15"/>
+    <w:abstractNumId w:val="18"/>
   </w:num>
   <w:num w:numId="14" w16cid:durableId="1073621564">
-    <w:abstractNumId w:val="13"/>
+    <w:abstractNumId w:val="16"/>
   </w:num>
   <w:num w:numId="15" w16cid:durableId="1491630692">
+    <w:abstractNumId w:val="14"/>
+  </w:num>
+  <w:num w:numId="16" w16cid:durableId="37634931">
+    <w:abstractNumId w:val="22"/>
+  </w:num>
+  <w:num w:numId="17" w16cid:durableId="698818504">
     <w:abstractNumId w:val="11"/>
   </w:num>
-  <w:num w:numId="16" w16cid:durableId="37634931">
-    <w:abstractNumId w:val="16"/>
-  </w:num>
-  <w:num w:numId="17" w16cid:durableId="698818504">
-    <w:abstractNumId w:val="9"/>
-  </w:num>
   <w:num w:numId="18" w16cid:durableId="2088720347">
-    <w:abstractNumId w:val="14"/>
+    <w:abstractNumId w:val="17"/>
   </w:num>
   <w:num w:numId="19" w16cid:durableId="1159929983">
     <w:abstractNumId w:val="7"/>
+  </w:num>
+  <w:num w:numId="20" w16cid:durableId="1721436900">
+    <w:abstractNumId w:val="9"/>
+  </w:num>
+  <w:num w:numId="21" w16cid:durableId="428695877">
+    <w:abstractNumId w:val="23"/>
+  </w:num>
+  <w:num w:numId="22" w16cid:durableId="239828984">
+    <w:abstractNumId w:val="13"/>
+  </w:num>
+  <w:num w:numId="23" w16cid:durableId="791899234">
+    <w:abstractNumId w:val="19"/>
+  </w:num>
+  <w:num w:numId="24" w16cid:durableId="1985817260">
+    <w:abstractNumId w:val="10"/>
+  </w:num>
+  <w:num w:numId="25" w16cid:durableId="930550453">
+    <w:abstractNumId w:val="21"/>
+  </w:num>
+  <w:num w:numId="26" w16cid:durableId="1342968387">
+    <w:abstractNumId w:val="20"/>
   </w:num>
 </w:numbering>
 </file>
